--- a/Python Memory Management.docx
+++ b/Python Memory Management.docx
@@ -588,8 +588,364 @@
       </w:r>
     </w:p>
     <w:p>
-      <w:r>
+      <w:pPr>
+        <w:rPr>
+          <w:sz w:val="28"/>
+          <w:szCs w:val="28"/>
+        </w:rPr>
+      </w:pPr>
+      <w:r>
+        <w:rPr>
+          <w:sz w:val="28"/>
+          <w:szCs w:val="28"/>
+          <w:highlight w:val="cyan"/>
+        </w:rPr>
         <w:lastRenderedPageBreak/>
+        <w:t>I</w:t>
+      </w:r>
+      <w:r>
+        <w:rPr>
+          <w:sz w:val="28"/>
+          <w:szCs w:val="28"/>
+          <w:highlight w:val="cyan"/>
+        </w:rPr>
+        <w:t>n below script which reference will refer 10 then</w:t>
+      </w:r>
+      <w:r>
+        <w:rPr>
+          <w:sz w:val="28"/>
+          <w:szCs w:val="28"/>
+          <w:highlight w:val="cyan"/>
+        </w:rPr>
+        <w:t>?</w:t>
+      </w:r>
+    </w:p>
+    <w:p>
+      <w:r>
+        <w:t>In your code:</w:t>
+      </w:r>
+    </w:p>
+    <w:p>
+      <w:r>
+        <w:t>a = 10</w:t>
+      </w:r>
+      <w:r>
+        <w:br/>
+        <w:t>a = a + 1</w:t>
+      </w:r>
+    </w:p>
+    <w:p>
+      <w:pPr>
+        <w:rPr>
+          <w:b/>
+          <w:bCs/>
+        </w:rPr>
+      </w:pPr>
+      <w:r>
+        <w:rPr>
+          <w:b/>
+          <w:bCs/>
+        </w:rPr>
+        <w:t>Step-by-step explanation</w:t>
+      </w:r>
+    </w:p>
+    <w:p>
+      <w:pPr>
+        <w:numPr>
+          <w:ilvl w:val="0"/>
+          <w:numId w:val="51"/>
+        </w:numPr>
+      </w:pPr>
+      <w:r>
+        <w:rPr>
+          <w:b/>
+          <w:bCs/>
+        </w:rPr>
+        <w:t>a = 10</w:t>
+      </w:r>
+      <w:r>
+        <w:t xml:space="preserve"> </w:t>
+      </w:r>
+    </w:p>
+    <w:p>
+      <w:pPr>
+        <w:numPr>
+          <w:ilvl w:val="1"/>
+          <w:numId w:val="51"/>
+        </w:numPr>
+      </w:pPr>
+      <w:r>
+        <w:t xml:space="preserve">A reference a points to an integer object 10. </w:t>
+      </w:r>
+    </w:p>
+    <w:p>
+      <w:pPr>
+        <w:numPr>
+          <w:ilvl w:val="0"/>
+          <w:numId w:val="51"/>
+        </w:numPr>
+      </w:pPr>
+      <w:r>
+        <w:rPr>
+          <w:b/>
+          <w:bCs/>
+        </w:rPr>
+        <w:t>a = a + 1</w:t>
+      </w:r>
+      <w:r>
+        <w:t xml:space="preserve"> </w:t>
+      </w:r>
+    </w:p>
+    <w:p>
+      <w:pPr>
+        <w:numPr>
+          <w:ilvl w:val="1"/>
+          <w:numId w:val="51"/>
+        </w:numPr>
+      </w:pPr>
+      <w:r>
+        <w:t xml:space="preserve">Python does </w:t>
+      </w:r>
+      <w:r>
+        <w:rPr>
+          <w:b/>
+          <w:bCs/>
+        </w:rPr>
+        <w:t>not modify 10</w:t>
+      </w:r>
+      <w:r>
+        <w:t xml:space="preserve"> (because integers are immutable). </w:t>
+      </w:r>
+    </w:p>
+    <w:p>
+      <w:pPr>
+        <w:numPr>
+          <w:ilvl w:val="1"/>
+          <w:numId w:val="51"/>
+        </w:numPr>
+      </w:pPr>
+      <w:r>
+        <w:t xml:space="preserve">It creates a </w:t>
+      </w:r>
+      <w:r>
+        <w:rPr>
+          <w:b/>
+          <w:bCs/>
+        </w:rPr>
+        <w:t>new object 11</w:t>
+      </w:r>
+      <w:r>
+        <w:t xml:space="preserve">. </w:t>
+      </w:r>
+    </w:p>
+    <w:p>
+      <w:pPr>
+        <w:numPr>
+          <w:ilvl w:val="1"/>
+          <w:numId w:val="51"/>
+        </w:numPr>
+      </w:pPr>
+      <w:r>
+        <w:t xml:space="preserve">Then updates a to point to this new object. </w:t>
+      </w:r>
+    </w:p>
+    <w:p>
+      <w:pPr>
+        <w:rPr>
+          <w:b/>
+          <w:bCs/>
+        </w:rPr>
+      </w:pPr>
+      <w:r>
+        <w:rPr>
+          <w:b/>
+          <w:bCs/>
+        </w:rPr>
+        <w:t>So, which reference points to 10?</w:t>
+      </w:r>
+    </w:p>
+    <w:p>
+      <w:pPr>
+        <w:numPr>
+          <w:ilvl w:val="0"/>
+          <w:numId w:val="52"/>
+        </w:numPr>
+      </w:pPr>
+      <w:r>
+        <w:t xml:space="preserve">After execution: </w:t>
+      </w:r>
+    </w:p>
+    <w:p>
+      <w:pPr>
+        <w:numPr>
+          <w:ilvl w:val="1"/>
+          <w:numId w:val="52"/>
+        </w:numPr>
+      </w:pPr>
+      <w:r>
+        <w:t xml:space="preserve">a → points to 11 </w:t>
+      </w:r>
+    </w:p>
+    <w:p>
+      <w:pPr>
+        <w:numPr>
+          <w:ilvl w:val="1"/>
+          <w:numId w:val="52"/>
+        </w:numPr>
+      </w:pPr>
+      <w:r>
+        <w:rPr>
+          <w:b/>
+          <w:bCs/>
+        </w:rPr>
+        <w:t>No variable is pointing to 10 anymore</w:t>
+      </w:r>
+      <w:r>
+        <w:t xml:space="preserve"> (in this code) </w:t>
+      </w:r>
+    </w:p>
+    <w:p>
+      <w:pPr>
+        <w:rPr>
+          <w:b/>
+          <w:bCs/>
+        </w:rPr>
+      </w:pPr>
+      <w:r>
+        <w:rPr>
+          <w:b/>
+          <w:bCs/>
+        </w:rPr>
+        <w:t>What happens to 10?</w:t>
+      </w:r>
+    </w:p>
+    <w:p>
+      <w:pPr>
+        <w:numPr>
+          <w:ilvl w:val="0"/>
+          <w:numId w:val="53"/>
+        </w:numPr>
+      </w:pPr>
+      <w:r>
+        <w:t xml:space="preserve">The object 10 becomes </w:t>
+      </w:r>
+      <w:r>
+        <w:rPr>
+          <w:b/>
+          <w:bCs/>
+        </w:rPr>
+        <w:t>unreferenced</w:t>
+      </w:r>
+      <w:r>
+        <w:t xml:space="preserve"> </w:t>
+      </w:r>
+    </w:p>
+    <w:p>
+      <w:pPr>
+        <w:numPr>
+          <w:ilvl w:val="0"/>
+          <w:numId w:val="53"/>
+        </w:numPr>
+      </w:pPr>
+      <w:r>
+        <w:t xml:space="preserve">If no other variable is using it: </w:t>
+      </w:r>
+    </w:p>
+    <w:p>
+      <w:pPr>
+        <w:numPr>
+          <w:ilvl w:val="1"/>
+          <w:numId w:val="53"/>
+        </w:numPr>
+      </w:pPr>
+      <w:r>
+        <w:t xml:space="preserve">Its reference count becomes </w:t>
+      </w:r>
+      <w:r>
+        <w:rPr>
+          <w:b/>
+          <w:bCs/>
+        </w:rPr>
+        <w:t>0</w:t>
+      </w:r>
+      <w:r>
+        <w:t xml:space="preserve"> </w:t>
+      </w:r>
+    </w:p>
+    <w:p>
+      <w:pPr>
+        <w:numPr>
+          <w:ilvl w:val="1"/>
+          <w:numId w:val="53"/>
+        </w:numPr>
+      </w:pPr>
+      <w:r>
+        <w:t xml:space="preserve">It becomes eligible for </w:t>
+      </w:r>
+      <w:r>
+        <w:rPr>
+          <w:b/>
+          <w:bCs/>
+        </w:rPr>
+        <w:t>garbage collection</w:t>
+      </w:r>
+      <w:r>
+        <w:t xml:space="preserve"> </w:t>
+      </w:r>
+    </w:p>
+    <w:p>
+      <w:pPr>
+        <w:rPr>
+          <w:b/>
+          <w:bCs/>
+        </w:rPr>
+      </w:pPr>
+      <w:r>
+        <w:rPr>
+          <w:b/>
+          <w:bCs/>
+        </w:rPr>
+        <w:t>Important Note</w:t>
+      </w:r>
+    </w:p>
+    <w:p>
+      <w:r>
+        <w:t xml:space="preserve">Python may internally cache small integers (like -5 to 256), so 10 might still exist in memory, but </w:t>
+      </w:r>
+      <w:r>
+        <w:rPr>
+          <w:b/>
+          <w:bCs/>
+        </w:rPr>
+        <w:t>logically your variable a is no longer referring to it</w:t>
+      </w:r>
+      <w:r>
+        <w:t>.</w:t>
+      </w:r>
+    </w:p>
+    <w:p>
+      <w:pPr>
+        <w:rPr>
+          <w:b/>
+          <w:bCs/>
+        </w:rPr>
+      </w:pPr>
+      <w:r>
+        <w:rPr>
+          <w:b/>
+          <w:bCs/>
+        </w:rPr>
+        <w:t>Final Answer</w:t>
+      </w:r>
+    </w:p>
+    <w:p>
+      <w:r>
+        <w:t>No reference in your script refers to 10 after a = a + 1.</w:t>
+      </w:r>
+    </w:p>
+    <w:p/>
+    <w:p>
+      <w:r>
         <w:pict w14:anchorId="1D6E1C22">
           <v:rect id="_x0000_i1033" style="width:0;height:1.5pt" o:hralign="center" o:hrstd="t" o:hr="t" fillcolor="#a0a0a0" stroked="f"/>
         </w:pict>
@@ -618,6 +974,7 @@
         </w:numPr>
       </w:pPr>
       <w:r>
+        <w:lastRenderedPageBreak/>
         <w:t xml:space="preserve">list, dict, set </w:t>
       </w:r>
     </w:p>
@@ -629,6 +986,188 @@
         <w:br/>
         <w:t>a.append(3)   # same object modified</w:t>
       </w:r>
+    </w:p>
+    <w:p>
+      <w:pPr>
+        <w:rPr>
+          <w:sz w:val="36"/>
+          <w:szCs w:val="36"/>
+        </w:rPr>
+      </w:pPr>
+      <w:r>
+        <w:rPr>
+          <w:sz w:val="36"/>
+          <w:szCs w:val="36"/>
+          <w:highlight w:val="cyan"/>
+        </w:rPr>
+        <w:t>can we check id(10)?</w:t>
+      </w:r>
+    </w:p>
+    <w:p>
+      <w:pPr>
+        <w:rPr>
+          <w:sz w:val="36"/>
+          <w:szCs w:val="36"/>
+        </w:rPr>
+      </w:pPr>
+    </w:p>
+    <w:p>
+      <w:r>
+        <w:t>Yes, you can check it.</w:t>
+      </w:r>
+    </w:p>
+    <w:p>
+      <w:r>
+        <w:t>print(id(10))</w:t>
+      </w:r>
+    </w:p>
+    <w:p>
+      <w:r>
+        <w:t>What this does</w:t>
+      </w:r>
+    </w:p>
+    <w:p>
+      <w:pPr>
+        <w:numPr>
+          <w:ilvl w:val="0"/>
+          <w:numId w:val="54"/>
+        </w:numPr>
+      </w:pPr>
+      <w:r>
+        <w:t xml:space="preserve">id(10) returns the memory address (identity) of the integer object 10. </w:t>
+      </w:r>
+    </w:p>
+    <w:p>
+      <w:r>
+        <w:t>Example</w:t>
+      </w:r>
+    </w:p>
+    <w:p>
+      <w:r>
+        <w:t>a = 10</w:t>
+      </w:r>
+      <w:r>
+        <w:br/>
+        <w:t>print(id(a))</w:t>
+      </w:r>
+      <w:r>
+        <w:br/>
+        <w:t>print(id(10))</w:t>
+      </w:r>
+    </w:p>
+    <w:p>
+      <w:r>
+        <w:t>Both will usually print the same value, because:</w:t>
+      </w:r>
+    </w:p>
+    <w:p>
+      <w:pPr>
+        <w:numPr>
+          <w:ilvl w:val="0"/>
+          <w:numId w:val="55"/>
+        </w:numPr>
+      </w:pPr>
+      <w:r>
+        <w:t xml:space="preserve">Python reuses small integers (typically -5 to 256) </w:t>
+      </w:r>
+    </w:p>
+    <w:p>
+      <w:pPr>
+        <w:numPr>
+          <w:ilvl w:val="0"/>
+          <w:numId w:val="55"/>
+        </w:numPr>
+      </w:pPr>
+      <w:r>
+        <w:t xml:space="preserve">So a and literal 10 point to the same object </w:t>
+      </w:r>
+    </w:p>
+    <w:p>
+      <w:r>
+        <w:t>Important clarification</w:t>
+      </w:r>
+    </w:p>
+    <w:p>
+      <w:r>
+        <w:t>Even after:</w:t>
+      </w:r>
+    </w:p>
+    <w:p>
+      <w:r>
+        <w:t>a = 10</w:t>
+      </w:r>
+      <w:r>
+        <w:br/>
+        <w:t>a = a + 1</w:t>
+      </w:r>
+    </w:p>
+    <w:p>
+      <w:pPr>
+        <w:numPr>
+          <w:ilvl w:val="0"/>
+          <w:numId w:val="56"/>
+        </w:numPr>
+      </w:pPr>
+      <w:r>
+        <w:t xml:space="preserve">id(10) will still return an address </w:t>
+      </w:r>
+    </w:p>
+    <w:p>
+      <w:pPr>
+        <w:numPr>
+          <w:ilvl w:val="0"/>
+          <w:numId w:val="56"/>
+        </w:numPr>
+      </w:pPr>
+      <w:r>
+        <w:t xml:space="preserve">Because Python may cache and keep small integers alive internally </w:t>
+      </w:r>
+    </w:p>
+    <w:p>
+      <w:r>
+        <w:t>Key takeaway</w:t>
+      </w:r>
+    </w:p>
+    <w:p>
+      <w:pPr>
+        <w:numPr>
+          <w:ilvl w:val="0"/>
+          <w:numId w:val="57"/>
+        </w:numPr>
+      </w:pPr>
+      <w:r>
+        <w:t xml:space="preserve">id(10) → checks the identity of the integer object 10 </w:t>
+      </w:r>
+    </w:p>
+    <w:p>
+      <w:pPr>
+        <w:numPr>
+          <w:ilvl w:val="0"/>
+          <w:numId w:val="57"/>
+        </w:numPr>
+      </w:pPr>
+      <w:r>
+        <w:t xml:space="preserve">But it does not guarantee whether your variable is referencing it </w:t>
+      </w:r>
+    </w:p>
+    <w:p>
+      <w:pPr>
+        <w:numPr>
+          <w:ilvl w:val="0"/>
+          <w:numId w:val="57"/>
+        </w:numPr>
+      </w:pPr>
+      <w:r>
+        <w:t>It only tells that the object exists in memory (often due to caching)</w:t>
+      </w:r>
+    </w:p>
+    <w:p>
+      <w:pPr>
+        <w:rPr>
+          <w:sz w:val="36"/>
+          <w:szCs w:val="36"/>
+        </w:rPr>
+      </w:pPr>
     </w:p>
     <w:p>
       <w:r>
@@ -653,6 +1192,7 @@
           <w:sz w:val="36"/>
           <w:szCs w:val="36"/>
         </w:rPr>
+        <w:lastRenderedPageBreak/>
         <w:t>9. Reference Behavior</w:t>
       </w:r>
     </w:p>
@@ -918,7 +1458,6 @@
           </w:tcPr>
           <w:p>
             <w:r>
-              <w:lastRenderedPageBreak/>
               <w:t>Heap</w:t>
             </w:r>
           </w:p>
@@ -984,6 +1523,7 @@
     </w:p>
     <w:p>
       <w:r>
+        <w:lastRenderedPageBreak/>
         <w:t>import sys</w:t>
       </w:r>
       <w:r>
@@ -1021,8 +1561,70 @@
       </w:r>
     </w:p>
     <w:p>
-      <w:r>
-        <w:pict w14:anchorId="77C2B8A5">
+      <w:pPr>
+        <w:rPr>
+          <w:b/>
+          <w:bCs/>
+        </w:rPr>
+      </w:pPr>
+    </w:p>
+    <w:p>
+      <w:pPr>
+        <w:rPr>
+          <w:b/>
+          <w:bCs/>
+        </w:rPr>
+      </w:pPr>
+      <w:r>
+        <w:rPr>
+          <w:b/>
+          <w:bCs/>
+        </w:rPr>
+        <w:t xml:space="preserve">so in </w:t>
+      </w:r>
+      <w:r>
+        <w:rPr>
+          <w:b/>
+          <w:bCs/>
+        </w:rPr>
+        <w:t>this</w:t>
+      </w:r>
+      <w:r>
+        <w:rPr>
+          <w:b/>
+          <w:bCs/>
+        </w:rPr>
+        <w:t xml:space="preserve"> code 'a' and object blank list [] both will be deleted?</w:t>
+      </w:r>
+    </w:p>
+    <w:p>
+      <w:r>
+        <w:t xml:space="preserve">No — both are </w:t>
+      </w:r>
+      <w:r>
+        <w:rPr>
+          <w:b/>
+          <w:bCs/>
+        </w:rPr>
+        <w:t>not deleted in the same way</w:t>
+      </w:r>
+      <w:r>
+        <w:t xml:space="preserve">. Only the </w:t>
+      </w:r>
+      <w:r>
+        <w:rPr>
+          <w:b/>
+          <w:bCs/>
+        </w:rPr>
+        <w:t>object ([]) gets deleted</w:t>
+      </w:r>
+      <w:r>
+        <w:t>, not the variable name a.</w:t>
+      </w:r>
+    </w:p>
+    <w:p>
+      <w:r>
+        <w:pict w14:anchorId="28275194">
           <v:rect id="_x0000_i1040" style="width:0;height:1.5pt" o:hralign="center" o:hrstd="t" o:hr="t" fillcolor="#a0a0a0" stroked="f"/>
         </w:pict>
       </w:r>
@@ -1032,6 +1634,634 @@
         <w:rPr>
           <w:b/>
           <w:bCs/>
+        </w:rPr>
+      </w:pPr>
+      <w:r>
+        <w:rPr>
+          <w:rFonts w:ascii="Segoe UI Emoji" w:hAnsi="Segoe UI Emoji" w:cs="Segoe UI Emoji"/>
+          <w:b/>
+          <w:bCs/>
+        </w:rPr>
+        <w:t>🔹</w:t>
+      </w:r>
+      <w:r>
+        <w:rPr>
+          <w:b/>
+          <w:bCs/>
+        </w:rPr>
+        <w:t xml:space="preserve"> What actually happens</w:t>
+      </w:r>
+    </w:p>
+    <w:p>
+      <w:r>
+        <w:t>a = []</w:t>
+      </w:r>
+    </w:p>
+    <w:p>
+      <w:pPr>
+        <w:numPr>
+          <w:ilvl w:val="0"/>
+          <w:numId w:val="43"/>
+        </w:numPr>
+      </w:pPr>
+      <w:r>
+        <w:t xml:space="preserve">[] → creates a </w:t>
+      </w:r>
+      <w:r>
+        <w:rPr>
+          <w:b/>
+          <w:bCs/>
+        </w:rPr>
+        <w:t>list object in memory</w:t>
+      </w:r>
+      <w:r>
+        <w:t xml:space="preserve"> </w:t>
+      </w:r>
+    </w:p>
+    <w:p>
+      <w:pPr>
+        <w:numPr>
+          <w:ilvl w:val="0"/>
+          <w:numId w:val="43"/>
+        </w:numPr>
+      </w:pPr>
+      <w:r>
+        <w:t xml:space="preserve">a → is just a </w:t>
+      </w:r>
+      <w:r>
+        <w:rPr>
+          <w:b/>
+          <w:bCs/>
+        </w:rPr>
+        <w:t>reference (name) pointing to that object</w:t>
+      </w:r>
+      <w:r>
+        <w:t xml:space="preserve"> </w:t>
+      </w:r>
+    </w:p>
+    <w:p>
+      <w:r>
+        <w:pict w14:anchorId="07715BF5">
+          <v:rect id="_x0000_i1041" style="width:0;height:1.5pt" o:hralign="center" o:hrstd="t" o:hr="t" fillcolor="#a0a0a0" stroked="f"/>
+        </w:pict>
+      </w:r>
+    </w:p>
+    <w:p>
+      <w:pPr>
+        <w:rPr>
+          <w:b/>
+          <w:bCs/>
+        </w:rPr>
+      </w:pPr>
+      <w:r>
+        <w:rPr>
+          <w:rFonts w:ascii="Segoe UI Emoji" w:hAnsi="Segoe UI Emoji" w:cs="Segoe UI Emoji"/>
+          <w:b/>
+          <w:bCs/>
+        </w:rPr>
+        <w:t>🔹</w:t>
+      </w:r>
+      <w:r>
+        <w:rPr>
+          <w:b/>
+          <w:bCs/>
+        </w:rPr>
+        <w:t xml:space="preserve"> Key concept: Reference Counting</w:t>
+      </w:r>
+    </w:p>
+    <w:p>
+      <w:pPr>
+        <w:numPr>
+          <w:ilvl w:val="0"/>
+          <w:numId w:val="44"/>
+        </w:numPr>
+        <w:rPr>
+          <w:highlight w:val="cyan"/>
+        </w:rPr>
+      </w:pPr>
+      <w:r>
+        <w:rPr>
+          <w:highlight w:val="cyan"/>
+        </w:rPr>
+        <w:t xml:space="preserve">Every object keeps a </w:t>
+      </w:r>
+      <w:r>
+        <w:rPr>
+          <w:b/>
+          <w:bCs/>
+          <w:highlight w:val="cyan"/>
+        </w:rPr>
+        <w:t>count of how many references point to it</w:t>
+      </w:r>
+      <w:r>
+        <w:rPr>
+          <w:highlight w:val="cyan"/>
+        </w:rPr>
+        <w:t xml:space="preserve"> </w:t>
+      </w:r>
+    </w:p>
+    <w:p>
+      <w:pPr>
+        <w:numPr>
+          <w:ilvl w:val="0"/>
+          <w:numId w:val="44"/>
+        </w:numPr>
+      </w:pPr>
+      <w:r>
+        <w:t xml:space="preserve">When </w:t>
+      </w:r>
+      <w:r>
+        <w:rPr>
+          <w:b/>
+          <w:bCs/>
+        </w:rPr>
+        <w:t>reference count = 0 → object is garbage collected</w:t>
+      </w:r>
+      <w:r>
+        <w:t xml:space="preserve"> </w:t>
+      </w:r>
+    </w:p>
+    <w:p>
+      <w:r>
+        <w:pict w14:anchorId="22E17A88">
+          <v:rect id="_x0000_i1042" style="width:0;height:1.5pt" o:hralign="center" o:hrstd="t" o:hr="t" fillcolor="#a0a0a0" stroked="f"/>
+        </w:pict>
+      </w:r>
+    </w:p>
+    <w:p>
+      <w:pPr>
+        <w:rPr>
+          <w:b/>
+          <w:bCs/>
+        </w:rPr>
+      </w:pPr>
+      <w:r>
+        <w:rPr>
+          <w:rFonts w:ascii="Segoe UI Emoji" w:hAnsi="Segoe UI Emoji" w:cs="Segoe UI Emoji"/>
+          <w:b/>
+          <w:bCs/>
+        </w:rPr>
+        <w:t>🔹</w:t>
+      </w:r>
+      <w:r>
+        <w:rPr>
+          <w:b/>
+          <w:bCs/>
+        </w:rPr>
+        <w:t xml:space="preserve"> Important clarification</w:t>
+      </w:r>
+    </w:p>
+    <w:p>
+      <w:pPr>
+        <w:numPr>
+          <w:ilvl w:val="0"/>
+          <w:numId w:val="45"/>
+        </w:numPr>
+      </w:pPr>
+      <w:r>
+        <w:t xml:space="preserve">a is </w:t>
+      </w:r>
+      <w:r>
+        <w:rPr>
+          <w:b/>
+          <w:bCs/>
+        </w:rPr>
+        <w:t>not deleted automatically</w:t>
+      </w:r>
+      <w:r>
+        <w:t xml:space="preserve"> </w:t>
+      </w:r>
+    </w:p>
+    <w:p>
+      <w:pPr>
+        <w:numPr>
+          <w:ilvl w:val="0"/>
+          <w:numId w:val="45"/>
+        </w:numPr>
+      </w:pPr>
+      <w:r>
+        <w:t xml:space="preserve">Only the </w:t>
+      </w:r>
+      <w:r>
+        <w:rPr>
+          <w:b/>
+          <w:bCs/>
+        </w:rPr>
+        <w:t>object ([]) is deleted when no references exist</w:t>
+      </w:r>
+      <w:r>
+        <w:t xml:space="preserve"> </w:t>
+      </w:r>
+    </w:p>
+    <w:p>
+      <w:r>
+        <w:pict w14:anchorId="3F26738C">
+          <v:rect id="_x0000_i1043" style="width:0;height:1.5pt" o:hralign="center" o:hrstd="t" o:hr="t" fillcolor="#a0a0a0" stroked="f"/>
+        </w:pict>
+      </w:r>
+    </w:p>
+    <w:p>
+      <w:pPr>
+        <w:rPr>
+          <w:b/>
+          <w:bCs/>
+        </w:rPr>
+      </w:pPr>
+      <w:r>
+        <w:rPr>
+          <w:rFonts w:ascii="Segoe UI Emoji" w:hAnsi="Segoe UI Emoji" w:cs="Segoe UI Emoji"/>
+          <w:b/>
+          <w:bCs/>
+        </w:rPr>
+        <w:t>🔹</w:t>
+      </w:r>
+      <w:r>
+        <w:rPr>
+          <w:b/>
+          <w:bCs/>
+        </w:rPr>
+        <w:t xml:space="preserve"> Example 1</w:t>
+      </w:r>
+    </w:p>
+    <w:p>
+      <w:r>
+        <w:t>a = []</w:t>
+      </w:r>
+      <w:r>
+        <w:br/>
+        <w:t>b = a</w:t>
+      </w:r>
+    </w:p>
+    <w:p>
+      <w:pPr>
+        <w:numPr>
+          <w:ilvl w:val="0"/>
+          <w:numId w:val="46"/>
+        </w:numPr>
+      </w:pPr>
+      <w:r>
+        <w:t xml:space="preserve">References to same object: </w:t>
+      </w:r>
+    </w:p>
+    <w:p>
+      <w:pPr>
+        <w:numPr>
+          <w:ilvl w:val="1"/>
+          <w:numId w:val="46"/>
+        </w:numPr>
+      </w:pPr>
+      <w:r>
+        <w:t xml:space="preserve">a </w:t>
+      </w:r>
+    </w:p>
+    <w:p>
+      <w:pPr>
+        <w:numPr>
+          <w:ilvl w:val="1"/>
+          <w:numId w:val="46"/>
+        </w:numPr>
+      </w:pPr>
+      <w:r>
+        <w:lastRenderedPageBreak/>
+        <w:t xml:space="preserve">b </w:t>
+      </w:r>
+    </w:p>
+    <w:p>
+      <w:r>
+        <w:rPr>
+          <w:rFonts w:ascii="Segoe UI Emoji" w:hAnsi="Segoe UI Emoji" w:cs="Segoe UI Emoji"/>
+        </w:rPr>
+        <w:t>👉</w:t>
+      </w:r>
+      <w:r>
+        <w:t xml:space="preserve"> Reference count = 2</w:t>
+      </w:r>
+    </w:p>
+    <w:p>
+      <w:r>
+        <w:pict w14:anchorId="412B87EB">
+          <v:rect id="_x0000_i1044" style="width:0;height:1.5pt" o:hralign="center" o:hrstd="t" o:hr="t" fillcolor="#a0a0a0" stroked="f"/>
+        </w:pict>
+      </w:r>
+    </w:p>
+    <w:p>
+      <w:pPr>
+        <w:rPr>
+          <w:b/>
+          <w:bCs/>
+        </w:rPr>
+      </w:pPr>
+      <w:r>
+        <w:rPr>
+          <w:rFonts w:ascii="Segoe UI Emoji" w:hAnsi="Segoe UI Emoji" w:cs="Segoe UI Emoji"/>
+          <w:b/>
+          <w:bCs/>
+        </w:rPr>
+        <w:t>🔹</w:t>
+      </w:r>
+      <w:r>
+        <w:rPr>
+          <w:b/>
+          <w:bCs/>
+        </w:rPr>
+        <w:t xml:space="preserve"> Example 2</w:t>
+      </w:r>
+    </w:p>
+    <w:p>
+      <w:r>
+        <w:t>a = []</w:t>
+      </w:r>
+      <w:r>
+        <w:br/>
+        <w:t>del a</w:t>
+      </w:r>
+    </w:p>
+    <w:p>
+      <w:pPr>
+        <w:numPr>
+          <w:ilvl w:val="0"/>
+          <w:numId w:val="47"/>
+        </w:numPr>
+      </w:pPr>
+      <w:r>
+        <w:t xml:space="preserve">a is removed (name deleted) </w:t>
+      </w:r>
+    </w:p>
+    <w:p>
+      <w:pPr>
+        <w:numPr>
+          <w:ilvl w:val="0"/>
+          <w:numId w:val="47"/>
+        </w:numPr>
+      </w:pPr>
+      <w:r>
+        <w:t xml:space="preserve">If no other reference exists → [] is also deleted </w:t>
+      </w:r>
+    </w:p>
+    <w:p>
+      <w:r>
+        <w:pict w14:anchorId="3E0A15D7">
+          <v:rect id="_x0000_i1045" style="width:0;height:1.5pt" o:hralign="center" o:hrstd="t" o:hr="t" fillcolor="#a0a0a0" stroked="f"/>
+        </w:pict>
+      </w:r>
+    </w:p>
+    <w:p>
+      <w:pPr>
+        <w:rPr>
+          <w:b/>
+          <w:bCs/>
+        </w:rPr>
+      </w:pPr>
+      <w:r>
+        <w:rPr>
+          <w:rFonts w:ascii="Segoe UI Emoji" w:hAnsi="Segoe UI Emoji" w:cs="Segoe UI Emoji"/>
+          <w:b/>
+          <w:bCs/>
+        </w:rPr>
+        <w:t>🔹</w:t>
+      </w:r>
+      <w:r>
+        <w:rPr>
+          <w:b/>
+          <w:bCs/>
+        </w:rPr>
+        <w:t xml:space="preserve"> Your question answer</w:t>
+      </w:r>
+    </w:p>
+    <w:p>
+      <w:r>
+        <w:t>"will both 'a' and [] be deleted?"</w:t>
+      </w:r>
+    </w:p>
+    <w:p>
+      <w:pPr>
+        <w:numPr>
+          <w:ilvl w:val="0"/>
+          <w:numId w:val="48"/>
+        </w:numPr>
+      </w:pPr>
+      <w:r>
+        <w:t xml:space="preserve">a → </w:t>
+      </w:r>
+      <w:r>
+        <w:rPr>
+          <w:rFonts w:ascii="Segoe UI Emoji" w:hAnsi="Segoe UI Emoji" w:cs="Segoe UI Emoji"/>
+        </w:rPr>
+        <w:t>❌</w:t>
+      </w:r>
+      <w:r>
+        <w:t xml:space="preserve"> Not automatically (only removed if you use del) </w:t>
+      </w:r>
+    </w:p>
+    <w:p>
+      <w:pPr>
+        <w:numPr>
+          <w:ilvl w:val="0"/>
+          <w:numId w:val="48"/>
+        </w:numPr>
+      </w:pPr>
+      <w:r>
+        <w:t xml:space="preserve">[] → </w:t>
+      </w:r>
+      <w:r>
+        <w:rPr>
+          <w:rFonts w:ascii="Segoe UI Emoji" w:hAnsi="Segoe UI Emoji" w:cs="Segoe UI Emoji"/>
+        </w:rPr>
+        <w:t>✅</w:t>
+      </w:r>
+      <w:r>
+        <w:t xml:space="preserve"> Deleted </w:t>
+      </w:r>
+      <w:r>
+        <w:rPr>
+          <w:b/>
+          <w:bCs/>
+        </w:rPr>
+        <w:t>only when reference count becomes 0</w:t>
+      </w:r>
+      <w:r>
+        <w:t xml:space="preserve"> </w:t>
+      </w:r>
+    </w:p>
+    <w:p>
+      <w:r>
+        <w:pict w14:anchorId="23F4C049">
+          <v:rect id="_x0000_i1046" style="width:0;height:1.5pt" o:hralign="center" o:hrstd="t" o:hr="t" fillcolor="#a0a0a0" stroked="f"/>
+        </w:pict>
+      </w:r>
+    </w:p>
+    <w:p>
+      <w:pPr>
+        <w:rPr>
+          <w:b/>
+          <w:bCs/>
+        </w:rPr>
+      </w:pPr>
+      <w:r>
+        <w:rPr>
+          <w:rFonts w:ascii="Segoe UI Emoji" w:hAnsi="Segoe UI Emoji" w:cs="Segoe UI Emoji"/>
+          <w:b/>
+          <w:bCs/>
+        </w:rPr>
+        <w:t>🔹</w:t>
+      </w:r>
+      <w:r>
+        <w:rPr>
+          <w:b/>
+          <w:bCs/>
+        </w:rPr>
+        <w:t xml:space="preserve"> About </w:t>
+      </w:r>
+      <w:r>
+        <w:rPr>
+          <w:b/>
+          <w:bCs/>
+          <w:highlight w:val="cyan"/>
+        </w:rPr>
+        <w:t>sys.getrefcount(a)</w:t>
+      </w:r>
+    </w:p>
+    <w:p>
+      <w:r>
+        <w:t>import sys</w:t>
+      </w:r>
+      <w:r>
+        <w:br/>
+        <w:t>a = []</w:t>
+      </w:r>
+      <w:r>
+        <w:br/>
+        <w:t>print(sys.getrefcount(a))</w:t>
+      </w:r>
+    </w:p>
+    <w:p>
+      <w:pPr>
+        <w:numPr>
+          <w:ilvl w:val="0"/>
+          <w:numId w:val="49"/>
+        </w:numPr>
+      </w:pPr>
+      <w:r>
+        <w:t xml:space="preserve">It shows </w:t>
+      </w:r>
+      <w:r>
+        <w:rPr>
+          <w:b/>
+          <w:bCs/>
+        </w:rPr>
+        <w:t>reference count + 1 extra temporary reference</w:t>
+      </w:r>
+      <w:r>
+        <w:t xml:space="preserve"> </w:t>
+      </w:r>
+    </w:p>
+    <w:p>
+      <w:pPr>
+        <w:numPr>
+          <w:ilvl w:val="0"/>
+          <w:numId w:val="49"/>
+        </w:numPr>
+      </w:pPr>
+      <w:r>
+        <w:t xml:space="preserve">So actual count is </w:t>
+      </w:r>
+      <w:r>
+        <w:rPr>
+          <w:b/>
+          <w:bCs/>
+        </w:rPr>
+        <w:t>1 less than printed value</w:t>
+      </w:r>
+      <w:r>
+        <w:t xml:space="preserve"> </w:t>
+      </w:r>
+    </w:p>
+    <w:p>
+      <w:r>
+        <w:pict w14:anchorId="7F816890">
+          <v:rect id="_x0000_i1047" style="width:0;height:1.5pt" o:hralign="center" o:hrstd="t" o:hr="t" fillcolor="#a0a0a0" stroked="f"/>
+        </w:pict>
+      </w:r>
+    </w:p>
+    <w:p>
+      <w:pPr>
+        <w:rPr>
+          <w:b/>
+          <w:bCs/>
+        </w:rPr>
+      </w:pPr>
+      <w:r>
+        <w:rPr>
+          <w:rFonts w:ascii="Segoe UI Emoji" w:hAnsi="Segoe UI Emoji" w:cs="Segoe UI Emoji"/>
+          <w:b/>
+          <w:bCs/>
+        </w:rPr>
+        <w:t>🔹</w:t>
+      </w:r>
+      <w:r>
+        <w:rPr>
+          <w:b/>
+          <w:bCs/>
+        </w:rPr>
+        <w:t xml:space="preserve"> Simple analogy</w:t>
+      </w:r>
+    </w:p>
+    <w:p>
+      <w:pPr>
+        <w:numPr>
+          <w:ilvl w:val="0"/>
+          <w:numId w:val="50"/>
+        </w:numPr>
+      </w:pPr>
+      <w:r>
+        <w:t xml:space="preserve">Object ([]) = actual data </w:t>
+      </w:r>
+    </w:p>
+    <w:p>
+      <w:pPr>
+        <w:numPr>
+          <w:ilvl w:val="0"/>
+          <w:numId w:val="50"/>
+        </w:numPr>
+      </w:pPr>
+      <w:r>
+        <w:t xml:space="preserve">a = label/tag pointing to it </w:t>
+      </w:r>
+    </w:p>
+    <w:p>
+      <w:pPr>
+        <w:numPr>
+          <w:ilvl w:val="0"/>
+          <w:numId w:val="50"/>
+        </w:numPr>
+      </w:pPr>
+      <w:r>
+        <w:t xml:space="preserve">Garbage collector removes </w:t>
+      </w:r>
+      <w:r>
+        <w:rPr>
+          <w:b/>
+          <w:bCs/>
+        </w:rPr>
+        <w:t>data</w:t>
+      </w:r>
+      <w:r>
+        <w:t>, not the label</w:t>
+      </w:r>
+    </w:p>
+    <w:p/>
+    <w:p>
+      <w:r>
+        <w:pict w14:anchorId="77C2B8A5">
+          <v:rect id="_x0000_i1048" style="width:0;height:1.5pt" o:hralign="center" o:hrstd="t" o:hr="t" fillcolor="#a0a0a0" stroked="f"/>
+        </w:pict>
+      </w:r>
+    </w:p>
+    <w:p>
+      <w:pPr>
+        <w:rPr>
+          <w:b/>
+          <w:bCs/>
           <w:sz w:val="36"/>
           <w:szCs w:val="36"/>
         </w:rPr>
@@ -1048,6 +2278,7 @@
     </w:p>
     <w:p>
       <w:r>
+        <w:lastRenderedPageBreak/>
         <w:t>a = []</w:t>
       </w:r>
       <w:r>
@@ -1088,7 +2319,7 @@
     <w:p>
       <w:r>
         <w:pict w14:anchorId="04327766">
-          <v:rect id="_x0000_i1041" style="width:0;height:1.5pt" o:hralign="center" o:hrstd="t" o:hr="t" fillcolor="#a0a0a0" stroked="f"/>
+          <v:rect id="_x0000_i1049" style="width:0;height:1.5pt" o:hralign="center" o:hrstd="t" o:hr="t" fillcolor="#a0a0a0" stroked="f"/>
         </w:pict>
       </w:r>
     </w:p>
@@ -1134,7 +2365,7 @@
     <w:p>
       <w:r>
         <w:pict w14:anchorId="1F1B356F">
-          <v:rect id="_x0000_i1042" style="width:0;height:1.5pt" o:hralign="center" o:hrstd="t" o:hr="t" fillcolor="#a0a0a0" stroked="f"/>
+          <v:rect id="_x0000_i1050" style="width:0;height:1.5pt" o:hralign="center" o:hrstd="t" o:hr="t" fillcolor="#a0a0a0" stroked="f"/>
         </w:pict>
       </w:r>
     </w:p>
@@ -1170,9 +2401,6 @@
       </w:r>
       <w:r>
         <w:br/>
-      </w:r>
-      <w:r>
-        <w:lastRenderedPageBreak/>
         <w:t>print(a == b)  # True</w:t>
       </w:r>
       <w:r>
@@ -1317,7 +2545,7 @@
     <w:p>
       <w:r>
         <w:pict w14:anchorId="6C9D3DB7">
-          <v:rect id="_x0000_i1043" style="width:0;height:1.5pt" o:hralign="center" o:hrstd="t" o:hr="t" fillcolor="#a0a0a0" stroked="f"/>
+          <v:rect id="_x0000_i1051" style="width:0;height:1.5pt" o:hralign="center" o:hrstd="t" o:hr="t" fillcolor="#a0a0a0" stroked="f"/>
         </w:pict>
       </w:r>
     </w:p>
@@ -1359,7 +2587,7 @@
     <w:p>
       <w:r>
         <w:pict w14:anchorId="67557B75">
-          <v:rect id="_x0000_i1044" style="width:0;height:1.5pt" o:hralign="center" o:hrstd="t" o:hr="t" fillcolor="#a0a0a0" stroked="f"/>
+          <v:rect id="_x0000_i1052" style="width:0;height:1.5pt" o:hralign="center" o:hrstd="t" o:hr="t" fillcolor="#a0a0a0" stroked="f"/>
         </w:pict>
       </w:r>
     </w:p>
@@ -1375,6 +2603,7 @@
           <w:b/>
           <w:bCs/>
         </w:rPr>
+        <w:lastRenderedPageBreak/>
         <w:t>What happens internally</w:t>
       </w:r>
     </w:p>
@@ -1440,7 +2669,7 @@
     <w:p>
       <w:r>
         <w:pict w14:anchorId="556E1996">
-          <v:rect id="_x0000_i1045" style="width:0;height:1.5pt" o:hralign="center" o:hrstd="t" o:hr="t" fillcolor="#a0a0a0" stroked="f"/>
+          <v:rect id="_x0000_i1053" style="width:0;height:1.5pt" o:hralign="center" o:hrstd="t" o:hr="t" fillcolor="#a0a0a0" stroked="f"/>
         </w:pict>
       </w:r>
     </w:p>
@@ -1482,7 +2711,7 @@
     <w:p>
       <w:r>
         <w:pict w14:anchorId="7BD86069">
-          <v:rect id="_x0000_i1046" style="width:0;height:1.5pt" o:hralign="center" o:hrstd="t" o:hr="t" fillcolor="#a0a0a0" stroked="f"/>
+          <v:rect id="_x0000_i1054" style="width:0;height:1.5pt" o:hralign="center" o:hrstd="t" o:hr="t" fillcolor="#a0a0a0" stroked="f"/>
         </w:pict>
       </w:r>
     </w:p>
@@ -1510,9 +2739,6 @@
       </w:r>
       <w:r>
         <w:br/>
-      </w:r>
-      <w:r>
-        <w:lastRenderedPageBreak/>
         <w:t>→ compare first elements:</w:t>
       </w:r>
       <w:r>
@@ -1528,7 +2754,7 @@
     <w:p>
       <w:r>
         <w:pict w14:anchorId="36F7A2F1">
-          <v:rect id="_x0000_i1047" style="width:0;height:1.5pt" o:hralign="center" o:hrstd="t" o:hr="t" fillcolor="#a0a0a0" stroked="f"/>
+          <v:rect id="_x0000_i1055" style="width:0;height:1.5pt" o:hralign="center" o:hrstd="t" o:hr="t" fillcolor="#a0a0a0" stroked="f"/>
         </w:pict>
       </w:r>
     </w:p>
@@ -1549,29 +2775,21 @@
     </w:p>
     <w:tbl>
       <w:tblPr>
-        <w:tblW w:w="0" w:type="auto"/>
-        <w:tblCellSpacing w:w="15" w:type="dxa"/>
-        <w:tblCellMar>
-          <w:top w:w="15" w:type="dxa"/>
-          <w:left w:w="15" w:type="dxa"/>
-          <w:bottom w:w="15" w:type="dxa"/>
-          <w:right w:w="15" w:type="dxa"/>
-        </w:tblCellMar>
+        <w:tblStyle w:val="TableGrid"/>
+        <w:tblW w:w="5288" w:type="dxa"/>
         <w:tblLook w:val="04A0" w:firstRow="1" w:lastRow="0" w:firstColumn="1" w:lastColumn="0" w:noHBand="0" w:noVBand="1"/>
       </w:tblPr>
       <w:tblGrid>
-        <w:gridCol w:w="1049"/>
-        <w:gridCol w:w="3023"/>
+        <w:gridCol w:w="1445"/>
+        <w:gridCol w:w="3843"/>
       </w:tblGrid>
       <w:tr>
         <w:trPr>
-          <w:tblHeader/>
-          <w:tblCellSpacing w:w="15" w:type="dxa"/>
+          <w:trHeight w:val="596"/>
         </w:trPr>
         <w:tc>
           <w:tcPr>
             <w:tcW w:w="0" w:type="auto"/>
-            <w:vAlign w:val="center"/>
             <w:hideMark/>
           </w:tcPr>
           <w:p>
@@ -1593,7 +2811,6 @@
         <w:tc>
           <w:tcPr>
             <w:tcW w:w="0" w:type="auto"/>
-            <w:vAlign w:val="center"/>
             <w:hideMark/>
           </w:tcPr>
           <w:p>
@@ -1615,12 +2832,11 @@
       </w:tr>
       <w:tr>
         <w:trPr>
-          <w:tblCellSpacing w:w="15" w:type="dxa"/>
+          <w:trHeight w:val="596"/>
         </w:trPr>
         <w:tc>
           <w:tcPr>
             <w:tcW w:w="0" w:type="auto"/>
-            <w:vAlign w:val="center"/>
             <w:hideMark/>
           </w:tcPr>
           <w:p>
@@ -1632,7 +2848,6 @@
         <w:tc>
           <w:tcPr>
             <w:tcW w:w="0" w:type="auto"/>
-            <w:vAlign w:val="center"/>
             <w:hideMark/>
           </w:tcPr>
           <w:p>
@@ -1644,12 +2859,11 @@
       </w:tr>
       <w:tr>
         <w:trPr>
-          <w:tblCellSpacing w:w="15" w:type="dxa"/>
+          <w:trHeight w:val="574"/>
         </w:trPr>
         <w:tc>
           <w:tcPr>
             <w:tcW w:w="0" w:type="auto"/>
-            <w:vAlign w:val="center"/>
             <w:hideMark/>
           </w:tcPr>
           <w:p>
@@ -1661,7 +2875,6 @@
         <w:tc>
           <w:tcPr>
             <w:tcW w:w="0" w:type="auto"/>
-            <w:vAlign w:val="center"/>
             <w:hideMark/>
           </w:tcPr>
           <w:p>
@@ -1675,7 +2888,7 @@
     <w:p>
       <w:r>
         <w:pict w14:anchorId="5532C8B2">
-          <v:rect id="_x0000_i1048" style="width:0;height:1.5pt" o:hralign="center" o:hrstd="t" o:hr="t" fillcolor="#a0a0a0" stroked="f"/>
+          <v:rect id="_x0000_i1056" style="width:0;height:1.5pt" o:hralign="center" o:hrstd="t" o:hr="t" fillcolor="#a0a0a0" stroked="f"/>
         </w:pict>
       </w:r>
     </w:p>
@@ -1715,6 +2928,9 @@
       </w:r>
       <w:r>
         <w:br/>
+      </w:r>
+      <w:r>
+        <w:lastRenderedPageBreak/>
         <w:t>y = A()</w:t>
       </w:r>
       <w:r>
@@ -1785,7 +3001,7 @@
     <w:p>
       <w:r>
         <w:pict w14:anchorId="184A4A01">
-          <v:rect id="_x0000_i1049" style="width:0;height:1.5pt" o:hralign="center" o:hrstd="t" o:hr="t" fillcolor="#a0a0a0" stroked="f"/>
+          <v:rect id="_x0000_i1057" style="width:0;height:1.5pt" o:hralign="center" o:hrstd="t" o:hr="t" fillcolor="#a0a0a0" stroked="f"/>
         </w:pict>
       </w:r>
     </w:p>
@@ -1831,7 +3047,7 @@
     <w:p>
       <w:r>
         <w:pict w14:anchorId="7505CD12">
-          <v:rect id="_x0000_i1050" style="width:0;height:1.5pt" o:hralign="center" o:hrstd="t" o:hr="t" fillcolor="#a0a0a0" stroked="f"/>
+          <v:rect id="_x0000_i1058" style="width:0;height:1.5pt" o:hralign="center" o:hrstd="t" o:hr="t" fillcolor="#a0a0a0" stroked="f"/>
         </w:pict>
       </w:r>
     </w:p>
@@ -1858,7 +3074,6 @@
         </w:numPr>
       </w:pPr>
       <w:r>
-        <w:lastRenderedPageBreak/>
         <w:t xml:space="preserve">is → same house </w:t>
       </w:r>
     </w:p>
@@ -1881,7 +3096,7 @@
     <w:p>
       <w:r>
         <w:pict w14:anchorId="7A991B07">
-          <v:rect id="_x0000_i1051" style="width:0;height:1.5pt" o:hralign="center" o:hrstd="t" o:hr="t" fillcolor="#a0a0a0" stroked="f"/>
+          <v:rect id="_x0000_i1059" style="width:0;height:1.5pt" o:hralign="center" o:hrstd="t" o:hr="t" fillcolor="#a0a0a0" stroked="f"/>
         </w:pict>
       </w:r>
     </w:p>
@@ -1909,7 +3124,7 @@
     <w:p>
       <w:r>
         <w:pict w14:anchorId="71DDB1B2">
-          <v:rect id="_x0000_i1052" style="width:0;height:1.5pt" o:hralign="center" o:hrstd="t" o:hr="t" fillcolor="#a0a0a0" stroked="f"/>
+          <v:rect id="_x0000_i1060" style="width:0;height:1.5pt" o:hralign="center" o:hrstd="t" o:hr="t" fillcolor="#a0a0a0" stroked="f"/>
         </w:pict>
       </w:r>
     </w:p>
@@ -1949,6 +3164,9 @@
       </w:r>
       <w:r>
         <w:br/>
+      </w:r>
+      <w:r>
+        <w:lastRenderedPageBreak/>
         <w:t>f(a)</w:t>
       </w:r>
       <w:r>
@@ -2189,7 +3407,6 @@
     </w:p>
     <w:p>
       <w:r>
-        <w:lastRenderedPageBreak/>
         <w:t xml:space="preserve">Yes — </w:t>
       </w:r>
       <w:r>
@@ -2208,7 +3425,7 @@
     <w:p>
       <w:r>
         <w:pict w14:anchorId="19F02248">
-          <v:rect id="_x0000_i1053" style="width:0;height:1.5pt" o:hralign="center" o:hrstd="t" o:hr="t" fillcolor="#a0a0a0" stroked="f"/>
+          <v:rect id="_x0000_i1061" style="width:0;height:1.5pt" o:hralign="center" o:hrstd="t" o:hr="t" fillcolor="#a0a0a0" stroked="f"/>
         </w:pict>
       </w:r>
     </w:p>
@@ -2316,6 +3533,7 @@
     </w:p>
     <w:p>
       <w:r>
+        <w:lastRenderedPageBreak/>
         <w:t>a ───</w:t>
       </w:r>
       <w:r>
@@ -2350,7 +3568,7 @@
     <w:p>
       <w:r>
         <w:pict w14:anchorId="2C5FF4EE">
-          <v:rect id="_x0000_i1054" style="width:0;height:1.5pt" o:hralign="center" o:hrstd="t" o:hr="t" fillcolor="#a0a0a0" stroked="f"/>
+          <v:rect id="_x0000_i1062" style="width:0;height:1.5pt" o:hralign="center" o:hrstd="t" o:hr="t" fillcolor="#a0a0a0" stroked="f"/>
         </w:pict>
       </w:r>
     </w:p>
@@ -2458,7 +3676,7 @@
     <w:p>
       <w:r>
         <w:pict w14:anchorId="784420F4">
-          <v:rect id="_x0000_i1055" style="width:0;height:1.5pt" o:hralign="center" o:hrstd="t" o:hr="t" fillcolor="#a0a0a0" stroked="f"/>
+          <v:rect id="_x0000_i1063" style="width:0;height:1.5pt" o:hralign="center" o:hrstd="t" o:hr="t" fillcolor="#a0a0a0" stroked="f"/>
         </w:pict>
       </w:r>
     </w:p>
@@ -2516,14 +3734,13 @@
     </w:p>
     <w:p>
       <w:r>
-        <w:lastRenderedPageBreak/>
         <w:t>x points to a new object, so they are no longer same</w:t>
       </w:r>
     </w:p>
     <w:p>
       <w:r>
         <w:pict w14:anchorId="68B13051">
-          <v:rect id="_x0000_i1056" style="width:0;height:1.5pt" o:hralign="center" o:hrstd="t" o:hr="t" fillcolor="#a0a0a0" stroked="f"/>
+          <v:rect id="_x0000_i1064" style="width:0;height:1.5pt" o:hralign="center" o:hrstd="t" o:hr="t" fillcolor="#a0a0a0" stroked="f"/>
         </w:pict>
       </w:r>
     </w:p>
@@ -2587,7 +3804,7 @@
     <w:p>
       <w:r>
         <w:pict w14:anchorId="7097810B">
-          <v:rect id="_x0000_i1057" style="width:0;height:1.5pt" o:hralign="center" o:hrstd="t" o:hr="t" fillcolor="#a0a0a0" stroked="f"/>
+          <v:rect id="_x0000_i1065" style="width:0;height:1.5pt" o:hralign="center" o:hrstd="t" o:hr="t" fillcolor="#a0a0a0" stroked="f"/>
         </w:pict>
       </w:r>
     </w:p>
@@ -2650,7 +3867,7 @@
     <w:p>
       <w:r>
         <w:pict w14:anchorId="60F6F9B7">
-          <v:rect id="_x0000_i1058" style="width:0;height:1.5pt" o:hralign="center" o:hrstd="t" o:hr="t" fillcolor="#a0a0a0" stroked="f"/>
+          <v:rect id="_x0000_i1066" style="width:0;height:1.5pt" o:hralign="center" o:hrstd="t" o:hr="t" fillcolor="#a0a0a0" stroked="f"/>
         </w:pict>
       </w:r>
     </w:p>
@@ -2671,6 +3888,7 @@
     </w:p>
     <w:p>
       <w:r>
+        <w:lastRenderedPageBreak/>
         <w:t>def f(lst):</w:t>
       </w:r>
       <w:r>
@@ -2825,7 +4043,7 @@
     <w:p>
       <w:r>
         <w:pict w14:anchorId="3E00E101">
-          <v:rect id="_x0000_i1059" style="width:0;height:1.5pt" o:hralign="center" o:hrstd="t" o:hr="t" fillcolor="#a0a0a0" stroked="f"/>
+          <v:rect id="_x0000_i1067" style="width:0;height:1.5pt" o:hralign="center" o:hrstd="t" o:hr="t" fillcolor="#a0a0a0" stroked="f"/>
         </w:pict>
       </w:r>
     </w:p>
@@ -2957,7 +4175,6 @@
               <w:spacing w:after="160" w:line="278" w:lineRule="auto"/>
             </w:pPr>
             <w:r>
-              <w:lastRenderedPageBreak/>
               <w:t>int example</w:t>
             </w:r>
           </w:p>
@@ -3067,7 +4284,7 @@
     <w:p>
       <w:r>
         <w:pict w14:anchorId="42C4C033">
-          <v:rect id="_x0000_i1060" style="width:0;height:1.5pt" o:hralign="center" o:hrstd="t" o:hr="t" fillcolor="#a0a0a0" stroked="f"/>
+          <v:rect id="_x0000_i1068" style="width:0;height:1.5pt" o:hralign="center" o:hrstd="t" o:hr="t" fillcolor="#a0a0a0" stroked="f"/>
         </w:pict>
       </w:r>
     </w:p>
@@ -3109,7 +4326,7 @@
     <w:p>
       <w:r>
         <w:pict w14:anchorId="110E4065">
-          <v:rect id="_x0000_i1061" style="width:0;height:1.5pt" o:hralign="center" o:hrstd="t" o:hr="t" fillcolor="#a0a0a0" stroked="f"/>
+          <v:rect id="_x0000_i1069" style="width:0;height:1.5pt" o:hralign="center" o:hrstd="t" o:hr="t" fillcolor="#a0a0a0" stroked="f"/>
         </w:pict>
       </w:r>
     </w:p>
@@ -3168,6 +4385,7 @@
     </w:p>
     <w:p>
       <w:r>
+        <w:lastRenderedPageBreak/>
         <w:t>def f(lst):</w:t>
       </w:r>
       <w:r>
@@ -3193,7 +4411,7 @@
     <w:p>
       <w:r>
         <w:pict w14:anchorId="3D04DBFB">
-          <v:rect id="_x0000_i1062" style="width:0;height:1.5pt" o:hralign="center" o:hrstd="t" o:hr="t" fillcolor="#a0a0a0" stroked="f"/>
+          <v:rect id="_x0000_i1070" style="width:0;height:1.5pt" o:hralign="center" o:hrstd="t" o:hr="t" fillcolor="#a0a0a0" stroked="f"/>
         </w:pict>
       </w:r>
     </w:p>
@@ -3240,7 +4458,7 @@
     <w:p>
       <w:r>
         <w:pict w14:anchorId="7E77F995">
-          <v:rect id="_x0000_i1063" style="width:0;height:1.5pt" o:hralign="center" o:hrstd="t" o:hr="t" fillcolor="#a0a0a0" stroked="f"/>
+          <v:rect id="_x0000_i1071" style="width:0;height:1.5pt" o:hralign="center" o:hrstd="t" o:hr="t" fillcolor="#a0a0a0" stroked="f"/>
         </w:pict>
       </w:r>
     </w:p>
@@ -3316,7 +4534,7 @@
     <w:p>
       <w:r>
         <w:pict w14:anchorId="5BAEBB51">
-          <v:rect id="_x0000_i1064" style="width:0;height:1.5pt" o:hralign="center" o:hrstd="t" o:hr="t" fillcolor="#a0a0a0" stroked="f"/>
+          <v:rect id="_x0000_i1072" style="width:0;height:1.5pt" o:hralign="center" o:hrstd="t" o:hr="t" fillcolor="#a0a0a0" stroked="f"/>
         </w:pict>
       </w:r>
     </w:p>
@@ -3348,7 +4566,6 @@
         </w:numPr>
       </w:pPr>
       <w:r>
-        <w:lastRenderedPageBreak/>
         <w:t xml:space="preserve">No new object is created </w:t>
       </w:r>
     </w:p>
@@ -3409,7 +4626,7 @@
     <w:p>
       <w:r>
         <w:pict w14:anchorId="59550BBC">
-          <v:rect id="_x0000_i1065" style="width:0;height:1.5pt" o:hralign="center" o:hrstd="t" o:hr="t" fillcolor="#a0a0a0" stroked="f"/>
+          <v:rect id="_x0000_i1073" style="width:0;height:1.5pt" o:hralign="center" o:hrstd="t" o:hr="t" fillcolor="#a0a0a0" stroked="f"/>
         </w:pict>
       </w:r>
     </w:p>
@@ -3467,7 +4684,7 @@
     <w:p>
       <w:r>
         <w:pict w14:anchorId="2EB0080F">
-          <v:rect id="_x0000_i1066" style="width:0;height:1.5pt" o:hralign="center" o:hrstd="t" o:hr="t" fillcolor="#a0a0a0" stroked="f"/>
+          <v:rect id="_x0000_i1074" style="width:0;height:1.5pt" o:hralign="center" o:hrstd="t" o:hr="t" fillcolor="#a0a0a0" stroked="f"/>
         </w:pict>
       </w:r>
     </w:p>
@@ -3491,6 +4708,7 @@
         <w:rPr>
           <w:rFonts w:ascii="Segoe UI Symbol" w:hAnsi="Segoe UI Symbol" w:cs="Segoe UI Symbol"/>
         </w:rPr>
+        <w:lastRenderedPageBreak/>
         <w:t>✔</w:t>
       </w:r>
       <w:r>
@@ -3549,7 +4767,7 @@
     <w:p>
       <w:r>
         <w:pict w14:anchorId="3231FC58">
-          <v:rect id="_x0000_i1067" style="width:0;height:1.5pt" o:hralign="center" o:hrstd="t" o:hr="t" fillcolor="#a0a0a0" stroked="f"/>
+          <v:rect id="_x0000_i1075" style="width:0;height:1.5pt" o:hralign="center" o:hrstd="t" o:hr="t" fillcolor="#a0a0a0" stroked="f"/>
         </w:pict>
       </w:r>
     </w:p>
@@ -3739,7 +4957,7 @@
     <w:p>
       <w:r>
         <w:pict w14:anchorId="42AA8E17">
-          <v:rect id="_x0000_i1068" style="width:0;height:1.5pt" o:hralign="center" o:hrstd="t" o:hr="t" fillcolor="#a0a0a0" stroked="f"/>
+          <v:rect id="_x0000_i1076" style="width:0;height:1.5pt" o:hralign="center" o:hrstd="t" o:hr="t" fillcolor="#a0a0a0" stroked="f"/>
         </w:pict>
       </w:r>
     </w:p>
@@ -3797,7 +5015,7 @@
     <w:p>
       <w:r>
         <w:pict w14:anchorId="2419E532">
-          <v:rect id="_x0000_i1069" style="width:0;height:1.5pt" o:hralign="center" o:hrstd="t" o:hr="t" fillcolor="#a0a0a0" stroked="f"/>
+          <v:rect id="_x0000_i1077" style="width:0;height:1.5pt" o:hralign="center" o:hrstd="t" o:hr="t" fillcolor="#a0a0a0" stroked="f"/>
         </w:pict>
       </w:r>
     </w:p>
@@ -3818,7 +5036,6 @@
     </w:p>
     <w:p>
       <w:r>
-        <w:lastRenderedPageBreak/>
         <w:t>Mutable objects change because both variables point to the same object and that object is modified.</w:t>
       </w:r>
     </w:p>
@@ -3826,7 +5043,7 @@
     <w:p>
       <w:r>
         <w:pict w14:anchorId="7DD6CBA7">
-          <v:rect id="_x0000_i1070" style="width:0;height:1.5pt" o:hralign="center" o:hrstd="t" o:hr="t" fillcolor="#a0a0a0" stroked="f"/>
+          <v:rect id="_x0000_i1078" style="width:0;height:1.5pt" o:hralign="center" o:hrstd="t" o:hr="t" fillcolor="#a0a0a0" stroked="f"/>
         </w:pict>
       </w:r>
     </w:p>
@@ -3886,7 +5103,7 @@
     <w:p>
       <w:r>
         <w:pict w14:anchorId="344FAE45">
-          <v:rect id="_x0000_i1071" style="width:0;height:1.5pt" o:hralign="center" o:hrstd="t" o:hr="t" fillcolor="#a0a0a0" stroked="f"/>
+          <v:rect id="_x0000_i1079" style="width:0;height:1.5pt" o:hralign="center" o:hrstd="t" o:hr="t" fillcolor="#a0a0a0" stroked="f"/>
         </w:pict>
       </w:r>
     </w:p>
@@ -3902,6 +5119,7 @@
           <w:b/>
           <w:bCs/>
         </w:rPr>
+        <w:lastRenderedPageBreak/>
         <w:t>Fix</w:t>
       </w:r>
     </w:p>
@@ -4011,7 +5229,7 @@
     <w:p>
       <w:r>
         <w:pict w14:anchorId="007D0C5D">
-          <v:rect id="_x0000_i1072" style="width:0;height:1.5pt" o:hralign="center" o:hrstd="t" o:hr="t" fillcolor="#a0a0a0" stroked="f"/>
+          <v:rect id="_x0000_i1080" style="width:0;height:1.5pt" o:hralign="center" o:hrstd="t" o:hr="t" fillcolor="#a0a0a0" stroked="f"/>
         </w:pict>
       </w:r>
     </w:p>
@@ -4036,7 +5254,6 @@
           <w:rFonts w:ascii="Segoe UI Emoji" w:hAnsi="Segoe UI Emoji" w:cs="Segoe UI Emoji"/>
           <w:highlight w:val="cyan"/>
         </w:rPr>
-        <w:lastRenderedPageBreak/>
         <w:t>👉</w:t>
       </w:r>
       <w:r>
@@ -4100,7 +5317,7 @@
     <w:p>
       <w:r>
         <w:pict w14:anchorId="584FEE07">
-          <v:rect id="_x0000_i1073" style="width:0;height:1.5pt" o:hralign="center" o:hrstd="t" o:hr="t" fillcolor="#a0a0a0" stroked="f"/>
+          <v:rect id="_x0000_i1081" style="width:0;height:1.5pt" o:hralign="center" o:hrstd="t" o:hr="t" fillcolor="#a0a0a0" stroked="f"/>
         </w:pict>
       </w:r>
     </w:p>
@@ -4159,6 +5376,7 @@
           <w:b/>
           <w:bCs/>
         </w:rPr>
+        <w:lastRenderedPageBreak/>
         <w:t>Second call:</w:t>
       </w:r>
     </w:p>
@@ -4202,7 +5420,7 @@
     <w:p>
       <w:r>
         <w:pict w14:anchorId="0D6B5CC3">
-          <v:rect id="_x0000_i1074" style="width:0;height:1.5pt" o:hralign="center" o:hrstd="t" o:hr="t" fillcolor="#a0a0a0" stroked="f"/>
+          <v:rect id="_x0000_i1082" style="width:0;height:1.5pt" o:hralign="center" o:hrstd="t" o:hr="t" fillcolor="#a0a0a0" stroked="f"/>
         </w:pict>
       </w:r>
     </w:p>
@@ -4238,7 +5456,7 @@
     <w:p>
       <w:r>
         <w:pict w14:anchorId="6AD25817">
-          <v:rect id="_x0000_i1075" style="width:0;height:1.5pt" o:hralign="center" o:hrstd="t" o:hr="t" fillcolor="#a0a0a0" stroked="f"/>
+          <v:rect id="_x0000_i1083" style="width:0;height:1.5pt" o:hralign="center" o:hrstd="t" o:hr="t" fillcolor="#a0a0a0" stroked="f"/>
         </w:pict>
       </w:r>
     </w:p>
@@ -4323,7 +5541,7 @@
     <w:p>
       <w:r>
         <w:pict w14:anchorId="228A4D7D">
-          <v:rect id="_x0000_i1076" style="width:0;height:1.5pt" o:hralign="center" o:hrstd="t" o:hr="t" fillcolor="#a0a0a0" stroked="f"/>
+          <v:rect id="_x0000_i1084" style="width:0;height:1.5pt" o:hralign="center" o:hrstd="t" o:hr="t" fillcolor="#a0a0a0" stroked="f"/>
         </w:pict>
       </w:r>
     </w:p>
@@ -4344,7 +5562,6 @@
     </w:p>
     <w:p>
       <w:r>
-        <w:lastRenderedPageBreak/>
         <w:t>def f(x=None):</w:t>
       </w:r>
       <w:r>
@@ -4359,7 +5576,7 @@
     <w:p>
       <w:r>
         <w:pict w14:anchorId="2ECB73E0">
-          <v:rect id="_x0000_i1077" style="width:0;height:1.5pt" o:hralign="center" o:hrstd="t" o:hr="t" fillcolor="#a0a0a0" stroked="f"/>
+          <v:rect id="_x0000_i1085" style="width:0;height:1.5pt" o:hralign="center" o:hrstd="t" o:hr="t" fillcolor="#a0a0a0" stroked="f"/>
         </w:pict>
       </w:r>
     </w:p>
@@ -4424,7 +5641,7 @@
     <w:p>
       <w:r>
         <w:pict w14:anchorId="4E292C72">
-          <v:rect id="_x0000_i1078" style="width:0;height:1.5pt" o:hralign="center" o:hrstd="t" o:hr="t" fillcolor="#a0a0a0" stroked="f"/>
+          <v:rect id="_x0000_i1086" style="width:0;height:1.5pt" o:hralign="center" o:hrstd="t" o:hr="t" fillcolor="#a0a0a0" stroked="f"/>
         </w:pict>
       </w:r>
     </w:p>
@@ -4479,6 +5696,7 @@
           <w:b/>
           <w:bCs/>
         </w:rPr>
+        <w:lastRenderedPageBreak/>
         <w:t>Second call:</w:t>
       </w:r>
     </w:p>
@@ -4517,7 +5735,7 @@
     <w:p>
       <w:r>
         <w:pict w14:anchorId="1C9AE39D">
-          <v:rect id="_x0000_i1079" style="width:0;height:1.5pt" o:hralign="center" o:hrstd="t" o:hr="t" fillcolor="#a0a0a0" stroked="f"/>
+          <v:rect id="_x0000_i1087" style="width:0;height:1.5pt" o:hralign="center" o:hrstd="t" o:hr="t" fillcolor="#a0a0a0" stroked="f"/>
         </w:pict>
       </w:r>
     </w:p>
@@ -4544,7 +5762,7 @@
     <w:p>
       <w:r>
         <w:pict w14:anchorId="7D1ABB79">
-          <v:rect id="_x0000_i1080" style="width:0;height:1.5pt" o:hralign="center" o:hrstd="t" o:hr="t" fillcolor="#a0a0a0" stroked="f"/>
+          <v:rect id="_x0000_i1088" style="width:0;height:1.5pt" o:hralign="center" o:hrstd="t" o:hr="t" fillcolor="#a0a0a0" stroked="f"/>
         </w:pict>
       </w:r>
     </w:p>
@@ -4695,7 +5913,7 @@
     <w:p>
       <w:r>
         <w:pict w14:anchorId="05970F11">
-          <v:rect id="_x0000_i1081" style="width:0;height:1.5pt" o:hralign="center" o:hrstd="t" o:hr="t" fillcolor="#a0a0a0" stroked="f"/>
+          <v:rect id="_x0000_i1089" style="width:0;height:1.5pt" o:hralign="center" o:hrstd="t" o:hr="t" fillcolor="#a0a0a0" stroked="f"/>
         </w:pict>
       </w:r>
     </w:p>
@@ -4743,7 +5961,6 @@
         </w:numPr>
       </w:pPr>
       <w:r>
-        <w:lastRenderedPageBreak/>
         <w:t xml:space="preserve">Mutable defaults → </w:t>
       </w:r>
       <w:r>
@@ -4826,7 +6043,7 @@
     <w:p>
       <w:r>
         <w:pict w14:anchorId="61D1FB76">
-          <v:rect id="_x0000_i1082" style="width:0;height:1.5pt" o:hralign="center" o:hrstd="t" o:hr="t" fillcolor="#a0a0a0" stroked="f"/>
+          <v:rect id="_x0000_i1090" style="width:0;height:1.5pt" o:hralign="center" o:hrstd="t" o:hr="t" fillcolor="#a0a0a0" stroked="f"/>
         </w:pict>
       </w:r>
     </w:p>
@@ -4851,19 +6068,23 @@
           <w:ilvl w:val="0"/>
           <w:numId w:val="36"/>
         </w:numPr>
-      </w:pPr>
-      <w:r>
-        <w:t xml:space="preserve">Default values are created </w:t>
-      </w:r>
-      <w:r>
-        <w:rPr>
-          <w:b/>
-          <w:bCs/>
-        </w:rPr>
-        <w:t>once at function definition time</w:t>
-      </w:r>
-      <w:r>
-        <w:t xml:space="preserve"> </w:t>
+        <w:rPr>
+          <w:b/>
+          <w:bCs/>
+          <w:sz w:val="28"/>
+          <w:szCs w:val="28"/>
+          <w:highlight w:val="green"/>
+        </w:rPr>
+      </w:pPr>
+      <w:r>
+        <w:rPr>
+          <w:b/>
+          <w:bCs/>
+          <w:sz w:val="28"/>
+          <w:szCs w:val="28"/>
+          <w:highlight w:val="green"/>
+        </w:rPr>
+        <w:t xml:space="preserve">Default values are created once at function definition time </w:t>
       </w:r>
     </w:p>
     <w:p>
@@ -4892,7 +6113,7 @@
     <w:p>
       <w:r>
         <w:pict w14:anchorId="4FA8C09F">
-          <v:rect id="_x0000_i1083" style="width:0;height:1.5pt" o:hralign="center" o:hrstd="t" o:hr="t" fillcolor="#a0a0a0" stroked="f"/>
+          <v:rect id="_x0000_i1091" style="width:0;height:1.5pt" o:hralign="center" o:hrstd="t" o:hr="t" fillcolor="#a0a0a0" stroked="f"/>
         </w:pict>
       </w:r>
     </w:p>
@@ -4923,6 +6144,7 @@
           <w:b/>
           <w:bCs/>
         </w:rPr>
+        <w:lastRenderedPageBreak/>
         <w:t>Case 1: Mutable default (problem)</w:t>
       </w:r>
     </w:p>
@@ -5013,7 +6235,7 @@
     <w:p>
       <w:r>
         <w:pict w14:anchorId="17F27D0A">
-          <v:rect id="_x0000_i1084" style="width:0;height:1.5pt" o:hralign="center" o:hrstd="t" o:hr="t" fillcolor="#a0a0a0" stroked="f"/>
+          <v:rect id="_x0000_i1092" style="width:0;height:1.5pt" o:hralign="center" o:hrstd="t" o:hr="t" fillcolor="#a0a0a0" stroked="f"/>
         </w:pict>
       </w:r>
     </w:p>
@@ -5085,7 +6307,6 @@
         </w:numPr>
       </w:pPr>
       <w:r>
-        <w:lastRenderedPageBreak/>
         <w:t xml:space="preserve">No modification to original default </w:t>
       </w:r>
     </w:p>
@@ -5110,7 +6331,7 @@
     <w:p>
       <w:r>
         <w:pict w14:anchorId="4CB3A3FA">
-          <v:rect id="_x0000_i1085" style="width:0;height:1.5pt" o:hralign="center" o:hrstd="t" o:hr="t" fillcolor="#a0a0a0" stroked="f"/>
+          <v:rect id="_x0000_i1093" style="width:0;height:1.5pt" o:hralign="center" o:hrstd="t" o:hr="t" fillcolor="#a0a0a0" stroked="f"/>
         </w:pict>
       </w:r>
     </w:p>
@@ -5279,7 +6500,7 @@
     <w:p>
       <w:r>
         <w:pict w14:anchorId="22A68244">
-          <v:rect id="_x0000_i1086" style="width:0;height:1.5pt" o:hralign="center" o:hrstd="t" o:hr="t" fillcolor="#a0a0a0" stroked="f"/>
+          <v:rect id="_x0000_i1094" style="width:0;height:1.5pt" o:hralign="center" o:hrstd="t" o:hr="t" fillcolor="#a0a0a0" stroked="f"/>
         </w:pict>
       </w:r>
     </w:p>
@@ -5295,6 +6516,7 @@
           <w:b/>
           <w:bCs/>
         </w:rPr>
+        <w:lastRenderedPageBreak/>
         <w:t>Final Understanding</w:t>
       </w:r>
     </w:p>
@@ -5394,7 +6616,7 @@
     <w:p>
       <w:r>
         <w:pict w14:anchorId="6FDD566B">
-          <v:rect id="_x0000_i1087" style="width:0;height:1.5pt" o:hralign="center" o:hrstd="t" o:hr="t" fillcolor="#a0a0a0" stroked="f"/>
+          <v:rect id="_x0000_i1095" style="width:0;height:1.5pt" o:hralign="center" o:hrstd="t" o:hr="t" fillcolor="#a0a0a0" stroked="f"/>
         </w:pict>
       </w:r>
     </w:p>
@@ -5474,7 +6696,7 @@
     <w:p>
       <w:r>
         <w:pict w14:anchorId="19494068">
-          <v:rect id="_x0000_i1088" style="width:0;height:1.5pt" o:hralign="center" o:hrstd="t" o:hr="t" fillcolor="#a0a0a0" stroked="f"/>
+          <v:rect id="_x0000_i1096" style="width:0;height:1.5pt" o:hralign="center" o:hrstd="t" o:hr="t" fillcolor="#a0a0a0" stroked="f"/>
         </w:pict>
       </w:r>
     </w:p>
@@ -5494,7 +6716,6 @@
           <w:sz w:val="44"/>
           <w:szCs w:val="44"/>
         </w:rPr>
-        <w:lastRenderedPageBreak/>
         <w:t>19. Object Lifecycle</w:t>
       </w:r>
     </w:p>
@@ -5556,7 +6777,7 @@
     <w:p>
       <w:r>
         <w:pict w14:anchorId="2A38A13C">
-          <v:rect id="_x0000_i1089" style="width:0;height:1.5pt" o:hralign="center" o:hrstd="t" o:hr="t" fillcolor="#a0a0a0" stroked="f"/>
+          <v:rect id="_x0000_i1097" style="width:0;height:1.5pt" o:hralign="center" o:hrstd="t" o:hr="t" fillcolor="#a0a0a0" stroked="f"/>
         </w:pict>
       </w:r>
     </w:p>
@@ -5620,13 +6841,14 @@
         </w:numPr>
       </w:pPr>
       <w:r>
+        <w:lastRenderedPageBreak/>
         <w:t xml:space="preserve">Use __slots__ in classes (advanced) </w:t>
       </w:r>
     </w:p>
     <w:p>
       <w:r>
         <w:pict w14:anchorId="598E5143">
-          <v:rect id="_x0000_i1090" style="width:0;height:1.5pt" o:hralign="center" o:hrstd="t" o:hr="t" fillcolor="#a0a0a0" stroked="f"/>
+          <v:rect id="_x0000_i1098" style="width:0;height:1.5pt" o:hralign="center" o:hrstd="t" o:hr="t" fillcolor="#a0a0a0" stroked="f"/>
         </w:pict>
       </w:r>
     </w:p>
@@ -5772,7 +6994,6 @@
         </w:numPr>
       </w:pPr>
       <w:r>
-        <w:lastRenderedPageBreak/>
         <w:t xml:space="preserve">a and b point to the </w:t>
       </w:r>
       <w:r>
@@ -5887,7 +7108,7 @@
     <w:p>
       <w:r>
         <w:pict w14:anchorId="25F9B29E">
-          <v:rect id="_x0000_i1091" style="width:0;height:1.5pt" o:hralign="center" o:hrstd="t" o:hr="t" fillcolor="#a0a0a0" stroked="f"/>
+          <v:rect id="_x0000_i1099" style="width:0;height:1.5pt" o:hralign="center" o:hrstd="t" o:hr="t" fillcolor="#a0a0a0" stroked="f"/>
         </w:pict>
       </w:r>
     </w:p>
@@ -5928,6 +7149,7 @@
     </w:p>
     <w:p>
       <w:r>
+        <w:lastRenderedPageBreak/>
         <w:t>[[], [], []]   (3 independent lists)</w:t>
       </w:r>
     </w:p>
@@ -5952,18 +7174,28 @@
           <w:ilvl w:val="0"/>
           <w:numId w:val="41"/>
         </w:numPr>
-      </w:pPr>
-      <w:r>
+        <w:rPr>
+          <w:highlight w:val="cyan"/>
+        </w:rPr>
+      </w:pPr>
+      <w:r>
+        <w:rPr>
+          <w:highlight w:val="cyan"/>
+        </w:rPr>
         <w:t xml:space="preserve">Only </w:t>
       </w:r>
       <w:r>
         <w:rPr>
           <w:b/>
           <w:bCs/>
+          <w:highlight w:val="cyan"/>
         </w:rPr>
         <w:t>one inner list</w:t>
       </w:r>
       <w:r>
+        <w:rPr>
+          <w:highlight w:val="cyan"/>
+        </w:rPr>
         <w:t xml:space="preserve"> is created </w:t>
       </w:r>
     </w:p>
@@ -6044,7 +7276,7 @@
     <w:p>
       <w:r>
         <w:pict w14:anchorId="77460C12">
-          <v:rect id="_x0000_i1092" style="width:0;height:1.5pt" o:hralign="center" o:hrstd="t" o:hr="t" fillcolor="#a0a0a0" stroked="f"/>
+          <v:rect id="_x0000_i1100" style="width:0;height:1.5pt" o:hralign="center" o:hrstd="t" o:hr="t" fillcolor="#a0a0a0" stroked="f"/>
         </w:pict>
       </w:r>
     </w:p>
@@ -6059,6 +7291,7 @@
         <w:rPr>
           <w:b/>
           <w:bCs/>
+          <w:highlight w:val="green"/>
         </w:rPr>
         <w:t>Correct way</w:t>
       </w:r>
@@ -6072,17 +7305,21 @@
       <w:r>
         <w:rPr>
           <w:rFonts w:ascii="Segoe UI Symbol" w:hAnsi="Segoe UI Symbol" w:cs="Segoe UI Symbol"/>
+          <w:highlight w:val="cyan"/>
         </w:rPr>
         <w:t>✔</w:t>
       </w:r>
       <w:r>
+        <w:rPr>
+          <w:highlight w:val="cyan"/>
+        </w:rPr>
         <w:t>️ Creates 3 separate lists</w:t>
       </w:r>
     </w:p>
     <w:p>
       <w:r>
         <w:pict w14:anchorId="554A02FA">
-          <v:rect id="_x0000_i1093" style="width:0;height:1.5pt" o:hralign="center" o:hrstd="t" o:hr="t" fillcolor="#a0a0a0" stroked="f"/>
+          <v:rect id="_x0000_i1101" style="width:0;height:1.5pt" o:hralign="center" o:hrstd="t" o:hr="t" fillcolor="#a0a0a0" stroked="f"/>
         </w:pict>
       </w:r>
     </w:p>
@@ -6098,7 +7335,6 @@
           <w:b/>
           <w:bCs/>
         </w:rPr>
-        <w:lastRenderedPageBreak/>
         <w:t>Trap 3: Mutable Default Argument</w:t>
       </w:r>
     </w:p>
@@ -6185,7 +7421,7 @@
     <w:p>
       <w:r>
         <w:pict w14:anchorId="13611527">
-          <v:rect id="_x0000_i1094" style="width:0;height:1.5pt" o:hralign="center" o:hrstd="t" o:hr="t" fillcolor="#a0a0a0" stroked="f"/>
+          <v:rect id="_x0000_i1102" style="width:0;height:1.5pt" o:hralign="center" o:hrstd="t" o:hr="t" fillcolor="#a0a0a0" stroked="f"/>
         </w:pict>
       </w:r>
     </w:p>
@@ -6200,6 +7436,7 @@
         <w:rPr>
           <w:b/>
           <w:bCs/>
+          <w:highlight w:val="green"/>
         </w:rPr>
         <w:t>Correct way</w:t>
       </w:r>
@@ -6222,6 +7459,7 @@
         <w:rPr>
           <w:rFonts w:ascii="Segoe UI Symbol" w:hAnsi="Segoe UI Symbol" w:cs="Segoe UI Symbol"/>
         </w:rPr>
+        <w:lastRenderedPageBreak/>
         <w:t>✔</w:t>
       </w:r>
       <w:r>
@@ -6231,7 +7469,7 @@
     <w:p>
       <w:r>
         <w:pict w14:anchorId="0E7534F7">
-          <v:rect id="_x0000_i1095" style="width:0;height:1.5pt" o:hralign="center" o:hrstd="t" o:hr="t" fillcolor="#a0a0a0" stroked="f"/>
+          <v:rect id="_x0000_i1103" style="width:0;height:1.5pt" o:hralign="center" o:hrstd="t" o:hr="t" fillcolor="#a0a0a0" stroked="f"/>
         </w:pict>
       </w:r>
     </w:p>
@@ -6465,7 +7703,7 @@
     <w:p>
       <w:r>
         <w:pict w14:anchorId="417D9942">
-          <v:rect id="_x0000_i1096" style="width:0;height:1.5pt" o:hralign="center" o:hrstd="t" o:hr="t" fillcolor="#a0a0a0" stroked="f"/>
+          <v:rect id="_x0000_i1104" style="width:0;height:1.5pt" o:hralign="center" o:hrstd="t" o:hr="t" fillcolor="#a0a0a0" stroked="f"/>
         </w:pict>
       </w:r>
     </w:p>
@@ -6503,7 +7741,7 @@
     <w:p>
       <w:r>
         <w:pict w14:anchorId="43D068B5">
-          <v:rect id="_x0000_i1097" style="width:0;height:1.5pt" o:hralign="center" o:hrstd="t" o:hr="t" fillcolor="#a0a0a0" stroked="f"/>
+          <v:rect id="_x0000_i1105" style="width:0;height:1.5pt" o:hralign="center" o:hrstd="t" o:hr="t" fillcolor="#a0a0a0" stroked="f"/>
         </w:pict>
       </w:r>
     </w:p>
@@ -6549,7 +7787,6 @@
         </w:numPr>
       </w:pPr>
       <w:r>
-        <w:lastRenderedPageBreak/>
         <w:t xml:space="preserve">Avoid collecting large data to driver </w:t>
       </w:r>
     </w:p>
@@ -6588,7 +7825,7 @@
           <w:szCs w:val="36"/>
         </w:rPr>
         <w:pict w14:anchorId="2D4DBAC7">
-          <v:rect id="_x0000_i1098" style="width:0;height:1.5pt" o:hralign="center" o:hrstd="t" o:hr="t" fillcolor="#a0a0a0" stroked="f"/>
+          <v:rect id="_x0000_i1106" style="width:0;height:1.5pt" o:hralign="center" o:hrstd="t" o:hr="t" fillcolor="#a0a0a0" stroked="f"/>
         </w:pict>
       </w:r>
     </w:p>
@@ -6779,6 +8016,123 @@
     </w:lvl>
   </w:abstractNum>
   <w:abstractNum w:abstractNumId="1" w15:restartNumberingAfterBreak="0">
+    <w:nsid w:val="02971877"/>
+    <w:multiLevelType w:val="multilevel"/>
+    <w:tmpl w:val="9B0EDC0E"/>
+    <w:lvl w:ilvl="0">
+      <w:start w:val="1"/>
+      <w:numFmt w:val="decimal"/>
+      <w:lvlText w:val="%1."/>
+      <w:lvlJc w:val="left"/>
+      <w:pPr>
+        <w:tabs>
+          <w:tab w:val="num" w:pos="720"/>
+        </w:tabs>
+        <w:ind w:left="720" w:hanging="360"/>
+      </w:pPr>
+    </w:lvl>
+    <w:lvl w:ilvl="1">
+      <w:start w:val="1"/>
+      <w:numFmt w:val="bullet"/>
+      <w:lvlText w:val="o"/>
+      <w:lvlJc w:val="left"/>
+      <w:pPr>
+        <w:tabs>
+          <w:tab w:val="num" w:pos="1440"/>
+        </w:tabs>
+        <w:ind w:left="1440" w:hanging="360"/>
+      </w:pPr>
+      <w:rPr>
+        <w:rFonts w:ascii="Courier New" w:hAnsi="Courier New" w:hint="default"/>
+        <w:sz w:val="20"/>
+      </w:rPr>
+    </w:lvl>
+    <w:lvl w:ilvl="2" w:tentative="1">
+      <w:start w:val="1"/>
+      <w:numFmt w:val="decimal"/>
+      <w:lvlText w:val="%3."/>
+      <w:lvlJc w:val="left"/>
+      <w:pPr>
+        <w:tabs>
+          <w:tab w:val="num" w:pos="2160"/>
+        </w:tabs>
+        <w:ind w:left="2160" w:hanging="360"/>
+      </w:pPr>
+    </w:lvl>
+    <w:lvl w:ilvl="3" w:tentative="1">
+      <w:start w:val="1"/>
+      <w:numFmt w:val="decimal"/>
+      <w:lvlText w:val="%4."/>
+      <w:lvlJc w:val="left"/>
+      <w:pPr>
+        <w:tabs>
+          <w:tab w:val="num" w:pos="2880"/>
+        </w:tabs>
+        <w:ind w:left="2880" w:hanging="360"/>
+      </w:pPr>
+    </w:lvl>
+    <w:lvl w:ilvl="4" w:tentative="1">
+      <w:start w:val="1"/>
+      <w:numFmt w:val="decimal"/>
+      <w:lvlText w:val="%5."/>
+      <w:lvlJc w:val="left"/>
+      <w:pPr>
+        <w:tabs>
+          <w:tab w:val="num" w:pos="3600"/>
+        </w:tabs>
+        <w:ind w:left="3600" w:hanging="360"/>
+      </w:pPr>
+    </w:lvl>
+    <w:lvl w:ilvl="5" w:tentative="1">
+      <w:start w:val="1"/>
+      <w:numFmt w:val="decimal"/>
+      <w:lvlText w:val="%6."/>
+      <w:lvlJc w:val="left"/>
+      <w:pPr>
+        <w:tabs>
+          <w:tab w:val="num" w:pos="4320"/>
+        </w:tabs>
+        <w:ind w:left="4320" w:hanging="360"/>
+      </w:pPr>
+    </w:lvl>
+    <w:lvl w:ilvl="6" w:tentative="1">
+      <w:start w:val="1"/>
+      <w:numFmt w:val="decimal"/>
+      <w:lvlText w:val="%7."/>
+      <w:lvlJc w:val="left"/>
+      <w:pPr>
+        <w:tabs>
+          <w:tab w:val="num" w:pos="5040"/>
+        </w:tabs>
+        <w:ind w:left="5040" w:hanging="360"/>
+      </w:pPr>
+    </w:lvl>
+    <w:lvl w:ilvl="7" w:tentative="1">
+      <w:start w:val="1"/>
+      <w:numFmt w:val="decimal"/>
+      <w:lvlText w:val="%8."/>
+      <w:lvlJc w:val="left"/>
+      <w:pPr>
+        <w:tabs>
+          <w:tab w:val="num" w:pos="5760"/>
+        </w:tabs>
+        <w:ind w:left="5760" w:hanging="360"/>
+      </w:pPr>
+    </w:lvl>
+    <w:lvl w:ilvl="8" w:tentative="1">
+      <w:start w:val="1"/>
+      <w:numFmt w:val="decimal"/>
+      <w:lvlText w:val="%9."/>
+      <w:lvlJc w:val="left"/>
+      <w:pPr>
+        <w:tabs>
+          <w:tab w:val="num" w:pos="6480"/>
+        </w:tabs>
+        <w:ind w:left="6480" w:hanging="360"/>
+      </w:pPr>
+    </w:lvl>
+  </w:abstractNum>
+  <w:abstractNum w:abstractNumId="2" w15:restartNumberingAfterBreak="0">
     <w:nsid w:val="032B4375"/>
     <w:multiLevelType w:val="multilevel"/>
     <w:tmpl w:val="472819F8"/>
@@ -6927,7 +8281,7 @@
       </w:rPr>
     </w:lvl>
   </w:abstractNum>
-  <w:abstractNum w:abstractNumId="2" w15:restartNumberingAfterBreak="0">
+  <w:abstractNum w:abstractNumId="3" w15:restartNumberingAfterBreak="0">
     <w:nsid w:val="03601F6F"/>
     <w:multiLevelType w:val="multilevel"/>
     <w:tmpl w:val="2990FD74"/>
@@ -7076,7 +8430,7 @@
       </w:rPr>
     </w:lvl>
   </w:abstractNum>
-  <w:abstractNum w:abstractNumId="3" w15:restartNumberingAfterBreak="0">
+  <w:abstractNum w:abstractNumId="4" w15:restartNumberingAfterBreak="0">
     <w:nsid w:val="04B24765"/>
     <w:multiLevelType w:val="multilevel"/>
     <w:tmpl w:val="4C1A1316"/>
@@ -7225,7 +8579,7 @@
       </w:rPr>
     </w:lvl>
   </w:abstractNum>
-  <w:abstractNum w:abstractNumId="4" w15:restartNumberingAfterBreak="0">
+  <w:abstractNum w:abstractNumId="5" w15:restartNumberingAfterBreak="0">
     <w:nsid w:val="04CA5FBF"/>
     <w:multiLevelType w:val="multilevel"/>
     <w:tmpl w:val="E8467B98"/>
@@ -7374,7 +8728,7 @@
       </w:rPr>
     </w:lvl>
   </w:abstractNum>
-  <w:abstractNum w:abstractNumId="5" w15:restartNumberingAfterBreak="0">
+  <w:abstractNum w:abstractNumId="6" w15:restartNumberingAfterBreak="0">
     <w:nsid w:val="056F3256"/>
     <w:multiLevelType w:val="multilevel"/>
     <w:tmpl w:val="B0206A9C"/>
@@ -7487,7 +8841,7 @@
       </w:pPr>
     </w:lvl>
   </w:abstractNum>
-  <w:abstractNum w:abstractNumId="6" w15:restartNumberingAfterBreak="0">
+  <w:abstractNum w:abstractNumId="7" w15:restartNumberingAfterBreak="0">
     <w:nsid w:val="07B90167"/>
     <w:multiLevelType w:val="multilevel"/>
     <w:tmpl w:val="06566938"/>
@@ -7600,7 +8954,7 @@
       </w:pPr>
     </w:lvl>
   </w:abstractNum>
-  <w:abstractNum w:abstractNumId="7" w15:restartNumberingAfterBreak="0">
+  <w:abstractNum w:abstractNumId="8" w15:restartNumberingAfterBreak="0">
     <w:nsid w:val="08DE61CE"/>
     <w:multiLevelType w:val="multilevel"/>
     <w:tmpl w:val="CDD2ADAC"/>
@@ -7749,7 +9103,7 @@
       </w:rPr>
     </w:lvl>
   </w:abstractNum>
-  <w:abstractNum w:abstractNumId="8" w15:restartNumberingAfterBreak="0">
+  <w:abstractNum w:abstractNumId="9" w15:restartNumberingAfterBreak="0">
     <w:nsid w:val="0A4A780C"/>
     <w:multiLevelType w:val="multilevel"/>
     <w:tmpl w:val="8C9E0752"/>
@@ -7898,7 +9252,7 @@
       </w:rPr>
     </w:lvl>
   </w:abstractNum>
-  <w:abstractNum w:abstractNumId="9" w15:restartNumberingAfterBreak="0">
+  <w:abstractNum w:abstractNumId="10" w15:restartNumberingAfterBreak="0">
     <w:nsid w:val="0BAB485C"/>
     <w:multiLevelType w:val="multilevel"/>
     <w:tmpl w:val="8534C41A"/>
@@ -8047,7 +9401,156 @@
       </w:rPr>
     </w:lvl>
   </w:abstractNum>
-  <w:abstractNum w:abstractNumId="10" w15:restartNumberingAfterBreak="0">
+  <w:abstractNum w:abstractNumId="11" w15:restartNumberingAfterBreak="0">
+    <w:nsid w:val="10F948E1"/>
+    <w:multiLevelType w:val="multilevel"/>
+    <w:tmpl w:val="223CACAE"/>
+    <w:lvl w:ilvl="0">
+      <w:start w:val="1"/>
+      <w:numFmt w:val="bullet"/>
+      <w:lvlText w:val=""/>
+      <w:lvlJc w:val="left"/>
+      <w:pPr>
+        <w:tabs>
+          <w:tab w:val="num" w:pos="720"/>
+        </w:tabs>
+        <w:ind w:left="720" w:hanging="360"/>
+      </w:pPr>
+      <w:rPr>
+        <w:rFonts w:ascii="Symbol" w:hAnsi="Symbol" w:hint="default"/>
+        <w:sz w:val="20"/>
+      </w:rPr>
+    </w:lvl>
+    <w:lvl w:ilvl="1" w:tentative="1">
+      <w:start w:val="1"/>
+      <w:numFmt w:val="bullet"/>
+      <w:lvlText w:val="o"/>
+      <w:lvlJc w:val="left"/>
+      <w:pPr>
+        <w:tabs>
+          <w:tab w:val="num" w:pos="1440"/>
+        </w:tabs>
+        <w:ind w:left="1440" w:hanging="360"/>
+      </w:pPr>
+      <w:rPr>
+        <w:rFonts w:ascii="Courier New" w:hAnsi="Courier New" w:hint="default"/>
+        <w:sz w:val="20"/>
+      </w:rPr>
+    </w:lvl>
+    <w:lvl w:ilvl="2" w:tentative="1">
+      <w:start w:val="1"/>
+      <w:numFmt w:val="bullet"/>
+      <w:lvlText w:val=""/>
+      <w:lvlJc w:val="left"/>
+      <w:pPr>
+        <w:tabs>
+          <w:tab w:val="num" w:pos="2160"/>
+        </w:tabs>
+        <w:ind w:left="2160" w:hanging="360"/>
+      </w:pPr>
+      <w:rPr>
+        <w:rFonts w:ascii="Wingdings" w:hAnsi="Wingdings" w:hint="default"/>
+        <w:sz w:val="20"/>
+      </w:rPr>
+    </w:lvl>
+    <w:lvl w:ilvl="3" w:tentative="1">
+      <w:start w:val="1"/>
+      <w:numFmt w:val="bullet"/>
+      <w:lvlText w:val=""/>
+      <w:lvlJc w:val="left"/>
+      <w:pPr>
+        <w:tabs>
+          <w:tab w:val="num" w:pos="2880"/>
+        </w:tabs>
+        <w:ind w:left="2880" w:hanging="360"/>
+      </w:pPr>
+      <w:rPr>
+        <w:rFonts w:ascii="Wingdings" w:hAnsi="Wingdings" w:hint="default"/>
+        <w:sz w:val="20"/>
+      </w:rPr>
+    </w:lvl>
+    <w:lvl w:ilvl="4" w:tentative="1">
+      <w:start w:val="1"/>
+      <w:numFmt w:val="bullet"/>
+      <w:lvlText w:val=""/>
+      <w:lvlJc w:val="left"/>
+      <w:pPr>
+        <w:tabs>
+          <w:tab w:val="num" w:pos="3600"/>
+        </w:tabs>
+        <w:ind w:left="3600" w:hanging="360"/>
+      </w:pPr>
+      <w:rPr>
+        <w:rFonts w:ascii="Wingdings" w:hAnsi="Wingdings" w:hint="default"/>
+        <w:sz w:val="20"/>
+      </w:rPr>
+    </w:lvl>
+    <w:lvl w:ilvl="5" w:tentative="1">
+      <w:start w:val="1"/>
+      <w:numFmt w:val="bullet"/>
+      <w:lvlText w:val=""/>
+      <w:lvlJc w:val="left"/>
+      <w:pPr>
+        <w:tabs>
+          <w:tab w:val="num" w:pos="4320"/>
+        </w:tabs>
+        <w:ind w:left="4320" w:hanging="360"/>
+      </w:pPr>
+      <w:rPr>
+        <w:rFonts w:ascii="Wingdings" w:hAnsi="Wingdings" w:hint="default"/>
+        <w:sz w:val="20"/>
+      </w:rPr>
+    </w:lvl>
+    <w:lvl w:ilvl="6" w:tentative="1">
+      <w:start w:val="1"/>
+      <w:numFmt w:val="bullet"/>
+      <w:lvlText w:val=""/>
+      <w:lvlJc w:val="left"/>
+      <w:pPr>
+        <w:tabs>
+          <w:tab w:val="num" w:pos="5040"/>
+        </w:tabs>
+        <w:ind w:left="5040" w:hanging="360"/>
+      </w:pPr>
+      <w:rPr>
+        <w:rFonts w:ascii="Wingdings" w:hAnsi="Wingdings" w:hint="default"/>
+        <w:sz w:val="20"/>
+      </w:rPr>
+    </w:lvl>
+    <w:lvl w:ilvl="7" w:tentative="1">
+      <w:start w:val="1"/>
+      <w:numFmt w:val="bullet"/>
+      <w:lvlText w:val=""/>
+      <w:lvlJc w:val="left"/>
+      <w:pPr>
+        <w:tabs>
+          <w:tab w:val="num" w:pos="5760"/>
+        </w:tabs>
+        <w:ind w:left="5760" w:hanging="360"/>
+      </w:pPr>
+      <w:rPr>
+        <w:rFonts w:ascii="Wingdings" w:hAnsi="Wingdings" w:hint="default"/>
+        <w:sz w:val="20"/>
+      </w:rPr>
+    </w:lvl>
+    <w:lvl w:ilvl="8" w:tentative="1">
+      <w:start w:val="1"/>
+      <w:numFmt w:val="bullet"/>
+      <w:lvlText w:val=""/>
+      <w:lvlJc w:val="left"/>
+      <w:pPr>
+        <w:tabs>
+          <w:tab w:val="num" w:pos="6480"/>
+        </w:tabs>
+        <w:ind w:left="6480" w:hanging="360"/>
+      </w:pPr>
+      <w:rPr>
+        <w:rFonts w:ascii="Wingdings" w:hAnsi="Wingdings" w:hint="default"/>
+        <w:sz w:val="20"/>
+      </w:rPr>
+    </w:lvl>
+  </w:abstractNum>
+  <w:abstractNum w:abstractNumId="12" w15:restartNumberingAfterBreak="0">
     <w:nsid w:val="150504C1"/>
     <w:multiLevelType w:val="multilevel"/>
     <w:tmpl w:val="427E55C6"/>
@@ -8196,7 +9699,156 @@
       </w:rPr>
     </w:lvl>
   </w:abstractNum>
-  <w:abstractNum w:abstractNumId="11" w15:restartNumberingAfterBreak="0">
+  <w:abstractNum w:abstractNumId="13" w15:restartNumberingAfterBreak="0">
+    <w:nsid w:val="166D0B63"/>
+    <w:multiLevelType w:val="multilevel"/>
+    <w:tmpl w:val="EB966278"/>
+    <w:lvl w:ilvl="0">
+      <w:start w:val="1"/>
+      <w:numFmt w:val="bullet"/>
+      <w:lvlText w:val=""/>
+      <w:lvlJc w:val="left"/>
+      <w:pPr>
+        <w:tabs>
+          <w:tab w:val="num" w:pos="720"/>
+        </w:tabs>
+        <w:ind w:left="720" w:hanging="360"/>
+      </w:pPr>
+      <w:rPr>
+        <w:rFonts w:ascii="Symbol" w:hAnsi="Symbol" w:hint="default"/>
+        <w:sz w:val="20"/>
+      </w:rPr>
+    </w:lvl>
+    <w:lvl w:ilvl="1" w:tentative="1">
+      <w:start w:val="1"/>
+      <w:numFmt w:val="bullet"/>
+      <w:lvlText w:val="o"/>
+      <w:lvlJc w:val="left"/>
+      <w:pPr>
+        <w:tabs>
+          <w:tab w:val="num" w:pos="1440"/>
+        </w:tabs>
+        <w:ind w:left="1440" w:hanging="360"/>
+      </w:pPr>
+      <w:rPr>
+        <w:rFonts w:ascii="Courier New" w:hAnsi="Courier New" w:hint="default"/>
+        <w:sz w:val="20"/>
+      </w:rPr>
+    </w:lvl>
+    <w:lvl w:ilvl="2" w:tentative="1">
+      <w:start w:val="1"/>
+      <w:numFmt w:val="bullet"/>
+      <w:lvlText w:val=""/>
+      <w:lvlJc w:val="left"/>
+      <w:pPr>
+        <w:tabs>
+          <w:tab w:val="num" w:pos="2160"/>
+        </w:tabs>
+        <w:ind w:left="2160" w:hanging="360"/>
+      </w:pPr>
+      <w:rPr>
+        <w:rFonts w:ascii="Wingdings" w:hAnsi="Wingdings" w:hint="default"/>
+        <w:sz w:val="20"/>
+      </w:rPr>
+    </w:lvl>
+    <w:lvl w:ilvl="3" w:tentative="1">
+      <w:start w:val="1"/>
+      <w:numFmt w:val="bullet"/>
+      <w:lvlText w:val=""/>
+      <w:lvlJc w:val="left"/>
+      <w:pPr>
+        <w:tabs>
+          <w:tab w:val="num" w:pos="2880"/>
+        </w:tabs>
+        <w:ind w:left="2880" w:hanging="360"/>
+      </w:pPr>
+      <w:rPr>
+        <w:rFonts w:ascii="Wingdings" w:hAnsi="Wingdings" w:hint="default"/>
+        <w:sz w:val="20"/>
+      </w:rPr>
+    </w:lvl>
+    <w:lvl w:ilvl="4" w:tentative="1">
+      <w:start w:val="1"/>
+      <w:numFmt w:val="bullet"/>
+      <w:lvlText w:val=""/>
+      <w:lvlJc w:val="left"/>
+      <w:pPr>
+        <w:tabs>
+          <w:tab w:val="num" w:pos="3600"/>
+        </w:tabs>
+        <w:ind w:left="3600" w:hanging="360"/>
+      </w:pPr>
+      <w:rPr>
+        <w:rFonts w:ascii="Wingdings" w:hAnsi="Wingdings" w:hint="default"/>
+        <w:sz w:val="20"/>
+      </w:rPr>
+    </w:lvl>
+    <w:lvl w:ilvl="5" w:tentative="1">
+      <w:start w:val="1"/>
+      <w:numFmt w:val="bullet"/>
+      <w:lvlText w:val=""/>
+      <w:lvlJc w:val="left"/>
+      <w:pPr>
+        <w:tabs>
+          <w:tab w:val="num" w:pos="4320"/>
+        </w:tabs>
+        <w:ind w:left="4320" w:hanging="360"/>
+      </w:pPr>
+      <w:rPr>
+        <w:rFonts w:ascii="Wingdings" w:hAnsi="Wingdings" w:hint="default"/>
+        <w:sz w:val="20"/>
+      </w:rPr>
+    </w:lvl>
+    <w:lvl w:ilvl="6" w:tentative="1">
+      <w:start w:val="1"/>
+      <w:numFmt w:val="bullet"/>
+      <w:lvlText w:val=""/>
+      <w:lvlJc w:val="left"/>
+      <w:pPr>
+        <w:tabs>
+          <w:tab w:val="num" w:pos="5040"/>
+        </w:tabs>
+        <w:ind w:left="5040" w:hanging="360"/>
+      </w:pPr>
+      <w:rPr>
+        <w:rFonts w:ascii="Wingdings" w:hAnsi="Wingdings" w:hint="default"/>
+        <w:sz w:val="20"/>
+      </w:rPr>
+    </w:lvl>
+    <w:lvl w:ilvl="7" w:tentative="1">
+      <w:start w:val="1"/>
+      <w:numFmt w:val="bullet"/>
+      <w:lvlText w:val=""/>
+      <w:lvlJc w:val="left"/>
+      <w:pPr>
+        <w:tabs>
+          <w:tab w:val="num" w:pos="5760"/>
+        </w:tabs>
+        <w:ind w:left="5760" w:hanging="360"/>
+      </w:pPr>
+      <w:rPr>
+        <w:rFonts w:ascii="Wingdings" w:hAnsi="Wingdings" w:hint="default"/>
+        <w:sz w:val="20"/>
+      </w:rPr>
+    </w:lvl>
+    <w:lvl w:ilvl="8" w:tentative="1">
+      <w:start w:val="1"/>
+      <w:numFmt w:val="bullet"/>
+      <w:lvlText w:val=""/>
+      <w:lvlJc w:val="left"/>
+      <w:pPr>
+        <w:tabs>
+          <w:tab w:val="num" w:pos="6480"/>
+        </w:tabs>
+        <w:ind w:left="6480" w:hanging="360"/>
+      </w:pPr>
+      <w:rPr>
+        <w:rFonts w:ascii="Wingdings" w:hAnsi="Wingdings" w:hint="default"/>
+        <w:sz w:val="20"/>
+      </w:rPr>
+    </w:lvl>
+  </w:abstractNum>
+  <w:abstractNum w:abstractNumId="14" w15:restartNumberingAfterBreak="0">
     <w:nsid w:val="1A1D04B5"/>
     <w:multiLevelType w:val="multilevel"/>
     <w:tmpl w:val="79A049E4"/>
@@ -8345,7 +9997,7 @@
       </w:rPr>
     </w:lvl>
   </w:abstractNum>
-  <w:abstractNum w:abstractNumId="12" w15:restartNumberingAfterBreak="0">
+  <w:abstractNum w:abstractNumId="15" w15:restartNumberingAfterBreak="0">
     <w:nsid w:val="1D4A53BC"/>
     <w:multiLevelType w:val="multilevel"/>
     <w:tmpl w:val="327ADF2E"/>
@@ -8494,7 +10146,7 @@
       </w:rPr>
     </w:lvl>
   </w:abstractNum>
-  <w:abstractNum w:abstractNumId="13" w15:restartNumberingAfterBreak="0">
+  <w:abstractNum w:abstractNumId="16" w15:restartNumberingAfterBreak="0">
     <w:nsid w:val="1DB43AA7"/>
     <w:multiLevelType w:val="multilevel"/>
     <w:tmpl w:val="8F2AAC10"/>
@@ -8643,7 +10295,305 @@
       </w:rPr>
     </w:lvl>
   </w:abstractNum>
-  <w:abstractNum w:abstractNumId="14" w15:restartNumberingAfterBreak="0">
+  <w:abstractNum w:abstractNumId="17" w15:restartNumberingAfterBreak="0">
+    <w:nsid w:val="1E0737E4"/>
+    <w:multiLevelType w:val="multilevel"/>
+    <w:tmpl w:val="C6F672E8"/>
+    <w:lvl w:ilvl="0">
+      <w:start w:val="1"/>
+      <w:numFmt w:val="bullet"/>
+      <w:lvlText w:val=""/>
+      <w:lvlJc w:val="left"/>
+      <w:pPr>
+        <w:tabs>
+          <w:tab w:val="num" w:pos="720"/>
+        </w:tabs>
+        <w:ind w:left="720" w:hanging="360"/>
+      </w:pPr>
+      <w:rPr>
+        <w:rFonts w:ascii="Symbol" w:hAnsi="Symbol" w:hint="default"/>
+        <w:sz w:val="20"/>
+      </w:rPr>
+    </w:lvl>
+    <w:lvl w:ilvl="1" w:tentative="1">
+      <w:start w:val="1"/>
+      <w:numFmt w:val="bullet"/>
+      <w:lvlText w:val="o"/>
+      <w:lvlJc w:val="left"/>
+      <w:pPr>
+        <w:tabs>
+          <w:tab w:val="num" w:pos="1440"/>
+        </w:tabs>
+        <w:ind w:left="1440" w:hanging="360"/>
+      </w:pPr>
+      <w:rPr>
+        <w:rFonts w:ascii="Courier New" w:hAnsi="Courier New" w:hint="default"/>
+        <w:sz w:val="20"/>
+      </w:rPr>
+    </w:lvl>
+    <w:lvl w:ilvl="2" w:tentative="1">
+      <w:start w:val="1"/>
+      <w:numFmt w:val="bullet"/>
+      <w:lvlText w:val=""/>
+      <w:lvlJc w:val="left"/>
+      <w:pPr>
+        <w:tabs>
+          <w:tab w:val="num" w:pos="2160"/>
+        </w:tabs>
+        <w:ind w:left="2160" w:hanging="360"/>
+      </w:pPr>
+      <w:rPr>
+        <w:rFonts w:ascii="Wingdings" w:hAnsi="Wingdings" w:hint="default"/>
+        <w:sz w:val="20"/>
+      </w:rPr>
+    </w:lvl>
+    <w:lvl w:ilvl="3" w:tentative="1">
+      <w:start w:val="1"/>
+      <w:numFmt w:val="bullet"/>
+      <w:lvlText w:val=""/>
+      <w:lvlJc w:val="left"/>
+      <w:pPr>
+        <w:tabs>
+          <w:tab w:val="num" w:pos="2880"/>
+        </w:tabs>
+        <w:ind w:left="2880" w:hanging="360"/>
+      </w:pPr>
+      <w:rPr>
+        <w:rFonts w:ascii="Wingdings" w:hAnsi="Wingdings" w:hint="default"/>
+        <w:sz w:val="20"/>
+      </w:rPr>
+    </w:lvl>
+    <w:lvl w:ilvl="4" w:tentative="1">
+      <w:start w:val="1"/>
+      <w:numFmt w:val="bullet"/>
+      <w:lvlText w:val=""/>
+      <w:lvlJc w:val="left"/>
+      <w:pPr>
+        <w:tabs>
+          <w:tab w:val="num" w:pos="3600"/>
+        </w:tabs>
+        <w:ind w:left="3600" w:hanging="360"/>
+      </w:pPr>
+      <w:rPr>
+        <w:rFonts w:ascii="Wingdings" w:hAnsi="Wingdings" w:hint="default"/>
+        <w:sz w:val="20"/>
+      </w:rPr>
+    </w:lvl>
+    <w:lvl w:ilvl="5" w:tentative="1">
+      <w:start w:val="1"/>
+      <w:numFmt w:val="bullet"/>
+      <w:lvlText w:val=""/>
+      <w:lvlJc w:val="left"/>
+      <w:pPr>
+        <w:tabs>
+          <w:tab w:val="num" w:pos="4320"/>
+        </w:tabs>
+        <w:ind w:left="4320" w:hanging="360"/>
+      </w:pPr>
+      <w:rPr>
+        <w:rFonts w:ascii="Wingdings" w:hAnsi="Wingdings" w:hint="default"/>
+        <w:sz w:val="20"/>
+      </w:rPr>
+    </w:lvl>
+    <w:lvl w:ilvl="6" w:tentative="1">
+      <w:start w:val="1"/>
+      <w:numFmt w:val="bullet"/>
+      <w:lvlText w:val=""/>
+      <w:lvlJc w:val="left"/>
+      <w:pPr>
+        <w:tabs>
+          <w:tab w:val="num" w:pos="5040"/>
+        </w:tabs>
+        <w:ind w:left="5040" w:hanging="360"/>
+      </w:pPr>
+      <w:rPr>
+        <w:rFonts w:ascii="Wingdings" w:hAnsi="Wingdings" w:hint="default"/>
+        <w:sz w:val="20"/>
+      </w:rPr>
+    </w:lvl>
+    <w:lvl w:ilvl="7" w:tentative="1">
+      <w:start w:val="1"/>
+      <w:numFmt w:val="bullet"/>
+      <w:lvlText w:val=""/>
+      <w:lvlJc w:val="left"/>
+      <w:pPr>
+        <w:tabs>
+          <w:tab w:val="num" w:pos="5760"/>
+        </w:tabs>
+        <w:ind w:left="5760" w:hanging="360"/>
+      </w:pPr>
+      <w:rPr>
+        <w:rFonts w:ascii="Wingdings" w:hAnsi="Wingdings" w:hint="default"/>
+        <w:sz w:val="20"/>
+      </w:rPr>
+    </w:lvl>
+    <w:lvl w:ilvl="8" w:tentative="1">
+      <w:start w:val="1"/>
+      <w:numFmt w:val="bullet"/>
+      <w:lvlText w:val=""/>
+      <w:lvlJc w:val="left"/>
+      <w:pPr>
+        <w:tabs>
+          <w:tab w:val="num" w:pos="6480"/>
+        </w:tabs>
+        <w:ind w:left="6480" w:hanging="360"/>
+      </w:pPr>
+      <w:rPr>
+        <w:rFonts w:ascii="Wingdings" w:hAnsi="Wingdings" w:hint="default"/>
+        <w:sz w:val="20"/>
+      </w:rPr>
+    </w:lvl>
+  </w:abstractNum>
+  <w:abstractNum w:abstractNumId="18" w15:restartNumberingAfterBreak="0">
+    <w:nsid w:val="1EAE26D9"/>
+    <w:multiLevelType w:val="multilevel"/>
+    <w:tmpl w:val="0EA2AA90"/>
+    <w:lvl w:ilvl="0">
+      <w:start w:val="1"/>
+      <w:numFmt w:val="bullet"/>
+      <w:lvlText w:val=""/>
+      <w:lvlJc w:val="left"/>
+      <w:pPr>
+        <w:tabs>
+          <w:tab w:val="num" w:pos="720"/>
+        </w:tabs>
+        <w:ind w:left="720" w:hanging="360"/>
+      </w:pPr>
+      <w:rPr>
+        <w:rFonts w:ascii="Symbol" w:hAnsi="Symbol" w:hint="default"/>
+        <w:sz w:val="20"/>
+      </w:rPr>
+    </w:lvl>
+    <w:lvl w:ilvl="1">
+      <w:start w:val="1"/>
+      <w:numFmt w:val="bullet"/>
+      <w:lvlText w:val="o"/>
+      <w:lvlJc w:val="left"/>
+      <w:pPr>
+        <w:tabs>
+          <w:tab w:val="num" w:pos="1440"/>
+        </w:tabs>
+        <w:ind w:left="1440" w:hanging="360"/>
+      </w:pPr>
+      <w:rPr>
+        <w:rFonts w:ascii="Courier New" w:hAnsi="Courier New" w:hint="default"/>
+        <w:sz w:val="20"/>
+      </w:rPr>
+    </w:lvl>
+    <w:lvl w:ilvl="2" w:tentative="1">
+      <w:start w:val="1"/>
+      <w:numFmt w:val="bullet"/>
+      <w:lvlText w:val=""/>
+      <w:lvlJc w:val="left"/>
+      <w:pPr>
+        <w:tabs>
+          <w:tab w:val="num" w:pos="2160"/>
+        </w:tabs>
+        <w:ind w:left="2160" w:hanging="360"/>
+      </w:pPr>
+      <w:rPr>
+        <w:rFonts w:ascii="Wingdings" w:hAnsi="Wingdings" w:hint="default"/>
+        <w:sz w:val="20"/>
+      </w:rPr>
+    </w:lvl>
+    <w:lvl w:ilvl="3" w:tentative="1">
+      <w:start w:val="1"/>
+      <w:numFmt w:val="bullet"/>
+      <w:lvlText w:val=""/>
+      <w:lvlJc w:val="left"/>
+      <w:pPr>
+        <w:tabs>
+          <w:tab w:val="num" w:pos="2880"/>
+        </w:tabs>
+        <w:ind w:left="2880" w:hanging="360"/>
+      </w:pPr>
+      <w:rPr>
+        <w:rFonts w:ascii="Wingdings" w:hAnsi="Wingdings" w:hint="default"/>
+        <w:sz w:val="20"/>
+      </w:rPr>
+    </w:lvl>
+    <w:lvl w:ilvl="4" w:tentative="1">
+      <w:start w:val="1"/>
+      <w:numFmt w:val="bullet"/>
+      <w:lvlText w:val=""/>
+      <w:lvlJc w:val="left"/>
+      <w:pPr>
+        <w:tabs>
+          <w:tab w:val="num" w:pos="3600"/>
+        </w:tabs>
+        <w:ind w:left="3600" w:hanging="360"/>
+      </w:pPr>
+      <w:rPr>
+        <w:rFonts w:ascii="Wingdings" w:hAnsi="Wingdings" w:hint="default"/>
+        <w:sz w:val="20"/>
+      </w:rPr>
+    </w:lvl>
+    <w:lvl w:ilvl="5" w:tentative="1">
+      <w:start w:val="1"/>
+      <w:numFmt w:val="bullet"/>
+      <w:lvlText w:val=""/>
+      <w:lvlJc w:val="left"/>
+      <w:pPr>
+        <w:tabs>
+          <w:tab w:val="num" w:pos="4320"/>
+        </w:tabs>
+        <w:ind w:left="4320" w:hanging="360"/>
+      </w:pPr>
+      <w:rPr>
+        <w:rFonts w:ascii="Wingdings" w:hAnsi="Wingdings" w:hint="default"/>
+        <w:sz w:val="20"/>
+      </w:rPr>
+    </w:lvl>
+    <w:lvl w:ilvl="6" w:tentative="1">
+      <w:start w:val="1"/>
+      <w:numFmt w:val="bullet"/>
+      <w:lvlText w:val=""/>
+      <w:lvlJc w:val="left"/>
+      <w:pPr>
+        <w:tabs>
+          <w:tab w:val="num" w:pos="5040"/>
+        </w:tabs>
+        <w:ind w:left="5040" w:hanging="360"/>
+      </w:pPr>
+      <w:rPr>
+        <w:rFonts w:ascii="Wingdings" w:hAnsi="Wingdings" w:hint="default"/>
+        <w:sz w:val="20"/>
+      </w:rPr>
+    </w:lvl>
+    <w:lvl w:ilvl="7" w:tentative="1">
+      <w:start w:val="1"/>
+      <w:numFmt w:val="bullet"/>
+      <w:lvlText w:val=""/>
+      <w:lvlJc w:val="left"/>
+      <w:pPr>
+        <w:tabs>
+          <w:tab w:val="num" w:pos="5760"/>
+        </w:tabs>
+        <w:ind w:left="5760" w:hanging="360"/>
+      </w:pPr>
+      <w:rPr>
+        <w:rFonts w:ascii="Wingdings" w:hAnsi="Wingdings" w:hint="default"/>
+        <w:sz w:val="20"/>
+      </w:rPr>
+    </w:lvl>
+    <w:lvl w:ilvl="8" w:tentative="1">
+      <w:start w:val="1"/>
+      <w:numFmt w:val="bullet"/>
+      <w:lvlText w:val=""/>
+      <w:lvlJc w:val="left"/>
+      <w:pPr>
+        <w:tabs>
+          <w:tab w:val="num" w:pos="6480"/>
+        </w:tabs>
+        <w:ind w:left="6480" w:hanging="360"/>
+      </w:pPr>
+      <w:rPr>
+        <w:rFonts w:ascii="Wingdings" w:hAnsi="Wingdings" w:hint="default"/>
+        <w:sz w:val="20"/>
+      </w:rPr>
+    </w:lvl>
+  </w:abstractNum>
+  <w:abstractNum w:abstractNumId="19" w15:restartNumberingAfterBreak="0">
     <w:nsid w:val="1FE66C6C"/>
     <w:multiLevelType w:val="multilevel"/>
     <w:tmpl w:val="60483BA0"/>
@@ -8792,7 +10742,7 @@
       </w:rPr>
     </w:lvl>
   </w:abstractNum>
-  <w:abstractNum w:abstractNumId="15" w15:restartNumberingAfterBreak="0">
+  <w:abstractNum w:abstractNumId="20" w15:restartNumberingAfterBreak="0">
     <w:nsid w:val="217F3F75"/>
     <w:multiLevelType w:val="multilevel"/>
     <w:tmpl w:val="5ABC4FC8"/>
@@ -8941,7 +10891,7 @@
       </w:rPr>
     </w:lvl>
   </w:abstractNum>
-  <w:abstractNum w:abstractNumId="16" w15:restartNumberingAfterBreak="0">
+  <w:abstractNum w:abstractNumId="21" w15:restartNumberingAfterBreak="0">
     <w:nsid w:val="22E97F23"/>
     <w:multiLevelType w:val="multilevel"/>
     <w:tmpl w:val="4C2EDAA8"/>
@@ -9090,7 +11040,7 @@
       </w:rPr>
     </w:lvl>
   </w:abstractNum>
-  <w:abstractNum w:abstractNumId="17" w15:restartNumberingAfterBreak="0">
+  <w:abstractNum w:abstractNumId="22" w15:restartNumberingAfterBreak="0">
     <w:nsid w:val="25904C7F"/>
     <w:multiLevelType w:val="multilevel"/>
     <w:tmpl w:val="DFC89B5A"/>
@@ -9239,7 +11189,7 @@
       </w:rPr>
     </w:lvl>
   </w:abstractNum>
-  <w:abstractNum w:abstractNumId="18" w15:restartNumberingAfterBreak="0">
+  <w:abstractNum w:abstractNumId="23" w15:restartNumberingAfterBreak="0">
     <w:nsid w:val="27D13477"/>
     <w:multiLevelType w:val="multilevel"/>
     <w:tmpl w:val="FA7CF076"/>
@@ -9388,7 +11338,156 @@
       </w:rPr>
     </w:lvl>
   </w:abstractNum>
-  <w:abstractNum w:abstractNumId="19" w15:restartNumberingAfterBreak="0">
+  <w:abstractNum w:abstractNumId="24" w15:restartNumberingAfterBreak="0">
+    <w:nsid w:val="28242B11"/>
+    <w:multiLevelType w:val="multilevel"/>
+    <w:tmpl w:val="D58CD842"/>
+    <w:lvl w:ilvl="0">
+      <w:start w:val="1"/>
+      <w:numFmt w:val="bullet"/>
+      <w:lvlText w:val=""/>
+      <w:lvlJc w:val="left"/>
+      <w:pPr>
+        <w:tabs>
+          <w:tab w:val="num" w:pos="720"/>
+        </w:tabs>
+        <w:ind w:left="720" w:hanging="360"/>
+      </w:pPr>
+      <w:rPr>
+        <w:rFonts w:ascii="Symbol" w:hAnsi="Symbol" w:hint="default"/>
+        <w:sz w:val="20"/>
+      </w:rPr>
+    </w:lvl>
+    <w:lvl w:ilvl="1" w:tentative="1">
+      <w:start w:val="1"/>
+      <w:numFmt w:val="bullet"/>
+      <w:lvlText w:val="o"/>
+      <w:lvlJc w:val="left"/>
+      <w:pPr>
+        <w:tabs>
+          <w:tab w:val="num" w:pos="1440"/>
+        </w:tabs>
+        <w:ind w:left="1440" w:hanging="360"/>
+      </w:pPr>
+      <w:rPr>
+        <w:rFonts w:ascii="Courier New" w:hAnsi="Courier New" w:hint="default"/>
+        <w:sz w:val="20"/>
+      </w:rPr>
+    </w:lvl>
+    <w:lvl w:ilvl="2" w:tentative="1">
+      <w:start w:val="1"/>
+      <w:numFmt w:val="bullet"/>
+      <w:lvlText w:val=""/>
+      <w:lvlJc w:val="left"/>
+      <w:pPr>
+        <w:tabs>
+          <w:tab w:val="num" w:pos="2160"/>
+        </w:tabs>
+        <w:ind w:left="2160" w:hanging="360"/>
+      </w:pPr>
+      <w:rPr>
+        <w:rFonts w:ascii="Wingdings" w:hAnsi="Wingdings" w:hint="default"/>
+        <w:sz w:val="20"/>
+      </w:rPr>
+    </w:lvl>
+    <w:lvl w:ilvl="3" w:tentative="1">
+      <w:start w:val="1"/>
+      <w:numFmt w:val="bullet"/>
+      <w:lvlText w:val=""/>
+      <w:lvlJc w:val="left"/>
+      <w:pPr>
+        <w:tabs>
+          <w:tab w:val="num" w:pos="2880"/>
+        </w:tabs>
+        <w:ind w:left="2880" w:hanging="360"/>
+      </w:pPr>
+      <w:rPr>
+        <w:rFonts w:ascii="Wingdings" w:hAnsi="Wingdings" w:hint="default"/>
+        <w:sz w:val="20"/>
+      </w:rPr>
+    </w:lvl>
+    <w:lvl w:ilvl="4" w:tentative="1">
+      <w:start w:val="1"/>
+      <w:numFmt w:val="bullet"/>
+      <w:lvlText w:val=""/>
+      <w:lvlJc w:val="left"/>
+      <w:pPr>
+        <w:tabs>
+          <w:tab w:val="num" w:pos="3600"/>
+        </w:tabs>
+        <w:ind w:left="3600" w:hanging="360"/>
+      </w:pPr>
+      <w:rPr>
+        <w:rFonts w:ascii="Wingdings" w:hAnsi="Wingdings" w:hint="default"/>
+        <w:sz w:val="20"/>
+      </w:rPr>
+    </w:lvl>
+    <w:lvl w:ilvl="5" w:tentative="1">
+      <w:start w:val="1"/>
+      <w:numFmt w:val="bullet"/>
+      <w:lvlText w:val=""/>
+      <w:lvlJc w:val="left"/>
+      <w:pPr>
+        <w:tabs>
+          <w:tab w:val="num" w:pos="4320"/>
+        </w:tabs>
+        <w:ind w:left="4320" w:hanging="360"/>
+      </w:pPr>
+      <w:rPr>
+        <w:rFonts w:ascii="Wingdings" w:hAnsi="Wingdings" w:hint="default"/>
+        <w:sz w:val="20"/>
+      </w:rPr>
+    </w:lvl>
+    <w:lvl w:ilvl="6" w:tentative="1">
+      <w:start w:val="1"/>
+      <w:numFmt w:val="bullet"/>
+      <w:lvlText w:val=""/>
+      <w:lvlJc w:val="left"/>
+      <w:pPr>
+        <w:tabs>
+          <w:tab w:val="num" w:pos="5040"/>
+        </w:tabs>
+        <w:ind w:left="5040" w:hanging="360"/>
+      </w:pPr>
+      <w:rPr>
+        <w:rFonts w:ascii="Wingdings" w:hAnsi="Wingdings" w:hint="default"/>
+        <w:sz w:val="20"/>
+      </w:rPr>
+    </w:lvl>
+    <w:lvl w:ilvl="7" w:tentative="1">
+      <w:start w:val="1"/>
+      <w:numFmt w:val="bullet"/>
+      <w:lvlText w:val=""/>
+      <w:lvlJc w:val="left"/>
+      <w:pPr>
+        <w:tabs>
+          <w:tab w:val="num" w:pos="5760"/>
+        </w:tabs>
+        <w:ind w:left="5760" w:hanging="360"/>
+      </w:pPr>
+      <w:rPr>
+        <w:rFonts w:ascii="Wingdings" w:hAnsi="Wingdings" w:hint="default"/>
+        <w:sz w:val="20"/>
+      </w:rPr>
+    </w:lvl>
+    <w:lvl w:ilvl="8" w:tentative="1">
+      <w:start w:val="1"/>
+      <w:numFmt w:val="bullet"/>
+      <w:lvlText w:val=""/>
+      <w:lvlJc w:val="left"/>
+      <w:pPr>
+        <w:tabs>
+          <w:tab w:val="num" w:pos="6480"/>
+        </w:tabs>
+        <w:ind w:left="6480" w:hanging="360"/>
+      </w:pPr>
+      <w:rPr>
+        <w:rFonts w:ascii="Wingdings" w:hAnsi="Wingdings" w:hint="default"/>
+        <w:sz w:val="20"/>
+      </w:rPr>
+    </w:lvl>
+  </w:abstractNum>
+  <w:abstractNum w:abstractNumId="25" w15:restartNumberingAfterBreak="0">
     <w:nsid w:val="2BB27E8B"/>
     <w:multiLevelType w:val="multilevel"/>
     <w:tmpl w:val="F4D8C150"/>
@@ -9537,7 +11636,7 @@
       </w:rPr>
     </w:lvl>
   </w:abstractNum>
-  <w:abstractNum w:abstractNumId="20" w15:restartNumberingAfterBreak="0">
+  <w:abstractNum w:abstractNumId="26" w15:restartNumberingAfterBreak="0">
     <w:nsid w:val="2C50286B"/>
     <w:multiLevelType w:val="multilevel"/>
     <w:tmpl w:val="A60EEA44"/>
@@ -9686,7 +11785,7 @@
       </w:rPr>
     </w:lvl>
   </w:abstractNum>
-  <w:abstractNum w:abstractNumId="21" w15:restartNumberingAfterBreak="0">
+  <w:abstractNum w:abstractNumId="27" w15:restartNumberingAfterBreak="0">
     <w:nsid w:val="2DE266A0"/>
     <w:multiLevelType w:val="multilevel"/>
     <w:tmpl w:val="8D96153E"/>
@@ -9835,7 +11934,7 @@
       </w:rPr>
     </w:lvl>
   </w:abstractNum>
-  <w:abstractNum w:abstractNumId="22" w15:restartNumberingAfterBreak="0">
+  <w:abstractNum w:abstractNumId="28" w15:restartNumberingAfterBreak="0">
     <w:nsid w:val="32DF55DB"/>
     <w:multiLevelType w:val="multilevel"/>
     <w:tmpl w:val="163E98C2"/>
@@ -9984,7 +12083,7 @@
       </w:rPr>
     </w:lvl>
   </w:abstractNum>
-  <w:abstractNum w:abstractNumId="23" w15:restartNumberingAfterBreak="0">
+  <w:abstractNum w:abstractNumId="29" w15:restartNumberingAfterBreak="0">
     <w:nsid w:val="39C15560"/>
     <w:multiLevelType w:val="multilevel"/>
     <w:tmpl w:val="273CAEF0"/>
@@ -10133,7 +12232,7 @@
       </w:rPr>
     </w:lvl>
   </w:abstractNum>
-  <w:abstractNum w:abstractNumId="24" w15:restartNumberingAfterBreak="0">
+  <w:abstractNum w:abstractNumId="30" w15:restartNumberingAfterBreak="0">
     <w:nsid w:val="3B917942"/>
     <w:multiLevelType w:val="multilevel"/>
     <w:tmpl w:val="5FD04350"/>
@@ -10282,7 +12381,7 @@
       </w:rPr>
     </w:lvl>
   </w:abstractNum>
-  <w:abstractNum w:abstractNumId="25" w15:restartNumberingAfterBreak="0">
+  <w:abstractNum w:abstractNumId="31" w15:restartNumberingAfterBreak="0">
     <w:nsid w:val="3BDF14B5"/>
     <w:multiLevelType w:val="multilevel"/>
     <w:tmpl w:val="366C5D3A"/>
@@ -10431,7 +12530,7 @@
       </w:rPr>
     </w:lvl>
   </w:abstractNum>
-  <w:abstractNum w:abstractNumId="26" w15:restartNumberingAfterBreak="0">
+  <w:abstractNum w:abstractNumId="32" w15:restartNumberingAfterBreak="0">
     <w:nsid w:val="3F7C38E3"/>
     <w:multiLevelType w:val="multilevel"/>
     <w:tmpl w:val="1124D432"/>
@@ -10580,7 +12679,7 @@
       </w:rPr>
     </w:lvl>
   </w:abstractNum>
-  <w:abstractNum w:abstractNumId="27" w15:restartNumberingAfterBreak="0">
+  <w:abstractNum w:abstractNumId="33" w15:restartNumberingAfterBreak="0">
     <w:nsid w:val="41C61578"/>
     <w:multiLevelType w:val="multilevel"/>
     <w:tmpl w:val="8064FCB8"/>
@@ -10729,7 +12828,7 @@
       </w:rPr>
     </w:lvl>
   </w:abstractNum>
-  <w:abstractNum w:abstractNumId="28" w15:restartNumberingAfterBreak="0">
+  <w:abstractNum w:abstractNumId="34" w15:restartNumberingAfterBreak="0">
     <w:nsid w:val="425C7ADE"/>
     <w:multiLevelType w:val="multilevel"/>
     <w:tmpl w:val="B0C02E0A"/>
@@ -10878,7 +12977,7 @@
       </w:rPr>
     </w:lvl>
   </w:abstractNum>
-  <w:abstractNum w:abstractNumId="29" w15:restartNumberingAfterBreak="0">
+  <w:abstractNum w:abstractNumId="35" w15:restartNumberingAfterBreak="0">
     <w:nsid w:val="44B464FB"/>
     <w:multiLevelType w:val="multilevel"/>
     <w:tmpl w:val="93106B1C"/>
@@ -11027,7 +13126,7 @@
       </w:rPr>
     </w:lvl>
   </w:abstractNum>
-  <w:abstractNum w:abstractNumId="30" w15:restartNumberingAfterBreak="0">
+  <w:abstractNum w:abstractNumId="36" w15:restartNumberingAfterBreak="0">
     <w:nsid w:val="4626579E"/>
     <w:multiLevelType w:val="multilevel"/>
     <w:tmpl w:val="45F65E14"/>
@@ -11176,7 +13275,7 @@
       </w:rPr>
     </w:lvl>
   </w:abstractNum>
-  <w:abstractNum w:abstractNumId="31" w15:restartNumberingAfterBreak="0">
+  <w:abstractNum w:abstractNumId="37" w15:restartNumberingAfterBreak="0">
     <w:nsid w:val="4DED47FC"/>
     <w:multiLevelType w:val="multilevel"/>
     <w:tmpl w:val="97BEEC7A"/>
@@ -11325,7 +13424,305 @@
       </w:rPr>
     </w:lvl>
   </w:abstractNum>
-  <w:abstractNum w:abstractNumId="32" w15:restartNumberingAfterBreak="0">
+  <w:abstractNum w:abstractNumId="38" w15:restartNumberingAfterBreak="0">
+    <w:nsid w:val="50FB748F"/>
+    <w:multiLevelType w:val="multilevel"/>
+    <w:tmpl w:val="D6A4CFCC"/>
+    <w:lvl w:ilvl="0">
+      <w:start w:val="1"/>
+      <w:numFmt w:val="bullet"/>
+      <w:lvlText w:val=""/>
+      <w:lvlJc w:val="left"/>
+      <w:pPr>
+        <w:tabs>
+          <w:tab w:val="num" w:pos="720"/>
+        </w:tabs>
+        <w:ind w:left="720" w:hanging="360"/>
+      </w:pPr>
+      <w:rPr>
+        <w:rFonts w:ascii="Symbol" w:hAnsi="Symbol" w:hint="default"/>
+        <w:sz w:val="20"/>
+      </w:rPr>
+    </w:lvl>
+    <w:lvl w:ilvl="1" w:tentative="1">
+      <w:start w:val="1"/>
+      <w:numFmt w:val="bullet"/>
+      <w:lvlText w:val="o"/>
+      <w:lvlJc w:val="left"/>
+      <w:pPr>
+        <w:tabs>
+          <w:tab w:val="num" w:pos="1440"/>
+        </w:tabs>
+        <w:ind w:left="1440" w:hanging="360"/>
+      </w:pPr>
+      <w:rPr>
+        <w:rFonts w:ascii="Courier New" w:hAnsi="Courier New" w:hint="default"/>
+        <w:sz w:val="20"/>
+      </w:rPr>
+    </w:lvl>
+    <w:lvl w:ilvl="2" w:tentative="1">
+      <w:start w:val="1"/>
+      <w:numFmt w:val="bullet"/>
+      <w:lvlText w:val=""/>
+      <w:lvlJc w:val="left"/>
+      <w:pPr>
+        <w:tabs>
+          <w:tab w:val="num" w:pos="2160"/>
+        </w:tabs>
+        <w:ind w:left="2160" w:hanging="360"/>
+      </w:pPr>
+      <w:rPr>
+        <w:rFonts w:ascii="Wingdings" w:hAnsi="Wingdings" w:hint="default"/>
+        <w:sz w:val="20"/>
+      </w:rPr>
+    </w:lvl>
+    <w:lvl w:ilvl="3" w:tentative="1">
+      <w:start w:val="1"/>
+      <w:numFmt w:val="bullet"/>
+      <w:lvlText w:val=""/>
+      <w:lvlJc w:val="left"/>
+      <w:pPr>
+        <w:tabs>
+          <w:tab w:val="num" w:pos="2880"/>
+        </w:tabs>
+        <w:ind w:left="2880" w:hanging="360"/>
+      </w:pPr>
+      <w:rPr>
+        <w:rFonts w:ascii="Wingdings" w:hAnsi="Wingdings" w:hint="default"/>
+        <w:sz w:val="20"/>
+      </w:rPr>
+    </w:lvl>
+    <w:lvl w:ilvl="4" w:tentative="1">
+      <w:start w:val="1"/>
+      <w:numFmt w:val="bullet"/>
+      <w:lvlText w:val=""/>
+      <w:lvlJc w:val="left"/>
+      <w:pPr>
+        <w:tabs>
+          <w:tab w:val="num" w:pos="3600"/>
+        </w:tabs>
+        <w:ind w:left="3600" w:hanging="360"/>
+      </w:pPr>
+      <w:rPr>
+        <w:rFonts w:ascii="Wingdings" w:hAnsi="Wingdings" w:hint="default"/>
+        <w:sz w:val="20"/>
+      </w:rPr>
+    </w:lvl>
+    <w:lvl w:ilvl="5" w:tentative="1">
+      <w:start w:val="1"/>
+      <w:numFmt w:val="bullet"/>
+      <w:lvlText w:val=""/>
+      <w:lvlJc w:val="left"/>
+      <w:pPr>
+        <w:tabs>
+          <w:tab w:val="num" w:pos="4320"/>
+        </w:tabs>
+        <w:ind w:left="4320" w:hanging="360"/>
+      </w:pPr>
+      <w:rPr>
+        <w:rFonts w:ascii="Wingdings" w:hAnsi="Wingdings" w:hint="default"/>
+        <w:sz w:val="20"/>
+      </w:rPr>
+    </w:lvl>
+    <w:lvl w:ilvl="6" w:tentative="1">
+      <w:start w:val="1"/>
+      <w:numFmt w:val="bullet"/>
+      <w:lvlText w:val=""/>
+      <w:lvlJc w:val="left"/>
+      <w:pPr>
+        <w:tabs>
+          <w:tab w:val="num" w:pos="5040"/>
+        </w:tabs>
+        <w:ind w:left="5040" w:hanging="360"/>
+      </w:pPr>
+      <w:rPr>
+        <w:rFonts w:ascii="Wingdings" w:hAnsi="Wingdings" w:hint="default"/>
+        <w:sz w:val="20"/>
+      </w:rPr>
+    </w:lvl>
+    <w:lvl w:ilvl="7" w:tentative="1">
+      <w:start w:val="1"/>
+      <w:numFmt w:val="bullet"/>
+      <w:lvlText w:val=""/>
+      <w:lvlJc w:val="left"/>
+      <w:pPr>
+        <w:tabs>
+          <w:tab w:val="num" w:pos="5760"/>
+        </w:tabs>
+        <w:ind w:left="5760" w:hanging="360"/>
+      </w:pPr>
+      <w:rPr>
+        <w:rFonts w:ascii="Wingdings" w:hAnsi="Wingdings" w:hint="default"/>
+        <w:sz w:val="20"/>
+      </w:rPr>
+    </w:lvl>
+    <w:lvl w:ilvl="8" w:tentative="1">
+      <w:start w:val="1"/>
+      <w:numFmt w:val="bullet"/>
+      <w:lvlText w:val=""/>
+      <w:lvlJc w:val="left"/>
+      <w:pPr>
+        <w:tabs>
+          <w:tab w:val="num" w:pos="6480"/>
+        </w:tabs>
+        <w:ind w:left="6480" w:hanging="360"/>
+      </w:pPr>
+      <w:rPr>
+        <w:rFonts w:ascii="Wingdings" w:hAnsi="Wingdings" w:hint="default"/>
+        <w:sz w:val="20"/>
+      </w:rPr>
+    </w:lvl>
+  </w:abstractNum>
+  <w:abstractNum w:abstractNumId="39" w15:restartNumberingAfterBreak="0">
+    <w:nsid w:val="52D925CC"/>
+    <w:multiLevelType w:val="multilevel"/>
+    <w:tmpl w:val="5E541B66"/>
+    <w:lvl w:ilvl="0">
+      <w:start w:val="1"/>
+      <w:numFmt w:val="bullet"/>
+      <w:lvlText w:val=""/>
+      <w:lvlJc w:val="left"/>
+      <w:pPr>
+        <w:tabs>
+          <w:tab w:val="num" w:pos="720"/>
+        </w:tabs>
+        <w:ind w:left="720" w:hanging="360"/>
+      </w:pPr>
+      <w:rPr>
+        <w:rFonts w:ascii="Symbol" w:hAnsi="Symbol" w:hint="default"/>
+        <w:sz w:val="20"/>
+      </w:rPr>
+    </w:lvl>
+    <w:lvl w:ilvl="1" w:tentative="1">
+      <w:start w:val="1"/>
+      <w:numFmt w:val="bullet"/>
+      <w:lvlText w:val="o"/>
+      <w:lvlJc w:val="left"/>
+      <w:pPr>
+        <w:tabs>
+          <w:tab w:val="num" w:pos="1440"/>
+        </w:tabs>
+        <w:ind w:left="1440" w:hanging="360"/>
+      </w:pPr>
+      <w:rPr>
+        <w:rFonts w:ascii="Courier New" w:hAnsi="Courier New" w:hint="default"/>
+        <w:sz w:val="20"/>
+      </w:rPr>
+    </w:lvl>
+    <w:lvl w:ilvl="2" w:tentative="1">
+      <w:start w:val="1"/>
+      <w:numFmt w:val="bullet"/>
+      <w:lvlText w:val=""/>
+      <w:lvlJc w:val="left"/>
+      <w:pPr>
+        <w:tabs>
+          <w:tab w:val="num" w:pos="2160"/>
+        </w:tabs>
+        <w:ind w:left="2160" w:hanging="360"/>
+      </w:pPr>
+      <w:rPr>
+        <w:rFonts w:ascii="Wingdings" w:hAnsi="Wingdings" w:hint="default"/>
+        <w:sz w:val="20"/>
+      </w:rPr>
+    </w:lvl>
+    <w:lvl w:ilvl="3" w:tentative="1">
+      <w:start w:val="1"/>
+      <w:numFmt w:val="bullet"/>
+      <w:lvlText w:val=""/>
+      <w:lvlJc w:val="left"/>
+      <w:pPr>
+        <w:tabs>
+          <w:tab w:val="num" w:pos="2880"/>
+        </w:tabs>
+        <w:ind w:left="2880" w:hanging="360"/>
+      </w:pPr>
+      <w:rPr>
+        <w:rFonts w:ascii="Wingdings" w:hAnsi="Wingdings" w:hint="default"/>
+        <w:sz w:val="20"/>
+      </w:rPr>
+    </w:lvl>
+    <w:lvl w:ilvl="4" w:tentative="1">
+      <w:start w:val="1"/>
+      <w:numFmt w:val="bullet"/>
+      <w:lvlText w:val=""/>
+      <w:lvlJc w:val="left"/>
+      <w:pPr>
+        <w:tabs>
+          <w:tab w:val="num" w:pos="3600"/>
+        </w:tabs>
+        <w:ind w:left="3600" w:hanging="360"/>
+      </w:pPr>
+      <w:rPr>
+        <w:rFonts w:ascii="Wingdings" w:hAnsi="Wingdings" w:hint="default"/>
+        <w:sz w:val="20"/>
+      </w:rPr>
+    </w:lvl>
+    <w:lvl w:ilvl="5" w:tentative="1">
+      <w:start w:val="1"/>
+      <w:numFmt w:val="bullet"/>
+      <w:lvlText w:val=""/>
+      <w:lvlJc w:val="left"/>
+      <w:pPr>
+        <w:tabs>
+          <w:tab w:val="num" w:pos="4320"/>
+        </w:tabs>
+        <w:ind w:left="4320" w:hanging="360"/>
+      </w:pPr>
+      <w:rPr>
+        <w:rFonts w:ascii="Wingdings" w:hAnsi="Wingdings" w:hint="default"/>
+        <w:sz w:val="20"/>
+      </w:rPr>
+    </w:lvl>
+    <w:lvl w:ilvl="6" w:tentative="1">
+      <w:start w:val="1"/>
+      <w:numFmt w:val="bullet"/>
+      <w:lvlText w:val=""/>
+      <w:lvlJc w:val="left"/>
+      <w:pPr>
+        <w:tabs>
+          <w:tab w:val="num" w:pos="5040"/>
+        </w:tabs>
+        <w:ind w:left="5040" w:hanging="360"/>
+      </w:pPr>
+      <w:rPr>
+        <w:rFonts w:ascii="Wingdings" w:hAnsi="Wingdings" w:hint="default"/>
+        <w:sz w:val="20"/>
+      </w:rPr>
+    </w:lvl>
+    <w:lvl w:ilvl="7" w:tentative="1">
+      <w:start w:val="1"/>
+      <w:numFmt w:val="bullet"/>
+      <w:lvlText w:val=""/>
+      <w:lvlJc w:val="left"/>
+      <w:pPr>
+        <w:tabs>
+          <w:tab w:val="num" w:pos="5760"/>
+        </w:tabs>
+        <w:ind w:left="5760" w:hanging="360"/>
+      </w:pPr>
+      <w:rPr>
+        <w:rFonts w:ascii="Wingdings" w:hAnsi="Wingdings" w:hint="default"/>
+        <w:sz w:val="20"/>
+      </w:rPr>
+    </w:lvl>
+    <w:lvl w:ilvl="8" w:tentative="1">
+      <w:start w:val="1"/>
+      <w:numFmt w:val="bullet"/>
+      <w:lvlText w:val=""/>
+      <w:lvlJc w:val="left"/>
+      <w:pPr>
+        <w:tabs>
+          <w:tab w:val="num" w:pos="6480"/>
+        </w:tabs>
+        <w:ind w:left="6480" w:hanging="360"/>
+      </w:pPr>
+      <w:rPr>
+        <w:rFonts w:ascii="Wingdings" w:hAnsi="Wingdings" w:hint="default"/>
+        <w:sz w:val="20"/>
+      </w:rPr>
+    </w:lvl>
+  </w:abstractNum>
+  <w:abstractNum w:abstractNumId="40" w15:restartNumberingAfterBreak="0">
     <w:nsid w:val="52EE471F"/>
     <w:multiLevelType w:val="multilevel"/>
     <w:tmpl w:val="85847D00"/>
@@ -11474,7 +13871,156 @@
       </w:rPr>
     </w:lvl>
   </w:abstractNum>
-  <w:abstractNum w:abstractNumId="33" w15:restartNumberingAfterBreak="0">
+  <w:abstractNum w:abstractNumId="41" w15:restartNumberingAfterBreak="0">
+    <w:nsid w:val="54353779"/>
+    <w:multiLevelType w:val="multilevel"/>
+    <w:tmpl w:val="AE5234F2"/>
+    <w:lvl w:ilvl="0">
+      <w:start w:val="1"/>
+      <w:numFmt w:val="bullet"/>
+      <w:lvlText w:val=""/>
+      <w:lvlJc w:val="left"/>
+      <w:pPr>
+        <w:tabs>
+          <w:tab w:val="num" w:pos="720"/>
+        </w:tabs>
+        <w:ind w:left="720" w:hanging="360"/>
+      </w:pPr>
+      <w:rPr>
+        <w:rFonts w:ascii="Symbol" w:hAnsi="Symbol" w:hint="default"/>
+        <w:sz w:val="20"/>
+      </w:rPr>
+    </w:lvl>
+    <w:lvl w:ilvl="1">
+      <w:start w:val="1"/>
+      <w:numFmt w:val="bullet"/>
+      <w:lvlText w:val="o"/>
+      <w:lvlJc w:val="left"/>
+      <w:pPr>
+        <w:tabs>
+          <w:tab w:val="num" w:pos="1440"/>
+        </w:tabs>
+        <w:ind w:left="1440" w:hanging="360"/>
+      </w:pPr>
+      <w:rPr>
+        <w:rFonts w:ascii="Courier New" w:hAnsi="Courier New" w:hint="default"/>
+        <w:sz w:val="20"/>
+      </w:rPr>
+    </w:lvl>
+    <w:lvl w:ilvl="2" w:tentative="1">
+      <w:start w:val="1"/>
+      <w:numFmt w:val="bullet"/>
+      <w:lvlText w:val=""/>
+      <w:lvlJc w:val="left"/>
+      <w:pPr>
+        <w:tabs>
+          <w:tab w:val="num" w:pos="2160"/>
+        </w:tabs>
+        <w:ind w:left="2160" w:hanging="360"/>
+      </w:pPr>
+      <w:rPr>
+        <w:rFonts w:ascii="Wingdings" w:hAnsi="Wingdings" w:hint="default"/>
+        <w:sz w:val="20"/>
+      </w:rPr>
+    </w:lvl>
+    <w:lvl w:ilvl="3" w:tentative="1">
+      <w:start w:val="1"/>
+      <w:numFmt w:val="bullet"/>
+      <w:lvlText w:val=""/>
+      <w:lvlJc w:val="left"/>
+      <w:pPr>
+        <w:tabs>
+          <w:tab w:val="num" w:pos="2880"/>
+        </w:tabs>
+        <w:ind w:left="2880" w:hanging="360"/>
+      </w:pPr>
+      <w:rPr>
+        <w:rFonts w:ascii="Wingdings" w:hAnsi="Wingdings" w:hint="default"/>
+        <w:sz w:val="20"/>
+      </w:rPr>
+    </w:lvl>
+    <w:lvl w:ilvl="4" w:tentative="1">
+      <w:start w:val="1"/>
+      <w:numFmt w:val="bullet"/>
+      <w:lvlText w:val=""/>
+      <w:lvlJc w:val="left"/>
+      <w:pPr>
+        <w:tabs>
+          <w:tab w:val="num" w:pos="3600"/>
+        </w:tabs>
+        <w:ind w:left="3600" w:hanging="360"/>
+      </w:pPr>
+      <w:rPr>
+        <w:rFonts w:ascii="Wingdings" w:hAnsi="Wingdings" w:hint="default"/>
+        <w:sz w:val="20"/>
+      </w:rPr>
+    </w:lvl>
+    <w:lvl w:ilvl="5" w:tentative="1">
+      <w:start w:val="1"/>
+      <w:numFmt w:val="bullet"/>
+      <w:lvlText w:val=""/>
+      <w:lvlJc w:val="left"/>
+      <w:pPr>
+        <w:tabs>
+          <w:tab w:val="num" w:pos="4320"/>
+        </w:tabs>
+        <w:ind w:left="4320" w:hanging="360"/>
+      </w:pPr>
+      <w:rPr>
+        <w:rFonts w:ascii="Wingdings" w:hAnsi="Wingdings" w:hint="default"/>
+        <w:sz w:val="20"/>
+      </w:rPr>
+    </w:lvl>
+    <w:lvl w:ilvl="6" w:tentative="1">
+      <w:start w:val="1"/>
+      <w:numFmt w:val="bullet"/>
+      <w:lvlText w:val=""/>
+      <w:lvlJc w:val="left"/>
+      <w:pPr>
+        <w:tabs>
+          <w:tab w:val="num" w:pos="5040"/>
+        </w:tabs>
+        <w:ind w:left="5040" w:hanging="360"/>
+      </w:pPr>
+      <w:rPr>
+        <w:rFonts w:ascii="Wingdings" w:hAnsi="Wingdings" w:hint="default"/>
+        <w:sz w:val="20"/>
+      </w:rPr>
+    </w:lvl>
+    <w:lvl w:ilvl="7" w:tentative="1">
+      <w:start w:val="1"/>
+      <w:numFmt w:val="bullet"/>
+      <w:lvlText w:val=""/>
+      <w:lvlJc w:val="left"/>
+      <w:pPr>
+        <w:tabs>
+          <w:tab w:val="num" w:pos="5760"/>
+        </w:tabs>
+        <w:ind w:left="5760" w:hanging="360"/>
+      </w:pPr>
+      <w:rPr>
+        <w:rFonts w:ascii="Wingdings" w:hAnsi="Wingdings" w:hint="default"/>
+        <w:sz w:val="20"/>
+      </w:rPr>
+    </w:lvl>
+    <w:lvl w:ilvl="8" w:tentative="1">
+      <w:start w:val="1"/>
+      <w:numFmt w:val="bullet"/>
+      <w:lvlText w:val=""/>
+      <w:lvlJc w:val="left"/>
+      <w:pPr>
+        <w:tabs>
+          <w:tab w:val="num" w:pos="6480"/>
+        </w:tabs>
+        <w:ind w:left="6480" w:hanging="360"/>
+      </w:pPr>
+      <w:rPr>
+        <w:rFonts w:ascii="Wingdings" w:hAnsi="Wingdings" w:hint="default"/>
+        <w:sz w:val="20"/>
+      </w:rPr>
+    </w:lvl>
+  </w:abstractNum>
+  <w:abstractNum w:abstractNumId="42" w15:restartNumberingAfterBreak="0">
     <w:nsid w:val="5C2127AB"/>
     <w:multiLevelType w:val="multilevel"/>
     <w:tmpl w:val="F72AB4AE"/>
@@ -11623,7 +14169,7 @@
       </w:rPr>
     </w:lvl>
   </w:abstractNum>
-  <w:abstractNum w:abstractNumId="34" w15:restartNumberingAfterBreak="0">
+  <w:abstractNum w:abstractNumId="43" w15:restartNumberingAfterBreak="0">
     <w:nsid w:val="60252F65"/>
     <w:multiLevelType w:val="multilevel"/>
     <w:tmpl w:val="064C06DA"/>
@@ -11772,7 +14318,305 @@
       </w:rPr>
     </w:lvl>
   </w:abstractNum>
-  <w:abstractNum w:abstractNumId="35" w15:restartNumberingAfterBreak="0">
+  <w:abstractNum w:abstractNumId="44" w15:restartNumberingAfterBreak="0">
+    <w:nsid w:val="64240A7C"/>
+    <w:multiLevelType w:val="multilevel"/>
+    <w:tmpl w:val="D8EEDB1A"/>
+    <w:lvl w:ilvl="0">
+      <w:start w:val="1"/>
+      <w:numFmt w:val="bullet"/>
+      <w:lvlText w:val=""/>
+      <w:lvlJc w:val="left"/>
+      <w:pPr>
+        <w:tabs>
+          <w:tab w:val="num" w:pos="720"/>
+        </w:tabs>
+        <w:ind w:left="720" w:hanging="360"/>
+      </w:pPr>
+      <w:rPr>
+        <w:rFonts w:ascii="Symbol" w:hAnsi="Symbol" w:hint="default"/>
+        <w:sz w:val="20"/>
+      </w:rPr>
+    </w:lvl>
+    <w:lvl w:ilvl="1">
+      <w:start w:val="1"/>
+      <w:numFmt w:val="bullet"/>
+      <w:lvlText w:val="o"/>
+      <w:lvlJc w:val="left"/>
+      <w:pPr>
+        <w:tabs>
+          <w:tab w:val="num" w:pos="1440"/>
+        </w:tabs>
+        <w:ind w:left="1440" w:hanging="360"/>
+      </w:pPr>
+      <w:rPr>
+        <w:rFonts w:ascii="Courier New" w:hAnsi="Courier New" w:hint="default"/>
+        <w:sz w:val="20"/>
+      </w:rPr>
+    </w:lvl>
+    <w:lvl w:ilvl="2" w:tentative="1">
+      <w:start w:val="1"/>
+      <w:numFmt w:val="bullet"/>
+      <w:lvlText w:val=""/>
+      <w:lvlJc w:val="left"/>
+      <w:pPr>
+        <w:tabs>
+          <w:tab w:val="num" w:pos="2160"/>
+        </w:tabs>
+        <w:ind w:left="2160" w:hanging="360"/>
+      </w:pPr>
+      <w:rPr>
+        <w:rFonts w:ascii="Wingdings" w:hAnsi="Wingdings" w:hint="default"/>
+        <w:sz w:val="20"/>
+      </w:rPr>
+    </w:lvl>
+    <w:lvl w:ilvl="3" w:tentative="1">
+      <w:start w:val="1"/>
+      <w:numFmt w:val="bullet"/>
+      <w:lvlText w:val=""/>
+      <w:lvlJc w:val="left"/>
+      <w:pPr>
+        <w:tabs>
+          <w:tab w:val="num" w:pos="2880"/>
+        </w:tabs>
+        <w:ind w:left="2880" w:hanging="360"/>
+      </w:pPr>
+      <w:rPr>
+        <w:rFonts w:ascii="Wingdings" w:hAnsi="Wingdings" w:hint="default"/>
+        <w:sz w:val="20"/>
+      </w:rPr>
+    </w:lvl>
+    <w:lvl w:ilvl="4" w:tentative="1">
+      <w:start w:val="1"/>
+      <w:numFmt w:val="bullet"/>
+      <w:lvlText w:val=""/>
+      <w:lvlJc w:val="left"/>
+      <w:pPr>
+        <w:tabs>
+          <w:tab w:val="num" w:pos="3600"/>
+        </w:tabs>
+        <w:ind w:left="3600" w:hanging="360"/>
+      </w:pPr>
+      <w:rPr>
+        <w:rFonts w:ascii="Wingdings" w:hAnsi="Wingdings" w:hint="default"/>
+        <w:sz w:val="20"/>
+      </w:rPr>
+    </w:lvl>
+    <w:lvl w:ilvl="5" w:tentative="1">
+      <w:start w:val="1"/>
+      <w:numFmt w:val="bullet"/>
+      <w:lvlText w:val=""/>
+      <w:lvlJc w:val="left"/>
+      <w:pPr>
+        <w:tabs>
+          <w:tab w:val="num" w:pos="4320"/>
+        </w:tabs>
+        <w:ind w:left="4320" w:hanging="360"/>
+      </w:pPr>
+      <w:rPr>
+        <w:rFonts w:ascii="Wingdings" w:hAnsi="Wingdings" w:hint="default"/>
+        <w:sz w:val="20"/>
+      </w:rPr>
+    </w:lvl>
+    <w:lvl w:ilvl="6" w:tentative="1">
+      <w:start w:val="1"/>
+      <w:numFmt w:val="bullet"/>
+      <w:lvlText w:val=""/>
+      <w:lvlJc w:val="left"/>
+      <w:pPr>
+        <w:tabs>
+          <w:tab w:val="num" w:pos="5040"/>
+        </w:tabs>
+        <w:ind w:left="5040" w:hanging="360"/>
+      </w:pPr>
+      <w:rPr>
+        <w:rFonts w:ascii="Wingdings" w:hAnsi="Wingdings" w:hint="default"/>
+        <w:sz w:val="20"/>
+      </w:rPr>
+    </w:lvl>
+    <w:lvl w:ilvl="7" w:tentative="1">
+      <w:start w:val="1"/>
+      <w:numFmt w:val="bullet"/>
+      <w:lvlText w:val=""/>
+      <w:lvlJc w:val="left"/>
+      <w:pPr>
+        <w:tabs>
+          <w:tab w:val="num" w:pos="5760"/>
+        </w:tabs>
+        <w:ind w:left="5760" w:hanging="360"/>
+      </w:pPr>
+      <w:rPr>
+        <w:rFonts w:ascii="Wingdings" w:hAnsi="Wingdings" w:hint="default"/>
+        <w:sz w:val="20"/>
+      </w:rPr>
+    </w:lvl>
+    <w:lvl w:ilvl="8" w:tentative="1">
+      <w:start w:val="1"/>
+      <w:numFmt w:val="bullet"/>
+      <w:lvlText w:val=""/>
+      <w:lvlJc w:val="left"/>
+      <w:pPr>
+        <w:tabs>
+          <w:tab w:val="num" w:pos="6480"/>
+        </w:tabs>
+        <w:ind w:left="6480" w:hanging="360"/>
+      </w:pPr>
+      <w:rPr>
+        <w:rFonts w:ascii="Wingdings" w:hAnsi="Wingdings" w:hint="default"/>
+        <w:sz w:val="20"/>
+      </w:rPr>
+    </w:lvl>
+  </w:abstractNum>
+  <w:abstractNum w:abstractNumId="45" w15:restartNumberingAfterBreak="0">
+    <w:nsid w:val="66D709CE"/>
+    <w:multiLevelType w:val="multilevel"/>
+    <w:tmpl w:val="CA6055AE"/>
+    <w:lvl w:ilvl="0">
+      <w:start w:val="1"/>
+      <w:numFmt w:val="bullet"/>
+      <w:lvlText w:val=""/>
+      <w:lvlJc w:val="left"/>
+      <w:pPr>
+        <w:tabs>
+          <w:tab w:val="num" w:pos="720"/>
+        </w:tabs>
+        <w:ind w:left="720" w:hanging="360"/>
+      </w:pPr>
+      <w:rPr>
+        <w:rFonts w:ascii="Symbol" w:hAnsi="Symbol" w:hint="default"/>
+        <w:sz w:val="20"/>
+      </w:rPr>
+    </w:lvl>
+    <w:lvl w:ilvl="1" w:tentative="1">
+      <w:start w:val="1"/>
+      <w:numFmt w:val="bullet"/>
+      <w:lvlText w:val="o"/>
+      <w:lvlJc w:val="left"/>
+      <w:pPr>
+        <w:tabs>
+          <w:tab w:val="num" w:pos="1440"/>
+        </w:tabs>
+        <w:ind w:left="1440" w:hanging="360"/>
+      </w:pPr>
+      <w:rPr>
+        <w:rFonts w:ascii="Courier New" w:hAnsi="Courier New" w:hint="default"/>
+        <w:sz w:val="20"/>
+      </w:rPr>
+    </w:lvl>
+    <w:lvl w:ilvl="2" w:tentative="1">
+      <w:start w:val="1"/>
+      <w:numFmt w:val="bullet"/>
+      <w:lvlText w:val=""/>
+      <w:lvlJc w:val="left"/>
+      <w:pPr>
+        <w:tabs>
+          <w:tab w:val="num" w:pos="2160"/>
+        </w:tabs>
+        <w:ind w:left="2160" w:hanging="360"/>
+      </w:pPr>
+      <w:rPr>
+        <w:rFonts w:ascii="Wingdings" w:hAnsi="Wingdings" w:hint="default"/>
+        <w:sz w:val="20"/>
+      </w:rPr>
+    </w:lvl>
+    <w:lvl w:ilvl="3" w:tentative="1">
+      <w:start w:val="1"/>
+      <w:numFmt w:val="bullet"/>
+      <w:lvlText w:val=""/>
+      <w:lvlJc w:val="left"/>
+      <w:pPr>
+        <w:tabs>
+          <w:tab w:val="num" w:pos="2880"/>
+        </w:tabs>
+        <w:ind w:left="2880" w:hanging="360"/>
+      </w:pPr>
+      <w:rPr>
+        <w:rFonts w:ascii="Wingdings" w:hAnsi="Wingdings" w:hint="default"/>
+        <w:sz w:val="20"/>
+      </w:rPr>
+    </w:lvl>
+    <w:lvl w:ilvl="4" w:tentative="1">
+      <w:start w:val="1"/>
+      <w:numFmt w:val="bullet"/>
+      <w:lvlText w:val=""/>
+      <w:lvlJc w:val="left"/>
+      <w:pPr>
+        <w:tabs>
+          <w:tab w:val="num" w:pos="3600"/>
+        </w:tabs>
+        <w:ind w:left="3600" w:hanging="360"/>
+      </w:pPr>
+      <w:rPr>
+        <w:rFonts w:ascii="Wingdings" w:hAnsi="Wingdings" w:hint="default"/>
+        <w:sz w:val="20"/>
+      </w:rPr>
+    </w:lvl>
+    <w:lvl w:ilvl="5" w:tentative="1">
+      <w:start w:val="1"/>
+      <w:numFmt w:val="bullet"/>
+      <w:lvlText w:val=""/>
+      <w:lvlJc w:val="left"/>
+      <w:pPr>
+        <w:tabs>
+          <w:tab w:val="num" w:pos="4320"/>
+        </w:tabs>
+        <w:ind w:left="4320" w:hanging="360"/>
+      </w:pPr>
+      <w:rPr>
+        <w:rFonts w:ascii="Wingdings" w:hAnsi="Wingdings" w:hint="default"/>
+        <w:sz w:val="20"/>
+      </w:rPr>
+    </w:lvl>
+    <w:lvl w:ilvl="6" w:tentative="1">
+      <w:start w:val="1"/>
+      <w:numFmt w:val="bullet"/>
+      <w:lvlText w:val=""/>
+      <w:lvlJc w:val="left"/>
+      <w:pPr>
+        <w:tabs>
+          <w:tab w:val="num" w:pos="5040"/>
+        </w:tabs>
+        <w:ind w:left="5040" w:hanging="360"/>
+      </w:pPr>
+      <w:rPr>
+        <w:rFonts w:ascii="Wingdings" w:hAnsi="Wingdings" w:hint="default"/>
+        <w:sz w:val="20"/>
+      </w:rPr>
+    </w:lvl>
+    <w:lvl w:ilvl="7" w:tentative="1">
+      <w:start w:val="1"/>
+      <w:numFmt w:val="bullet"/>
+      <w:lvlText w:val=""/>
+      <w:lvlJc w:val="left"/>
+      <w:pPr>
+        <w:tabs>
+          <w:tab w:val="num" w:pos="5760"/>
+        </w:tabs>
+        <w:ind w:left="5760" w:hanging="360"/>
+      </w:pPr>
+      <w:rPr>
+        <w:rFonts w:ascii="Wingdings" w:hAnsi="Wingdings" w:hint="default"/>
+        <w:sz w:val="20"/>
+      </w:rPr>
+    </w:lvl>
+    <w:lvl w:ilvl="8" w:tentative="1">
+      <w:start w:val="1"/>
+      <w:numFmt w:val="bullet"/>
+      <w:lvlText w:val=""/>
+      <w:lvlJc w:val="left"/>
+      <w:pPr>
+        <w:tabs>
+          <w:tab w:val="num" w:pos="6480"/>
+        </w:tabs>
+        <w:ind w:left="6480" w:hanging="360"/>
+      </w:pPr>
+      <w:rPr>
+        <w:rFonts w:ascii="Wingdings" w:hAnsi="Wingdings" w:hint="default"/>
+        <w:sz w:val="20"/>
+      </w:rPr>
+    </w:lvl>
+  </w:abstractNum>
+  <w:abstractNum w:abstractNumId="46" w15:restartNumberingAfterBreak="0">
     <w:nsid w:val="67AA274E"/>
     <w:multiLevelType w:val="multilevel"/>
     <w:tmpl w:val="3060469C"/>
@@ -11921,7 +14765,7 @@
       </w:rPr>
     </w:lvl>
   </w:abstractNum>
-  <w:abstractNum w:abstractNumId="36" w15:restartNumberingAfterBreak="0">
+  <w:abstractNum w:abstractNumId="47" w15:restartNumberingAfterBreak="0">
     <w:nsid w:val="68125973"/>
     <w:multiLevelType w:val="multilevel"/>
     <w:tmpl w:val="D8C820EC"/>
@@ -12070,7 +14914,156 @@
       </w:rPr>
     </w:lvl>
   </w:abstractNum>
-  <w:abstractNum w:abstractNumId="37" w15:restartNumberingAfterBreak="0">
+  <w:abstractNum w:abstractNumId="48" w15:restartNumberingAfterBreak="0">
+    <w:nsid w:val="6B6A031E"/>
+    <w:multiLevelType w:val="multilevel"/>
+    <w:tmpl w:val="7A6E3E7A"/>
+    <w:lvl w:ilvl="0">
+      <w:start w:val="1"/>
+      <w:numFmt w:val="bullet"/>
+      <w:lvlText w:val=""/>
+      <w:lvlJc w:val="left"/>
+      <w:pPr>
+        <w:tabs>
+          <w:tab w:val="num" w:pos="720"/>
+        </w:tabs>
+        <w:ind w:left="720" w:hanging="360"/>
+      </w:pPr>
+      <w:rPr>
+        <w:rFonts w:ascii="Symbol" w:hAnsi="Symbol" w:hint="default"/>
+        <w:sz w:val="20"/>
+      </w:rPr>
+    </w:lvl>
+    <w:lvl w:ilvl="1" w:tentative="1">
+      <w:start w:val="1"/>
+      <w:numFmt w:val="bullet"/>
+      <w:lvlText w:val="o"/>
+      <w:lvlJc w:val="left"/>
+      <w:pPr>
+        <w:tabs>
+          <w:tab w:val="num" w:pos="1440"/>
+        </w:tabs>
+        <w:ind w:left="1440" w:hanging="360"/>
+      </w:pPr>
+      <w:rPr>
+        <w:rFonts w:ascii="Courier New" w:hAnsi="Courier New" w:hint="default"/>
+        <w:sz w:val="20"/>
+      </w:rPr>
+    </w:lvl>
+    <w:lvl w:ilvl="2" w:tentative="1">
+      <w:start w:val="1"/>
+      <w:numFmt w:val="bullet"/>
+      <w:lvlText w:val=""/>
+      <w:lvlJc w:val="left"/>
+      <w:pPr>
+        <w:tabs>
+          <w:tab w:val="num" w:pos="2160"/>
+        </w:tabs>
+        <w:ind w:left="2160" w:hanging="360"/>
+      </w:pPr>
+      <w:rPr>
+        <w:rFonts w:ascii="Wingdings" w:hAnsi="Wingdings" w:hint="default"/>
+        <w:sz w:val="20"/>
+      </w:rPr>
+    </w:lvl>
+    <w:lvl w:ilvl="3" w:tentative="1">
+      <w:start w:val="1"/>
+      <w:numFmt w:val="bullet"/>
+      <w:lvlText w:val=""/>
+      <w:lvlJc w:val="left"/>
+      <w:pPr>
+        <w:tabs>
+          <w:tab w:val="num" w:pos="2880"/>
+        </w:tabs>
+        <w:ind w:left="2880" w:hanging="360"/>
+      </w:pPr>
+      <w:rPr>
+        <w:rFonts w:ascii="Wingdings" w:hAnsi="Wingdings" w:hint="default"/>
+        <w:sz w:val="20"/>
+      </w:rPr>
+    </w:lvl>
+    <w:lvl w:ilvl="4" w:tentative="1">
+      <w:start w:val="1"/>
+      <w:numFmt w:val="bullet"/>
+      <w:lvlText w:val=""/>
+      <w:lvlJc w:val="left"/>
+      <w:pPr>
+        <w:tabs>
+          <w:tab w:val="num" w:pos="3600"/>
+        </w:tabs>
+        <w:ind w:left="3600" w:hanging="360"/>
+      </w:pPr>
+      <w:rPr>
+        <w:rFonts w:ascii="Wingdings" w:hAnsi="Wingdings" w:hint="default"/>
+        <w:sz w:val="20"/>
+      </w:rPr>
+    </w:lvl>
+    <w:lvl w:ilvl="5" w:tentative="1">
+      <w:start w:val="1"/>
+      <w:numFmt w:val="bullet"/>
+      <w:lvlText w:val=""/>
+      <w:lvlJc w:val="left"/>
+      <w:pPr>
+        <w:tabs>
+          <w:tab w:val="num" w:pos="4320"/>
+        </w:tabs>
+        <w:ind w:left="4320" w:hanging="360"/>
+      </w:pPr>
+      <w:rPr>
+        <w:rFonts w:ascii="Wingdings" w:hAnsi="Wingdings" w:hint="default"/>
+        <w:sz w:val="20"/>
+      </w:rPr>
+    </w:lvl>
+    <w:lvl w:ilvl="6" w:tentative="1">
+      <w:start w:val="1"/>
+      <w:numFmt w:val="bullet"/>
+      <w:lvlText w:val=""/>
+      <w:lvlJc w:val="left"/>
+      <w:pPr>
+        <w:tabs>
+          <w:tab w:val="num" w:pos="5040"/>
+        </w:tabs>
+        <w:ind w:left="5040" w:hanging="360"/>
+      </w:pPr>
+      <w:rPr>
+        <w:rFonts w:ascii="Wingdings" w:hAnsi="Wingdings" w:hint="default"/>
+        <w:sz w:val="20"/>
+      </w:rPr>
+    </w:lvl>
+    <w:lvl w:ilvl="7" w:tentative="1">
+      <w:start w:val="1"/>
+      <w:numFmt w:val="bullet"/>
+      <w:lvlText w:val=""/>
+      <w:lvlJc w:val="left"/>
+      <w:pPr>
+        <w:tabs>
+          <w:tab w:val="num" w:pos="5760"/>
+        </w:tabs>
+        <w:ind w:left="5760" w:hanging="360"/>
+      </w:pPr>
+      <w:rPr>
+        <w:rFonts w:ascii="Wingdings" w:hAnsi="Wingdings" w:hint="default"/>
+        <w:sz w:val="20"/>
+      </w:rPr>
+    </w:lvl>
+    <w:lvl w:ilvl="8" w:tentative="1">
+      <w:start w:val="1"/>
+      <w:numFmt w:val="bullet"/>
+      <w:lvlText w:val=""/>
+      <w:lvlJc w:val="left"/>
+      <w:pPr>
+        <w:tabs>
+          <w:tab w:val="num" w:pos="6480"/>
+        </w:tabs>
+        <w:ind w:left="6480" w:hanging="360"/>
+      </w:pPr>
+      <w:rPr>
+        <w:rFonts w:ascii="Wingdings" w:hAnsi="Wingdings" w:hint="default"/>
+        <w:sz w:val="20"/>
+      </w:rPr>
+    </w:lvl>
+  </w:abstractNum>
+  <w:abstractNum w:abstractNumId="49" w15:restartNumberingAfterBreak="0">
     <w:nsid w:val="6D6D4FE0"/>
     <w:multiLevelType w:val="multilevel"/>
     <w:tmpl w:val="2DCC5E7E"/>
@@ -12219,7 +15212,7 @@
       </w:rPr>
     </w:lvl>
   </w:abstractNum>
-  <w:abstractNum w:abstractNumId="38" w15:restartNumberingAfterBreak="0">
+  <w:abstractNum w:abstractNumId="50" w15:restartNumberingAfterBreak="0">
     <w:nsid w:val="6FBF5054"/>
     <w:multiLevelType w:val="multilevel"/>
     <w:tmpl w:val="D8C80616"/>
@@ -12368,7 +15361,7 @@
       </w:rPr>
     </w:lvl>
   </w:abstractNum>
-  <w:abstractNum w:abstractNumId="39" w15:restartNumberingAfterBreak="0">
+  <w:abstractNum w:abstractNumId="51" w15:restartNumberingAfterBreak="0">
     <w:nsid w:val="720F0238"/>
     <w:multiLevelType w:val="multilevel"/>
     <w:tmpl w:val="7BAE3A0C"/>
@@ -12517,7 +15510,7 @@
       </w:rPr>
     </w:lvl>
   </w:abstractNum>
-  <w:abstractNum w:abstractNumId="40" w15:restartNumberingAfterBreak="0">
+  <w:abstractNum w:abstractNumId="52" w15:restartNumberingAfterBreak="0">
     <w:nsid w:val="72D05E08"/>
     <w:multiLevelType w:val="multilevel"/>
     <w:tmpl w:val="4F780BE2"/>
@@ -12666,7 +15659,305 @@
       </w:rPr>
     </w:lvl>
   </w:abstractNum>
-  <w:abstractNum w:abstractNumId="41" w15:restartNumberingAfterBreak="0">
+  <w:abstractNum w:abstractNumId="53" w15:restartNumberingAfterBreak="0">
+    <w:nsid w:val="73DD3C6C"/>
+    <w:multiLevelType w:val="multilevel"/>
+    <w:tmpl w:val="624ECE9C"/>
+    <w:lvl w:ilvl="0">
+      <w:start w:val="1"/>
+      <w:numFmt w:val="bullet"/>
+      <w:lvlText w:val=""/>
+      <w:lvlJc w:val="left"/>
+      <w:pPr>
+        <w:tabs>
+          <w:tab w:val="num" w:pos="720"/>
+        </w:tabs>
+        <w:ind w:left="720" w:hanging="360"/>
+      </w:pPr>
+      <w:rPr>
+        <w:rFonts w:ascii="Symbol" w:hAnsi="Symbol" w:hint="default"/>
+        <w:sz w:val="20"/>
+      </w:rPr>
+    </w:lvl>
+    <w:lvl w:ilvl="1" w:tentative="1">
+      <w:start w:val="1"/>
+      <w:numFmt w:val="bullet"/>
+      <w:lvlText w:val="o"/>
+      <w:lvlJc w:val="left"/>
+      <w:pPr>
+        <w:tabs>
+          <w:tab w:val="num" w:pos="1440"/>
+        </w:tabs>
+        <w:ind w:left="1440" w:hanging="360"/>
+      </w:pPr>
+      <w:rPr>
+        <w:rFonts w:ascii="Courier New" w:hAnsi="Courier New" w:hint="default"/>
+        <w:sz w:val="20"/>
+      </w:rPr>
+    </w:lvl>
+    <w:lvl w:ilvl="2" w:tentative="1">
+      <w:start w:val="1"/>
+      <w:numFmt w:val="bullet"/>
+      <w:lvlText w:val=""/>
+      <w:lvlJc w:val="left"/>
+      <w:pPr>
+        <w:tabs>
+          <w:tab w:val="num" w:pos="2160"/>
+        </w:tabs>
+        <w:ind w:left="2160" w:hanging="360"/>
+      </w:pPr>
+      <w:rPr>
+        <w:rFonts w:ascii="Wingdings" w:hAnsi="Wingdings" w:hint="default"/>
+        <w:sz w:val="20"/>
+      </w:rPr>
+    </w:lvl>
+    <w:lvl w:ilvl="3" w:tentative="1">
+      <w:start w:val="1"/>
+      <w:numFmt w:val="bullet"/>
+      <w:lvlText w:val=""/>
+      <w:lvlJc w:val="left"/>
+      <w:pPr>
+        <w:tabs>
+          <w:tab w:val="num" w:pos="2880"/>
+        </w:tabs>
+        <w:ind w:left="2880" w:hanging="360"/>
+      </w:pPr>
+      <w:rPr>
+        <w:rFonts w:ascii="Wingdings" w:hAnsi="Wingdings" w:hint="default"/>
+        <w:sz w:val="20"/>
+      </w:rPr>
+    </w:lvl>
+    <w:lvl w:ilvl="4" w:tentative="1">
+      <w:start w:val="1"/>
+      <w:numFmt w:val="bullet"/>
+      <w:lvlText w:val=""/>
+      <w:lvlJc w:val="left"/>
+      <w:pPr>
+        <w:tabs>
+          <w:tab w:val="num" w:pos="3600"/>
+        </w:tabs>
+        <w:ind w:left="3600" w:hanging="360"/>
+      </w:pPr>
+      <w:rPr>
+        <w:rFonts w:ascii="Wingdings" w:hAnsi="Wingdings" w:hint="default"/>
+        <w:sz w:val="20"/>
+      </w:rPr>
+    </w:lvl>
+    <w:lvl w:ilvl="5" w:tentative="1">
+      <w:start w:val="1"/>
+      <w:numFmt w:val="bullet"/>
+      <w:lvlText w:val=""/>
+      <w:lvlJc w:val="left"/>
+      <w:pPr>
+        <w:tabs>
+          <w:tab w:val="num" w:pos="4320"/>
+        </w:tabs>
+        <w:ind w:left="4320" w:hanging="360"/>
+      </w:pPr>
+      <w:rPr>
+        <w:rFonts w:ascii="Wingdings" w:hAnsi="Wingdings" w:hint="default"/>
+        <w:sz w:val="20"/>
+      </w:rPr>
+    </w:lvl>
+    <w:lvl w:ilvl="6" w:tentative="1">
+      <w:start w:val="1"/>
+      <w:numFmt w:val="bullet"/>
+      <w:lvlText w:val=""/>
+      <w:lvlJc w:val="left"/>
+      <w:pPr>
+        <w:tabs>
+          <w:tab w:val="num" w:pos="5040"/>
+        </w:tabs>
+        <w:ind w:left="5040" w:hanging="360"/>
+      </w:pPr>
+      <w:rPr>
+        <w:rFonts w:ascii="Wingdings" w:hAnsi="Wingdings" w:hint="default"/>
+        <w:sz w:val="20"/>
+      </w:rPr>
+    </w:lvl>
+    <w:lvl w:ilvl="7" w:tentative="1">
+      <w:start w:val="1"/>
+      <w:numFmt w:val="bullet"/>
+      <w:lvlText w:val=""/>
+      <w:lvlJc w:val="left"/>
+      <w:pPr>
+        <w:tabs>
+          <w:tab w:val="num" w:pos="5760"/>
+        </w:tabs>
+        <w:ind w:left="5760" w:hanging="360"/>
+      </w:pPr>
+      <w:rPr>
+        <w:rFonts w:ascii="Wingdings" w:hAnsi="Wingdings" w:hint="default"/>
+        <w:sz w:val="20"/>
+      </w:rPr>
+    </w:lvl>
+    <w:lvl w:ilvl="8" w:tentative="1">
+      <w:start w:val="1"/>
+      <w:numFmt w:val="bullet"/>
+      <w:lvlText w:val=""/>
+      <w:lvlJc w:val="left"/>
+      <w:pPr>
+        <w:tabs>
+          <w:tab w:val="num" w:pos="6480"/>
+        </w:tabs>
+        <w:ind w:left="6480" w:hanging="360"/>
+      </w:pPr>
+      <w:rPr>
+        <w:rFonts w:ascii="Wingdings" w:hAnsi="Wingdings" w:hint="default"/>
+        <w:sz w:val="20"/>
+      </w:rPr>
+    </w:lvl>
+  </w:abstractNum>
+  <w:abstractNum w:abstractNumId="54" w15:restartNumberingAfterBreak="0">
+    <w:nsid w:val="75D36F41"/>
+    <w:multiLevelType w:val="multilevel"/>
+    <w:tmpl w:val="B5667E16"/>
+    <w:lvl w:ilvl="0">
+      <w:start w:val="1"/>
+      <w:numFmt w:val="bullet"/>
+      <w:lvlText w:val=""/>
+      <w:lvlJc w:val="left"/>
+      <w:pPr>
+        <w:tabs>
+          <w:tab w:val="num" w:pos="720"/>
+        </w:tabs>
+        <w:ind w:left="720" w:hanging="360"/>
+      </w:pPr>
+      <w:rPr>
+        <w:rFonts w:ascii="Symbol" w:hAnsi="Symbol" w:hint="default"/>
+        <w:sz w:val="20"/>
+      </w:rPr>
+    </w:lvl>
+    <w:lvl w:ilvl="1" w:tentative="1">
+      <w:start w:val="1"/>
+      <w:numFmt w:val="bullet"/>
+      <w:lvlText w:val="o"/>
+      <w:lvlJc w:val="left"/>
+      <w:pPr>
+        <w:tabs>
+          <w:tab w:val="num" w:pos="1440"/>
+        </w:tabs>
+        <w:ind w:left="1440" w:hanging="360"/>
+      </w:pPr>
+      <w:rPr>
+        <w:rFonts w:ascii="Courier New" w:hAnsi="Courier New" w:hint="default"/>
+        <w:sz w:val="20"/>
+      </w:rPr>
+    </w:lvl>
+    <w:lvl w:ilvl="2" w:tentative="1">
+      <w:start w:val="1"/>
+      <w:numFmt w:val="bullet"/>
+      <w:lvlText w:val=""/>
+      <w:lvlJc w:val="left"/>
+      <w:pPr>
+        <w:tabs>
+          <w:tab w:val="num" w:pos="2160"/>
+        </w:tabs>
+        <w:ind w:left="2160" w:hanging="360"/>
+      </w:pPr>
+      <w:rPr>
+        <w:rFonts w:ascii="Wingdings" w:hAnsi="Wingdings" w:hint="default"/>
+        <w:sz w:val="20"/>
+      </w:rPr>
+    </w:lvl>
+    <w:lvl w:ilvl="3" w:tentative="1">
+      <w:start w:val="1"/>
+      <w:numFmt w:val="bullet"/>
+      <w:lvlText w:val=""/>
+      <w:lvlJc w:val="left"/>
+      <w:pPr>
+        <w:tabs>
+          <w:tab w:val="num" w:pos="2880"/>
+        </w:tabs>
+        <w:ind w:left="2880" w:hanging="360"/>
+      </w:pPr>
+      <w:rPr>
+        <w:rFonts w:ascii="Wingdings" w:hAnsi="Wingdings" w:hint="default"/>
+        <w:sz w:val="20"/>
+      </w:rPr>
+    </w:lvl>
+    <w:lvl w:ilvl="4" w:tentative="1">
+      <w:start w:val="1"/>
+      <w:numFmt w:val="bullet"/>
+      <w:lvlText w:val=""/>
+      <w:lvlJc w:val="left"/>
+      <w:pPr>
+        <w:tabs>
+          <w:tab w:val="num" w:pos="3600"/>
+        </w:tabs>
+        <w:ind w:left="3600" w:hanging="360"/>
+      </w:pPr>
+      <w:rPr>
+        <w:rFonts w:ascii="Wingdings" w:hAnsi="Wingdings" w:hint="default"/>
+        <w:sz w:val="20"/>
+      </w:rPr>
+    </w:lvl>
+    <w:lvl w:ilvl="5" w:tentative="1">
+      <w:start w:val="1"/>
+      <w:numFmt w:val="bullet"/>
+      <w:lvlText w:val=""/>
+      <w:lvlJc w:val="left"/>
+      <w:pPr>
+        <w:tabs>
+          <w:tab w:val="num" w:pos="4320"/>
+        </w:tabs>
+        <w:ind w:left="4320" w:hanging="360"/>
+      </w:pPr>
+      <w:rPr>
+        <w:rFonts w:ascii="Wingdings" w:hAnsi="Wingdings" w:hint="default"/>
+        <w:sz w:val="20"/>
+      </w:rPr>
+    </w:lvl>
+    <w:lvl w:ilvl="6" w:tentative="1">
+      <w:start w:val="1"/>
+      <w:numFmt w:val="bullet"/>
+      <w:lvlText w:val=""/>
+      <w:lvlJc w:val="left"/>
+      <w:pPr>
+        <w:tabs>
+          <w:tab w:val="num" w:pos="5040"/>
+        </w:tabs>
+        <w:ind w:left="5040" w:hanging="360"/>
+      </w:pPr>
+      <w:rPr>
+        <w:rFonts w:ascii="Wingdings" w:hAnsi="Wingdings" w:hint="default"/>
+        <w:sz w:val="20"/>
+      </w:rPr>
+    </w:lvl>
+    <w:lvl w:ilvl="7" w:tentative="1">
+      <w:start w:val="1"/>
+      <w:numFmt w:val="bullet"/>
+      <w:lvlText w:val=""/>
+      <w:lvlJc w:val="left"/>
+      <w:pPr>
+        <w:tabs>
+          <w:tab w:val="num" w:pos="5760"/>
+        </w:tabs>
+        <w:ind w:left="5760" w:hanging="360"/>
+      </w:pPr>
+      <w:rPr>
+        <w:rFonts w:ascii="Wingdings" w:hAnsi="Wingdings" w:hint="default"/>
+        <w:sz w:val="20"/>
+      </w:rPr>
+    </w:lvl>
+    <w:lvl w:ilvl="8" w:tentative="1">
+      <w:start w:val="1"/>
+      <w:numFmt w:val="bullet"/>
+      <w:lvlText w:val=""/>
+      <w:lvlJc w:val="left"/>
+      <w:pPr>
+        <w:tabs>
+          <w:tab w:val="num" w:pos="6480"/>
+        </w:tabs>
+        <w:ind w:left="6480" w:hanging="360"/>
+      </w:pPr>
+      <w:rPr>
+        <w:rFonts w:ascii="Wingdings" w:hAnsi="Wingdings" w:hint="default"/>
+        <w:sz w:val="20"/>
+      </w:rPr>
+    </w:lvl>
+  </w:abstractNum>
+  <w:abstractNum w:abstractNumId="55" w15:restartNumberingAfterBreak="0">
     <w:nsid w:val="766A0D88"/>
     <w:multiLevelType w:val="multilevel"/>
     <w:tmpl w:val="BAAE4788"/>
@@ -12815,131 +16106,325 @@
       </w:rPr>
     </w:lvl>
   </w:abstractNum>
+  <w:abstractNum w:abstractNumId="56" w15:restartNumberingAfterBreak="0">
+    <w:nsid w:val="7EA967E8"/>
+    <w:multiLevelType w:val="multilevel"/>
+    <w:tmpl w:val="FB7A19CC"/>
+    <w:lvl w:ilvl="0">
+      <w:start w:val="1"/>
+      <w:numFmt w:val="bullet"/>
+      <w:lvlText w:val=""/>
+      <w:lvlJc w:val="left"/>
+      <w:pPr>
+        <w:tabs>
+          <w:tab w:val="num" w:pos="720"/>
+        </w:tabs>
+        <w:ind w:left="720" w:hanging="360"/>
+      </w:pPr>
+      <w:rPr>
+        <w:rFonts w:ascii="Symbol" w:hAnsi="Symbol" w:hint="default"/>
+        <w:sz w:val="20"/>
+      </w:rPr>
+    </w:lvl>
+    <w:lvl w:ilvl="1" w:tentative="1">
+      <w:start w:val="1"/>
+      <w:numFmt w:val="bullet"/>
+      <w:lvlText w:val="o"/>
+      <w:lvlJc w:val="left"/>
+      <w:pPr>
+        <w:tabs>
+          <w:tab w:val="num" w:pos="1440"/>
+        </w:tabs>
+        <w:ind w:left="1440" w:hanging="360"/>
+      </w:pPr>
+      <w:rPr>
+        <w:rFonts w:ascii="Courier New" w:hAnsi="Courier New" w:hint="default"/>
+        <w:sz w:val="20"/>
+      </w:rPr>
+    </w:lvl>
+    <w:lvl w:ilvl="2" w:tentative="1">
+      <w:start w:val="1"/>
+      <w:numFmt w:val="bullet"/>
+      <w:lvlText w:val=""/>
+      <w:lvlJc w:val="left"/>
+      <w:pPr>
+        <w:tabs>
+          <w:tab w:val="num" w:pos="2160"/>
+        </w:tabs>
+        <w:ind w:left="2160" w:hanging="360"/>
+      </w:pPr>
+      <w:rPr>
+        <w:rFonts w:ascii="Wingdings" w:hAnsi="Wingdings" w:hint="default"/>
+        <w:sz w:val="20"/>
+      </w:rPr>
+    </w:lvl>
+    <w:lvl w:ilvl="3" w:tentative="1">
+      <w:start w:val="1"/>
+      <w:numFmt w:val="bullet"/>
+      <w:lvlText w:val=""/>
+      <w:lvlJc w:val="left"/>
+      <w:pPr>
+        <w:tabs>
+          <w:tab w:val="num" w:pos="2880"/>
+        </w:tabs>
+        <w:ind w:left="2880" w:hanging="360"/>
+      </w:pPr>
+      <w:rPr>
+        <w:rFonts w:ascii="Wingdings" w:hAnsi="Wingdings" w:hint="default"/>
+        <w:sz w:val="20"/>
+      </w:rPr>
+    </w:lvl>
+    <w:lvl w:ilvl="4" w:tentative="1">
+      <w:start w:val="1"/>
+      <w:numFmt w:val="bullet"/>
+      <w:lvlText w:val=""/>
+      <w:lvlJc w:val="left"/>
+      <w:pPr>
+        <w:tabs>
+          <w:tab w:val="num" w:pos="3600"/>
+        </w:tabs>
+        <w:ind w:left="3600" w:hanging="360"/>
+      </w:pPr>
+      <w:rPr>
+        <w:rFonts w:ascii="Wingdings" w:hAnsi="Wingdings" w:hint="default"/>
+        <w:sz w:val="20"/>
+      </w:rPr>
+    </w:lvl>
+    <w:lvl w:ilvl="5" w:tentative="1">
+      <w:start w:val="1"/>
+      <w:numFmt w:val="bullet"/>
+      <w:lvlText w:val=""/>
+      <w:lvlJc w:val="left"/>
+      <w:pPr>
+        <w:tabs>
+          <w:tab w:val="num" w:pos="4320"/>
+        </w:tabs>
+        <w:ind w:left="4320" w:hanging="360"/>
+      </w:pPr>
+      <w:rPr>
+        <w:rFonts w:ascii="Wingdings" w:hAnsi="Wingdings" w:hint="default"/>
+        <w:sz w:val="20"/>
+      </w:rPr>
+    </w:lvl>
+    <w:lvl w:ilvl="6" w:tentative="1">
+      <w:start w:val="1"/>
+      <w:numFmt w:val="bullet"/>
+      <w:lvlText w:val=""/>
+      <w:lvlJc w:val="left"/>
+      <w:pPr>
+        <w:tabs>
+          <w:tab w:val="num" w:pos="5040"/>
+        </w:tabs>
+        <w:ind w:left="5040" w:hanging="360"/>
+      </w:pPr>
+      <w:rPr>
+        <w:rFonts w:ascii="Wingdings" w:hAnsi="Wingdings" w:hint="default"/>
+        <w:sz w:val="20"/>
+      </w:rPr>
+    </w:lvl>
+    <w:lvl w:ilvl="7" w:tentative="1">
+      <w:start w:val="1"/>
+      <w:numFmt w:val="bullet"/>
+      <w:lvlText w:val=""/>
+      <w:lvlJc w:val="left"/>
+      <w:pPr>
+        <w:tabs>
+          <w:tab w:val="num" w:pos="5760"/>
+        </w:tabs>
+        <w:ind w:left="5760" w:hanging="360"/>
+      </w:pPr>
+      <w:rPr>
+        <w:rFonts w:ascii="Wingdings" w:hAnsi="Wingdings" w:hint="default"/>
+        <w:sz w:val="20"/>
+      </w:rPr>
+    </w:lvl>
+    <w:lvl w:ilvl="8" w:tentative="1">
+      <w:start w:val="1"/>
+      <w:numFmt w:val="bullet"/>
+      <w:lvlText w:val=""/>
+      <w:lvlJc w:val="left"/>
+      <w:pPr>
+        <w:tabs>
+          <w:tab w:val="num" w:pos="6480"/>
+        </w:tabs>
+        <w:ind w:left="6480" w:hanging="360"/>
+      </w:pPr>
+      <w:rPr>
+        <w:rFonts w:ascii="Wingdings" w:hAnsi="Wingdings" w:hint="default"/>
+        <w:sz w:val="20"/>
+      </w:rPr>
+    </w:lvl>
+  </w:abstractNum>
   <w:num w:numId="1" w16cid:durableId="1048607948">
+    <w:abstractNumId w:val="35"/>
+  </w:num>
+  <w:num w:numId="2" w16cid:durableId="1036271869">
+    <w:abstractNumId w:val="16"/>
+  </w:num>
+  <w:num w:numId="3" w16cid:durableId="495344362">
+    <w:abstractNumId w:val="6"/>
+  </w:num>
+  <w:num w:numId="4" w16cid:durableId="1707872184">
+    <w:abstractNumId w:val="37"/>
+  </w:num>
+  <w:num w:numId="5" w16cid:durableId="1722822340">
+    <w:abstractNumId w:val="50"/>
+  </w:num>
+  <w:num w:numId="6" w16cid:durableId="266236880">
+    <w:abstractNumId w:val="52"/>
+  </w:num>
+  <w:num w:numId="7" w16cid:durableId="724715404">
+    <w:abstractNumId w:val="46"/>
+  </w:num>
+  <w:num w:numId="8" w16cid:durableId="580987733">
+    <w:abstractNumId w:val="8"/>
+  </w:num>
+  <w:num w:numId="9" w16cid:durableId="2071344958">
+    <w:abstractNumId w:val="19"/>
+  </w:num>
+  <w:num w:numId="10" w16cid:durableId="201017490">
+    <w:abstractNumId w:val="12"/>
+  </w:num>
+  <w:num w:numId="11" w16cid:durableId="1890997104">
+    <w:abstractNumId w:val="7"/>
+  </w:num>
+  <w:num w:numId="12" w16cid:durableId="1483961119">
+    <w:abstractNumId w:val="26"/>
+  </w:num>
+  <w:num w:numId="13" w16cid:durableId="1509174106">
+    <w:abstractNumId w:val="33"/>
+  </w:num>
+  <w:num w:numId="14" w16cid:durableId="1736974500">
+    <w:abstractNumId w:val="31"/>
+  </w:num>
+  <w:num w:numId="15" w16cid:durableId="1197041141">
+    <w:abstractNumId w:val="2"/>
+  </w:num>
+  <w:num w:numId="16" w16cid:durableId="783890125">
+    <w:abstractNumId w:val="51"/>
+  </w:num>
+  <w:num w:numId="17" w16cid:durableId="1316029083">
+    <w:abstractNumId w:val="36"/>
+  </w:num>
+  <w:num w:numId="18" w16cid:durableId="1179344775">
+    <w:abstractNumId w:val="25"/>
+  </w:num>
+  <w:num w:numId="19" w16cid:durableId="1190601950">
+    <w:abstractNumId w:val="23"/>
+  </w:num>
+  <w:num w:numId="20" w16cid:durableId="333537295">
+    <w:abstractNumId w:val="20"/>
+  </w:num>
+  <w:num w:numId="21" w16cid:durableId="917860693">
+    <w:abstractNumId w:val="22"/>
+  </w:num>
+  <w:num w:numId="22" w16cid:durableId="98991733">
+    <w:abstractNumId w:val="5"/>
+  </w:num>
+  <w:num w:numId="23" w16cid:durableId="99111785">
+    <w:abstractNumId w:val="14"/>
+  </w:num>
+  <w:num w:numId="24" w16cid:durableId="1708992107">
     <w:abstractNumId w:val="29"/>
   </w:num>
-  <w:num w:numId="2" w16cid:durableId="1036271869">
-    <w:abstractNumId w:val="13"/>
-  </w:num>
-  <w:num w:numId="3" w16cid:durableId="495344362">
-    <w:abstractNumId w:val="5"/>
-  </w:num>
-  <w:num w:numId="4" w16cid:durableId="1707872184">
-    <w:abstractNumId w:val="31"/>
-  </w:num>
-  <w:num w:numId="5" w16cid:durableId="1722822340">
-    <w:abstractNumId w:val="38"/>
-  </w:num>
-  <w:num w:numId="6" w16cid:durableId="266236880">
-    <w:abstractNumId w:val="40"/>
-  </w:num>
-  <w:num w:numId="7" w16cid:durableId="724715404">
-    <w:abstractNumId w:val="35"/>
-  </w:num>
-  <w:num w:numId="8" w16cid:durableId="580987733">
-    <w:abstractNumId w:val="7"/>
-  </w:num>
-  <w:num w:numId="9" w16cid:durableId="2071344958">
-    <w:abstractNumId w:val="14"/>
-  </w:num>
-  <w:num w:numId="10" w16cid:durableId="201017490">
-    <w:abstractNumId w:val="10"/>
-  </w:num>
-  <w:num w:numId="11" w16cid:durableId="1890997104">
-    <w:abstractNumId w:val="6"/>
-  </w:num>
-  <w:num w:numId="12" w16cid:durableId="1483961119">
-    <w:abstractNumId w:val="20"/>
-  </w:num>
-  <w:num w:numId="13" w16cid:durableId="1509174106">
-    <w:abstractNumId w:val="27"/>
-  </w:num>
-  <w:num w:numId="14" w16cid:durableId="1736974500">
-    <w:abstractNumId w:val="25"/>
-  </w:num>
-  <w:num w:numId="15" w16cid:durableId="1197041141">
-    <w:abstractNumId w:val="1"/>
-  </w:num>
-  <w:num w:numId="16" w16cid:durableId="783890125">
-    <w:abstractNumId w:val="39"/>
-  </w:num>
-  <w:num w:numId="17" w16cid:durableId="1316029083">
-    <w:abstractNumId w:val="30"/>
-  </w:num>
-  <w:num w:numId="18" w16cid:durableId="1179344775">
-    <w:abstractNumId w:val="19"/>
-  </w:num>
-  <w:num w:numId="19" w16cid:durableId="1190601950">
-    <w:abstractNumId w:val="18"/>
-  </w:num>
-  <w:num w:numId="20" w16cid:durableId="333537295">
-    <w:abstractNumId w:val="15"/>
-  </w:num>
-  <w:num w:numId="21" w16cid:durableId="917860693">
-    <w:abstractNumId w:val="17"/>
-  </w:num>
-  <w:num w:numId="22" w16cid:durableId="98991733">
-    <w:abstractNumId w:val="4"/>
-  </w:num>
-  <w:num w:numId="23" w16cid:durableId="99111785">
-    <w:abstractNumId w:val="11"/>
-  </w:num>
-  <w:num w:numId="24" w16cid:durableId="1708992107">
-    <w:abstractNumId w:val="23"/>
-  </w:num>
   <w:num w:numId="25" w16cid:durableId="1158569095">
-    <w:abstractNumId w:val="41"/>
+    <w:abstractNumId w:val="55"/>
   </w:num>
   <w:num w:numId="26" w16cid:durableId="830023758">
-    <w:abstractNumId w:val="36"/>
+    <w:abstractNumId w:val="47"/>
   </w:num>
   <w:num w:numId="27" w16cid:durableId="2091850318">
-    <w:abstractNumId w:val="32"/>
+    <w:abstractNumId w:val="40"/>
   </w:num>
   <w:num w:numId="28" w16cid:durableId="1979141198">
     <w:abstractNumId w:val="0"/>
   </w:num>
   <w:num w:numId="29" w16cid:durableId="985014808">
+    <w:abstractNumId w:val="4"/>
+  </w:num>
+  <w:num w:numId="30" w16cid:durableId="1495298343">
+    <w:abstractNumId w:val="34"/>
+  </w:num>
+  <w:num w:numId="31" w16cid:durableId="417212848">
+    <w:abstractNumId w:val="43"/>
+  </w:num>
+  <w:num w:numId="32" w16cid:durableId="1813062678">
     <w:abstractNumId w:val="3"/>
   </w:num>
-  <w:num w:numId="30" w16cid:durableId="1495298343">
+  <w:num w:numId="33" w16cid:durableId="366177776">
+    <w:abstractNumId w:val="27"/>
+  </w:num>
+  <w:num w:numId="34" w16cid:durableId="1425809068">
+    <w:abstractNumId w:val="10"/>
+  </w:num>
+  <w:num w:numId="35" w16cid:durableId="1691183806">
+    <w:abstractNumId w:val="30"/>
+  </w:num>
+  <w:num w:numId="36" w16cid:durableId="1184780916">
+    <w:abstractNumId w:val="15"/>
+  </w:num>
+  <w:num w:numId="37" w16cid:durableId="297228991">
+    <w:abstractNumId w:val="32"/>
+  </w:num>
+  <w:num w:numId="38" w16cid:durableId="299265080">
+    <w:abstractNumId w:val="9"/>
+  </w:num>
+  <w:num w:numId="39" w16cid:durableId="2081755087">
+    <w:abstractNumId w:val="42"/>
+  </w:num>
+  <w:num w:numId="40" w16cid:durableId="1658873631">
     <w:abstractNumId w:val="28"/>
   </w:num>
-  <w:num w:numId="31" w16cid:durableId="417212848">
-    <w:abstractNumId w:val="34"/>
+  <w:num w:numId="41" w16cid:durableId="1082020046">
+    <w:abstractNumId w:val="49"/>
   </w:num>
-  <w:num w:numId="32" w16cid:durableId="1813062678">
-    <w:abstractNumId w:val="2"/>
-  </w:num>
-  <w:num w:numId="33" w16cid:durableId="366177776">
+  <w:num w:numId="42" w16cid:durableId="2137137716">
     <w:abstractNumId w:val="21"/>
   </w:num>
-  <w:num w:numId="34" w16cid:durableId="1425809068">
-    <w:abstractNumId w:val="9"/>
+  <w:num w:numId="43" w16cid:durableId="933173868">
+    <w:abstractNumId w:val="54"/>
   </w:num>
-  <w:num w:numId="35" w16cid:durableId="1691183806">
+  <w:num w:numId="44" w16cid:durableId="1339575418">
+    <w:abstractNumId w:val="39"/>
+  </w:num>
+  <w:num w:numId="45" w16cid:durableId="39521378">
     <w:abstractNumId w:val="24"/>
   </w:num>
-  <w:num w:numId="36" w16cid:durableId="1184780916">
-    <w:abstractNumId w:val="12"/>
+  <w:num w:numId="46" w16cid:durableId="2063477153">
+    <w:abstractNumId w:val="18"/>
   </w:num>
-  <w:num w:numId="37" w16cid:durableId="297228991">
-    <w:abstractNumId w:val="26"/>
+  <w:num w:numId="47" w16cid:durableId="878323711">
+    <w:abstractNumId w:val="45"/>
   </w:num>
-  <w:num w:numId="38" w16cid:durableId="299265080">
-    <w:abstractNumId w:val="8"/>
+  <w:num w:numId="48" w16cid:durableId="792284493">
+    <w:abstractNumId w:val="48"/>
   </w:num>
-  <w:num w:numId="39" w16cid:durableId="2081755087">
-    <w:abstractNumId w:val="33"/>
+  <w:num w:numId="49" w16cid:durableId="659233112">
+    <w:abstractNumId w:val="38"/>
   </w:num>
-  <w:num w:numId="40" w16cid:durableId="1658873631">
-    <w:abstractNumId w:val="22"/>
+  <w:num w:numId="50" w16cid:durableId="79183396">
+    <w:abstractNumId w:val="56"/>
   </w:num>
-  <w:num w:numId="41" w16cid:durableId="1082020046">
-    <w:abstractNumId w:val="37"/>
+  <w:num w:numId="51" w16cid:durableId="1346325985">
+    <w:abstractNumId w:val="1"/>
   </w:num>
-  <w:num w:numId="42" w16cid:durableId="2137137716">
-    <w:abstractNumId w:val="16"/>
+  <w:num w:numId="52" w16cid:durableId="140930791">
+    <w:abstractNumId w:val="44"/>
+  </w:num>
+  <w:num w:numId="53" w16cid:durableId="1153529232">
+    <w:abstractNumId w:val="41"/>
+  </w:num>
+  <w:num w:numId="54" w16cid:durableId="235632690">
+    <w:abstractNumId w:val="11"/>
+  </w:num>
+  <w:num w:numId="55" w16cid:durableId="1691177731">
+    <w:abstractNumId w:val="17"/>
+  </w:num>
+  <w:num w:numId="56" w16cid:durableId="205719351">
+    <w:abstractNumId w:val="13"/>
+  </w:num>
+  <w:num w:numId="57" w16cid:durableId="1851022776">
+    <w:abstractNumId w:val="53"/>
   </w:num>
 </w:numbering>
 </file>
@@ -13547,7 +17032,6 @@
   <w:style w:type="character" w:default="1" w:styleId="DefaultParagraphFont">
     <w:name w:val="Default Paragraph Font"/>
     <w:uiPriority w:val="1"/>
-    <w:semiHidden/>
     <w:unhideWhenUsed/>
   </w:style>
   <w:style w:type="table" w:default="1" w:styleId="TableNormal">
@@ -13880,6 +17364,17 @@
       </w:tblBorders>
     </w:tblPr>
   </w:style>
+  <w:style w:type="paragraph" w:styleId="NormalWeb">
+    <w:name w:val="Normal (Web)"/>
+    <w:basedOn w:val="Normal"/>
+    <w:uiPriority w:val="99"/>
+    <w:semiHidden/>
+    <w:unhideWhenUsed/>
+    <w:rsid w:val="00885B87"/>
+    <w:rPr>
+      <w:rFonts w:ascii="Times New Roman" w:hAnsi="Times New Roman" w:cs="Times New Roman"/>
+    </w:rPr>
+  </w:style>
 </w:styles>
 </file>
 
